--- a/Stjernekort/testdata/esdh/19. Bilag 09_Ændringshåndtering.docx
+++ b/Stjernekort/testdata/esdh/19. Bilag 09_Ændringshåndtering.docx
@@ -1,6 +1,6 @@
 
 <file path=word/document.xml><?xml version="1.0" encoding="utf-8"?>
-<w:document xmlns:wpc="http://schemas.microsoft.com/office/word/2010/wordprocessingCanvas" xmlns:cx="http://schemas.microsoft.com/office/drawing/2014/chartex" xmlns:cx1="http://schemas.microsoft.com/office/drawing/2015/9/8/chartex" xmlns:cx2="http://schemas.microsoft.com/office/drawing/2015/10/21/chartex" xmlns:cx3="http://schemas.microsoft.com/office/drawing/2016/5/9/chartex" xmlns:cx4="http://schemas.microsoft.com/office/drawing/2016/5/10/chartex" xmlns:cx5="http://schemas.microsoft.com/office/drawing/2016/5/11/chartex" xmlns:cx6="http://schemas.microsoft.com/office/drawing/2016/5/12/chartex" xmlns:cx7="http://schemas.microsoft.com/office/drawing/2016/5/13/chartex" xmlns:cx8="http://schemas.microsoft.com/office/drawing/2016/5/14/chartex" xmlns:mc="http://schemas.openxmlformats.org/markup-compatibility/2006" xmlns:aink="http://schemas.microsoft.com/office/drawing/2016/ink" xmlns:am3d="http://schemas.microsoft.com/office/drawing/2017/model3d" xmlns:o="urn:schemas-microsoft-com:office:office" xmlns:oel="http://schemas.microsoft.com/office/2019/extlst" xmlns:r="http://schemas.openxmlformats.org/officeDocument/2006/relationships" xmlns:m="http://schemas.openxmlformats.org/officeDocument/2006/math" xmlns:v="urn:schemas-microsoft-com:vml" xmlns:wp14="http://schemas.microsoft.com/office/word/2010/wordprocessingDrawing" xmlns:wp="http://schemas.openxmlformats.org/drawingml/2006/wordprocessingDrawing" xmlns:w10="urn:schemas-microsoft-com:office:word" xmlns:w="http://schemas.openxmlformats.org/wordprocessingml/2006/main" xmlns:w14="http://schemas.microsoft.com/office/word/2010/wordml" xmlns:w15="http://schemas.microsoft.com/office/word/2012/wordml" xmlns:w16cei="http://schemas.microsoft.com/office/word/2026/wordml/cei" xmlns:w16cex="http://schemas.microsoft.com/office/word/2018/wordml/cex" xmlns:w16cid="http://schemas.microsoft.com/office/word/2016/wordml/cid" xmlns:w16="http://schemas.microsoft.com/office/word/2018/wordml" xmlns:w16du="http://schemas.microsoft.com/office/word/2023/wordml/word16du" xmlns:w16sdtdh="http://schemas.microsoft.com/office/word/2020/wordml/sdtdatahash" xmlns:w16sdtfl="http://schemas.microsoft.com/office/word/2024/wordml/sdtformatlock" xmlns:w16se="http://schemas.microsoft.com/office/word/2015/wordml/symex" xmlns:wpg="http://schemas.microsoft.com/office/word/2010/wordprocessingGroup" xmlns:wpi="http://schemas.microsoft.com/office/word/2010/wordprocessingInk" xmlns:wne="http://schemas.microsoft.com/office/word/2006/wordml" xmlns:wps="http://schemas.microsoft.com/office/word/2010/wordprocessingShape" mc:Ignorable="w14 w15 w16se w16cid w16 w16cex w16sdtdh w16sdtfl w16du wp14">
+<w:document xmlns:wpc="http://schemas.microsoft.com/office/word/2010/wordprocessingCanvas" xmlns:cx="http://schemas.microsoft.com/office/drawing/2014/chartex" xmlns:cx1="http://schemas.microsoft.com/office/drawing/2015/9/8/chartex" xmlns:cx2="http://schemas.microsoft.com/office/drawing/2015/10/21/chartex" xmlns:cx3="http://schemas.microsoft.com/office/drawing/2016/5/9/chartex" xmlns:cx4="http://schemas.microsoft.com/office/drawing/2016/5/10/chartex" xmlns:cx5="http://schemas.microsoft.com/office/drawing/2016/5/11/chartex" xmlns:cx6="http://schemas.microsoft.com/office/drawing/2016/5/12/chartex" xmlns:cx7="http://schemas.microsoft.com/office/drawing/2016/5/13/chartex" xmlns:cx8="http://schemas.microsoft.com/office/drawing/2016/5/14/chartex" xmlns:mc="http://schemas.openxmlformats.org/markup-compatibility/2006" xmlns:aink="http://schemas.microsoft.com/office/drawing/2016/ink" xmlns:am3d="http://schemas.microsoft.com/office/drawing/2017/model3d" xmlns:o="urn:schemas-microsoft-com:office:office" xmlns:oel="http://schemas.microsoft.com/office/2019/extlst" xmlns:r="http://schemas.openxmlformats.org/officeDocument/2006/relationships" xmlns:m="http://schemas.openxmlformats.org/officeDocument/2006/math" xmlns:v="urn:schemas-microsoft-com:vml" xmlns:wp14="http://schemas.microsoft.com/office/word/2010/wordprocessingDrawing" xmlns:wp="http://schemas.openxmlformats.org/drawingml/2006/wordprocessingDrawing" xmlns:w10="urn:schemas-microsoft-com:office:word" xmlns:w="http://schemas.openxmlformats.org/wordprocessingml/2006/main" xmlns:w14="http://schemas.microsoft.com/office/word/2010/wordml" xmlns:w15="http://schemas.microsoft.com/office/word/2012/wordml" xmlns:w16cex="http://schemas.microsoft.com/office/word/2018/wordml/cex" xmlns:w16cid="http://schemas.microsoft.com/office/word/2016/wordml/cid" xmlns:w16="http://schemas.microsoft.com/office/word/2018/wordml" xmlns:w16du="http://schemas.microsoft.com/office/word/2023/wordml/word16du" xmlns:w16sdtdh="http://schemas.microsoft.com/office/word/2020/wordml/sdtdatahash" xmlns:w16sdtfl="http://schemas.microsoft.com/office/word/2024/wordml/sdtformatlock" xmlns:w16se="http://schemas.microsoft.com/office/word/2015/wordml/symex" xmlns:wpg="http://schemas.microsoft.com/office/word/2010/wordprocessingGroup" xmlns:wpi="http://schemas.microsoft.com/office/word/2010/wordprocessingInk" xmlns:wne="http://schemas.microsoft.com/office/word/2006/wordml" xmlns:wps="http://schemas.microsoft.com/office/word/2010/wordprocessingShape" mc:Ignorable="w14 w15 w16se w16cid w16 w16cex w16sdtdh w16sdtfl w16du wp14">
   <w:body>
     <w:p/>
     <w:p>
@@ -62,7 +62,7 @@
                         <w:txbxContent>
                           <w:tbl>
                             <w:tblPr>
-                              <w:tblStyle w:val="Tabel-Gitter"/>
+                              <w:tblStyle w:val="TableGrid"/>
                               <w:tblOverlap w:val="never"/>
                               <w:tblW w:w="9526" w:type="dxa"/>
                               <w:tblLayout w:type="fixed"/>
@@ -132,7 +132,7 @@
                   <w:txbxContent>
                     <w:tbl>
                       <w:tblPr>
-                        <w:tblStyle w:val="Tabel-Gitter"/>
+                        <w:tblStyle w:val="TableGrid"/>
                         <w:tblOverlap w:val="never"/>
                         <w:tblW w:w="9526" w:type="dxa"/>
                         <w:tblLayout w:type="fixed"/>
@@ -240,7 +240,7 @@
                         <w:txbxContent>
                           <w:tbl>
                             <w:tblPr>
-                              <w:tblStyle w:val="Tabel-Gitter"/>
+                              <w:tblStyle w:val="TableGrid"/>
                               <w:tblOverlap w:val="never"/>
                               <w:tblW w:w="9526" w:type="dxa"/>
                               <w:tblLayout w:type="fixed"/>
@@ -643,7 +643,7 @@
               </wp:anchor>
             </w:drawing>
           </mc:Choice>
-          <mc:Fallback>
+          <mc:Fallback xmlns:w16cei="http://schemas.microsoft.com/office/word/2026/wordml/cei">
             <w:pict>
               <v:shape w14:anchorId="0652AA45" id="Coverpage_TextOnly" o:spid="_x0000_s1027" type="#_x0000_t202" style="position:absolute;margin-left:-28.35pt;margin-top:70.9pt;width:482.15pt;height:687.7pt;z-index:251658241;visibility:hidden;mso-wrap-style:square;mso-width-percent:0;mso-height-percent:0;mso-wrap-distance-left:9pt;mso-wrap-distance-top:0;mso-wrap-distance-right:9pt;mso-wrap-distance-bottom:0;mso-position-horizontal:absolute;mso-position-horizontal-relative:margin;mso-position-vertical:absolute;mso-position-vertical-relative:page;mso-width-percent:0;mso-height-percent:0;mso-width-relative:margin;mso-height-relative:margin;v-text-anchor:top" o:gfxdata="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" stroked="f" strokeweight=".5pt">
                 <v:textbox inset="0,0,0,0">
@@ -1498,8 +1498,8 @@
             <w:pPr>
               <w:spacing w:line="276" w:lineRule="auto"/>
             </w:pPr>
-            <w:bookmarkStart w:id="29" w:name="OFF_ReportDisclaimer"/>
-            <w:bookmarkEnd w:id="29"/>
+            <w:bookmarkStart w:id="15" w:name="OFF_ReportDisclaimer"/>
+            <w:bookmarkEnd w:id="15"/>
           </w:p>
         </w:tc>
       </w:tr>
@@ -1607,7 +1607,7 @@
     <w:p/>
     <w:p/>
     <w:p>
-      <w:bookmarkStart w:id="30" w:name="LAN_Contents"/>
+      <w:bookmarkStart w:id="16" w:name="LAN_Contents"/>
       <w:r>
         <w:rPr>
           <w:b/>
@@ -1618,7 +1618,7 @@
     </w:p>
     <w:tbl>
       <w:tblPr>
-        <w:tblStyle w:val="Tabel-Gitter"/>
+        <w:tblStyle w:val="TableGrid"/>
         <w:tblW w:w="8791" w:type="dxa"/>
         <w:tblInd w:w="-567" w:type="dxa"/>
         <w:tblBorders>
@@ -1649,20 +1649,19 @@
           </w:tcPr>
           <w:p>
             <w:pPr>
-              <w:pStyle w:val="Overskrift"/>
+              <w:pStyle w:val="TOCHeading"/>
             </w:pPr>
             <w:r>
-              <w:lastRenderedPageBreak/>
               <w:t>Indhold</w:t>
             </w:r>
-            <w:bookmarkEnd w:id="30"/>
+            <w:bookmarkEnd w:id="16"/>
           </w:p>
         </w:tc>
       </w:tr>
     </w:tbl>
     <w:p>
       <w:pPr>
-        <w:pStyle w:val="Indholdsfortegnelse1"/>
+        <w:pStyle w:val="TOC1"/>
         <w:rPr>
           <w:rFonts w:asciiTheme="minorHAnsi" w:eastAsiaTheme="minorEastAsia" w:hAnsiTheme="minorHAnsi" w:cstheme="minorBidi"/>
           <w:b w:val="0"/>
@@ -1775,7 +1774,7 @@
     </w:p>
     <w:p>
       <w:pPr>
-        <w:pStyle w:val="Indholdsfortegnelse1"/>
+        <w:pStyle w:val="TOC1"/>
         <w:rPr>
           <w:rFonts w:asciiTheme="minorHAnsi" w:eastAsiaTheme="minorEastAsia" w:hAnsiTheme="minorHAnsi" w:cstheme="minorBidi"/>
           <w:b w:val="0"/>
@@ -1867,7 +1866,7 @@
     </w:p>
     <w:p>
       <w:pPr>
-        <w:pStyle w:val="Indholdsfortegnelse2"/>
+        <w:pStyle w:val="TOC2"/>
         <w:rPr>
           <w:rFonts w:asciiTheme="minorHAnsi" w:eastAsiaTheme="minorEastAsia" w:hAnsiTheme="minorHAnsi" w:cstheme="minorBidi"/>
           <w:noProof/>
@@ -1957,7 +1956,7 @@
     </w:p>
     <w:p>
       <w:pPr>
-        <w:pStyle w:val="Indholdsfortegnelse2"/>
+        <w:pStyle w:val="TOC2"/>
         <w:rPr>
           <w:rFonts w:asciiTheme="minorHAnsi" w:eastAsiaTheme="minorEastAsia" w:hAnsiTheme="minorHAnsi" w:cstheme="minorBidi"/>
           <w:noProof/>
@@ -2047,7 +2046,7 @@
     </w:p>
     <w:p>
       <w:pPr>
-        <w:pStyle w:val="Indholdsfortegnelse1"/>
+        <w:pStyle w:val="TOC1"/>
         <w:rPr>
           <w:rFonts w:asciiTheme="minorHAnsi" w:eastAsiaTheme="minorEastAsia" w:hAnsiTheme="minorHAnsi" w:cstheme="minorBidi"/>
           <w:b w:val="0"/>
@@ -2139,7 +2138,7 @@
     </w:p>
     <w:p>
       <w:pPr>
-        <w:pStyle w:val="Indholdsfortegnelse1"/>
+        <w:pStyle w:val="TOC1"/>
         <w:rPr>
           <w:rFonts w:asciiTheme="minorHAnsi" w:eastAsiaTheme="minorEastAsia" w:hAnsiTheme="minorHAnsi" w:cstheme="minorBidi"/>
           <w:b w:val="0"/>
@@ -2231,7 +2230,7 @@
     </w:p>
     <w:p>
       <w:pPr>
-        <w:pStyle w:val="Indholdsfortegnelse1"/>
+        <w:pStyle w:val="TOC1"/>
         <w:rPr>
           <w:rFonts w:asciiTheme="minorHAnsi" w:eastAsiaTheme="minorEastAsia" w:hAnsiTheme="minorHAnsi" w:cstheme="minorBidi"/>
           <w:b w:val="0"/>
@@ -2323,7 +2322,7 @@
     </w:p>
     <w:p>
       <w:pPr>
-        <w:pStyle w:val="Indholdsfortegnelse1"/>
+        <w:pStyle w:val="TOC1"/>
         <w:rPr>
           <w:rFonts w:asciiTheme="minorHAnsi" w:eastAsiaTheme="minorEastAsia" w:hAnsiTheme="minorHAnsi" w:cstheme="minorBidi"/>
           <w:b w:val="0"/>
@@ -2415,7 +2414,7 @@
     </w:p>
     <w:p>
       <w:pPr>
-        <w:pStyle w:val="Indholdsfortegnelse1"/>
+        <w:pStyle w:val="TOC1"/>
         <w:rPr>
           <w:rFonts w:asciiTheme="minorHAnsi" w:eastAsiaTheme="minorEastAsia" w:hAnsiTheme="minorHAnsi" w:cstheme="minorBidi"/>
           <w:b w:val="0"/>
@@ -2507,7 +2506,7 @@
     </w:p>
     <w:p>
       <w:pPr>
-        <w:pStyle w:val="Indholdsfortegnelse1"/>
+        <w:pStyle w:val="TOC1"/>
         <w:rPr>
           <w:rFonts w:asciiTheme="minorHAnsi" w:eastAsiaTheme="minorEastAsia" w:hAnsiTheme="minorHAnsi" w:cstheme="minorBidi"/>
           <w:b w:val="0"/>
@@ -2679,15 +2678,14 @@
     </w:p>
     <w:p>
       <w:pPr>
-        <w:pStyle w:val="Overskrift1"/>
+        <w:pStyle w:val="Heading1"/>
         <w:spacing w:line="276" w:lineRule="auto"/>
       </w:pPr>
-      <w:bookmarkStart w:id="31" w:name="_Toc237595582"/>
+      <w:bookmarkStart w:id="17" w:name="_Toc237595582"/>
       <w:r>
-        <w:lastRenderedPageBreak/>
         <w:t>Ændringer af kontrakten</w:t>
       </w:r>
-      <w:bookmarkEnd w:id="31"/>
+      <w:bookmarkEnd w:id="17"/>
     </w:p>
     <w:p>
       <w:pPr>
@@ -2724,17 +2722,17 @@
     </w:p>
     <w:p>
       <w:pPr>
-        <w:pStyle w:val="Overskrift1"/>
+        <w:pStyle w:val="Heading1"/>
         <w:keepLines w:val="0"/>
         <w:pageBreakBefore w:val="0"/>
         <w:suppressAutoHyphens w:val="0"/>
         <w:spacing w:after="240" w:line="276" w:lineRule="auto"/>
         <w:contextualSpacing w:val="0"/>
       </w:pPr>
-      <w:bookmarkStart w:id="32" w:name="_Toc518395003"/>
-      <w:bookmarkStart w:id="33" w:name="_Toc447916280"/>
-      <w:bookmarkStart w:id="34" w:name="_Toc448748231"/>
-      <w:bookmarkStart w:id="35" w:name="_Toc237595583"/>
+      <w:bookmarkStart w:id="18" w:name="_Toc518395003"/>
+      <w:bookmarkStart w:id="19" w:name="_Toc237595583"/>
+      <w:bookmarkStart w:id="20" w:name="_Toc447916280"/>
+      <w:bookmarkStart w:id="21" w:name="_Toc448748231"/>
       <w:r>
         <w:t>H</w:t>
       </w:r>
@@ -2744,23 +2742,23 @@
       <w:r>
         <w:t>ændringer</w:t>
       </w:r>
-      <w:bookmarkEnd w:id="32"/>
-      <w:bookmarkEnd w:id="35"/>
+      <w:bookmarkEnd w:id="18"/>
+      <w:bookmarkEnd w:id="19"/>
     </w:p>
     <w:p>
       <w:pPr>
-        <w:pStyle w:val="Overskrift2"/>
+        <w:pStyle w:val="Heading2"/>
         <w:spacing w:line="276" w:lineRule="auto"/>
       </w:pPr>
-      <w:bookmarkStart w:id="36" w:name="_Toc518395004"/>
-      <w:bookmarkStart w:id="37" w:name="_Toc237595584"/>
+      <w:bookmarkStart w:id="22" w:name="_Toc518395004"/>
+      <w:bookmarkStart w:id="23" w:name="_Toc237595584"/>
       <w:r>
         <w:t>Kundens ændringsanmodning</w:t>
       </w:r>
-      <w:bookmarkEnd w:id="33"/>
-      <w:bookmarkEnd w:id="34"/>
-      <w:bookmarkEnd w:id="36"/>
-      <w:bookmarkEnd w:id="37"/>
+      <w:bookmarkEnd w:id="20"/>
+      <w:bookmarkEnd w:id="21"/>
+      <w:bookmarkEnd w:id="22"/>
+      <w:bookmarkEnd w:id="23"/>
     </w:p>
     <w:p>
       <w:pPr>
@@ -2977,8 +2975,8 @@
       <w:pPr>
         <w:spacing w:line="276" w:lineRule="auto"/>
       </w:pPr>
-      <w:bookmarkStart w:id="38" w:name="_Toc447916281"/>
-      <w:bookmarkStart w:id="39" w:name="_Toc448748232"/>
+      <w:bookmarkStart w:id="24" w:name="_Toc447916281"/>
+      <w:bookmarkStart w:id="25" w:name="_Toc448748232"/>
       <w:r>
         <w:t xml:space="preserve">Når </w:t>
       </w:r>
@@ -3062,19 +3060,18 @@
     </w:p>
     <w:p>
       <w:pPr>
-        <w:pStyle w:val="Overskrift2"/>
+        <w:pStyle w:val="Heading2"/>
         <w:spacing w:line="276" w:lineRule="auto"/>
       </w:pPr>
-      <w:bookmarkStart w:id="40" w:name="_Toc518395005"/>
-      <w:bookmarkStart w:id="41" w:name="_Toc237595585"/>
+      <w:bookmarkStart w:id="26" w:name="_Toc518395005"/>
+      <w:bookmarkStart w:id="27" w:name="_Toc237595585"/>
       <w:r>
-        <w:lastRenderedPageBreak/>
         <w:t>Leverandørens ændringsanmodning</w:t>
       </w:r>
-      <w:bookmarkEnd w:id="38"/>
-      <w:bookmarkEnd w:id="39"/>
-      <w:bookmarkEnd w:id="40"/>
-      <w:bookmarkEnd w:id="41"/>
+      <w:bookmarkEnd w:id="24"/>
+      <w:bookmarkEnd w:id="25"/>
+      <w:bookmarkEnd w:id="26"/>
+      <w:bookmarkEnd w:id="27"/>
     </w:p>
     <w:p>
       <w:pPr>
@@ -3270,30 +3267,30 @@
     </w:p>
     <w:p>
       <w:pPr>
-        <w:pStyle w:val="Overskrift1"/>
+        <w:pStyle w:val="Heading1"/>
         <w:keepLines w:val="0"/>
         <w:pageBreakBefore w:val="0"/>
         <w:suppressAutoHyphens w:val="0"/>
         <w:spacing w:after="240" w:line="276" w:lineRule="auto"/>
         <w:contextualSpacing w:val="0"/>
       </w:pPr>
-      <w:bookmarkStart w:id="42" w:name="_Toc98494577"/>
-      <w:bookmarkStart w:id="43" w:name="_Toc174861856"/>
-      <w:bookmarkStart w:id="44" w:name="_Toc212277887"/>
-      <w:bookmarkStart w:id="45" w:name="_Toc247410590"/>
-      <w:bookmarkStart w:id="46" w:name="_Ref518320445"/>
-      <w:bookmarkStart w:id="47" w:name="_Toc518395006"/>
-      <w:bookmarkStart w:id="48" w:name="_Toc237595586"/>
+      <w:bookmarkStart w:id="28" w:name="_Toc98494577"/>
+      <w:bookmarkStart w:id="29" w:name="_Toc174861856"/>
+      <w:bookmarkStart w:id="30" w:name="_Toc212277887"/>
+      <w:bookmarkStart w:id="31" w:name="_Toc247410590"/>
+      <w:bookmarkStart w:id="32" w:name="_Ref518320445"/>
+      <w:bookmarkStart w:id="33" w:name="_Toc518395006"/>
+      <w:bookmarkStart w:id="34" w:name="_Toc237595586"/>
       <w:r>
         <w:t>Løsningsforslag</w:t>
       </w:r>
-      <w:bookmarkEnd w:id="42"/>
-      <w:bookmarkEnd w:id="43"/>
-      <w:bookmarkEnd w:id="44"/>
-      <w:bookmarkEnd w:id="45"/>
-      <w:bookmarkEnd w:id="46"/>
-      <w:bookmarkEnd w:id="47"/>
-      <w:bookmarkEnd w:id="48"/>
+      <w:bookmarkEnd w:id="28"/>
+      <w:bookmarkEnd w:id="29"/>
+      <w:bookmarkEnd w:id="30"/>
+      <w:bookmarkEnd w:id="31"/>
+      <w:bookmarkEnd w:id="32"/>
+      <w:bookmarkEnd w:id="33"/>
+      <w:bookmarkEnd w:id="34"/>
     </w:p>
     <w:p>
       <w:pPr>
@@ -3524,13 +3521,12 @@
         <w:spacing w:line="276" w:lineRule="auto"/>
       </w:pPr>
       <w:r>
-        <w:lastRenderedPageBreak/>
         <w:t xml:space="preserve">Øvrige relevante forhold </w:t>
       </w:r>
     </w:p>
     <w:p>
       <w:pPr>
-        <w:pStyle w:val="Listeafsnit"/>
+        <w:pStyle w:val="ListParagraph"/>
         <w:spacing w:line="276" w:lineRule="auto"/>
         <w:rPr>
           <w:rFonts w:cs="Arial"/>
@@ -3572,28 +3568,28 @@
     </w:p>
     <w:p>
       <w:pPr>
-        <w:pStyle w:val="Overskrift1"/>
+        <w:pStyle w:val="Heading1"/>
         <w:keepLines w:val="0"/>
         <w:pageBreakBefore w:val="0"/>
         <w:suppressAutoHyphens w:val="0"/>
         <w:spacing w:after="240" w:line="276" w:lineRule="auto"/>
         <w:contextualSpacing w:val="0"/>
       </w:pPr>
-      <w:bookmarkStart w:id="49" w:name="_Toc98494578"/>
-      <w:bookmarkStart w:id="50" w:name="_Toc174861857"/>
-      <w:bookmarkStart w:id="51" w:name="_Toc212277888"/>
-      <w:bookmarkStart w:id="52" w:name="_Toc247410591"/>
-      <w:bookmarkStart w:id="53" w:name="_Toc518395007"/>
-      <w:bookmarkStart w:id="54" w:name="_Toc237595587"/>
+      <w:bookmarkStart w:id="35" w:name="_Toc98494578"/>
+      <w:bookmarkStart w:id="36" w:name="_Toc174861857"/>
+      <w:bookmarkStart w:id="37" w:name="_Toc212277888"/>
+      <w:bookmarkStart w:id="38" w:name="_Toc247410591"/>
+      <w:bookmarkStart w:id="39" w:name="_Toc518395007"/>
+      <w:bookmarkStart w:id="40" w:name="_Toc237595587"/>
       <w:r>
         <w:t>Vurdering og godkendelse af ændringer</w:t>
       </w:r>
-      <w:bookmarkEnd w:id="49"/>
-      <w:bookmarkEnd w:id="50"/>
-      <w:bookmarkEnd w:id="51"/>
-      <w:bookmarkEnd w:id="52"/>
-      <w:bookmarkEnd w:id="53"/>
-      <w:bookmarkEnd w:id="54"/>
+      <w:bookmarkEnd w:id="35"/>
+      <w:bookmarkEnd w:id="36"/>
+      <w:bookmarkEnd w:id="37"/>
+      <w:bookmarkEnd w:id="38"/>
+      <w:bookmarkEnd w:id="39"/>
+      <w:bookmarkEnd w:id="40"/>
     </w:p>
     <w:p>
       <w:pPr>
@@ -3616,7 +3612,7 @@
     </w:p>
     <w:p>
       <w:pPr>
-        <w:pStyle w:val="Listeafsnit"/>
+        <w:pStyle w:val="ListParagraph"/>
         <w:numPr>
           <w:ilvl w:val="0"/>
           <w:numId w:val="19"/>
@@ -3638,7 +3634,7 @@
     </w:p>
     <w:p>
       <w:pPr>
-        <w:pStyle w:val="Listeafsnit"/>
+        <w:pStyle w:val="ListParagraph"/>
         <w:numPr>
           <w:ilvl w:val="0"/>
           <w:numId w:val="19"/>
@@ -3654,7 +3650,7 @@
     </w:p>
     <w:p>
       <w:pPr>
-        <w:pStyle w:val="Listeafsnit"/>
+        <w:pStyle w:val="ListParagraph"/>
         <w:numPr>
           <w:ilvl w:val="0"/>
           <w:numId w:val="19"/>
@@ -3718,7 +3714,13 @@
         <w:t xml:space="preserve">everandørens løsningsforslag, indarbejdes </w:t>
       </w:r>
       <w:r>
-        <w:t xml:space="preserve">ændringen i Kontrakten i overensstemmelse med Kontraktens </w:t>
+        <w:t>ændringen i Kontrakten i overensstemmelse med Kont</w:t>
+      </w:r>
+      <w:r>
+        <w:t>r</w:t>
+      </w:r>
+      <w:r>
+        <w:t xml:space="preserve">aktens </w:t>
       </w:r>
       <w:r>
         <w:t>punkt</w:t>
@@ -3874,20 +3876,20 @@
     </w:p>
     <w:p>
       <w:pPr>
-        <w:pStyle w:val="Overskrift1"/>
+        <w:pStyle w:val="Heading1"/>
         <w:keepLines w:val="0"/>
         <w:pageBreakBefore w:val="0"/>
         <w:suppressAutoHyphens w:val="0"/>
         <w:spacing w:after="0" w:line="276" w:lineRule="auto"/>
         <w:contextualSpacing w:val="0"/>
       </w:pPr>
-      <w:bookmarkStart w:id="55" w:name="_Toc518395008"/>
-      <w:bookmarkStart w:id="56" w:name="_Toc237595588"/>
+      <w:bookmarkStart w:id="41" w:name="_Toc518395008"/>
+      <w:bookmarkStart w:id="42" w:name="_Toc237595588"/>
       <w:r>
         <w:t>Betaling for gennemførelse af ændring</w:t>
       </w:r>
-      <w:bookmarkEnd w:id="55"/>
-      <w:bookmarkEnd w:id="56"/>
+      <w:bookmarkEnd w:id="41"/>
+      <w:bookmarkEnd w:id="42"/>
     </w:p>
     <w:p>
       <w:pPr>
@@ -3948,15 +3950,14 @@
     </w:p>
     <w:p>
       <w:pPr>
-        <w:pStyle w:val="Overskrift1"/>
+        <w:pStyle w:val="Heading1"/>
         <w:pageBreakBefore w:val="0"/>
       </w:pPr>
-      <w:bookmarkStart w:id="57" w:name="_Toc237595589"/>
+      <w:bookmarkStart w:id="43" w:name="_Toc237595589"/>
       <w:r>
-        <w:lastRenderedPageBreak/>
         <w:t>Leverandørens reaktionstider</w:t>
       </w:r>
-      <w:bookmarkEnd w:id="57"/>
+      <w:bookmarkEnd w:id="43"/>
     </w:p>
     <w:p>
       <w:pPr>
@@ -4255,28 +4256,28 @@
     </w:p>
     <w:p>
       <w:pPr>
-        <w:pStyle w:val="Overskrift1"/>
+        <w:pStyle w:val="Heading1"/>
         <w:keepLines w:val="0"/>
         <w:pageBreakBefore w:val="0"/>
         <w:suppressAutoHyphens w:val="0"/>
         <w:spacing w:after="240" w:line="276" w:lineRule="auto"/>
         <w:contextualSpacing w:val="0"/>
       </w:pPr>
-      <w:bookmarkStart w:id="58" w:name="_Toc98494580"/>
-      <w:bookmarkStart w:id="59" w:name="_Toc174861859"/>
-      <w:bookmarkStart w:id="60" w:name="_Toc212277890"/>
-      <w:bookmarkStart w:id="61" w:name="_Toc247410593"/>
-      <w:bookmarkStart w:id="62" w:name="_Toc518395009"/>
-      <w:bookmarkStart w:id="63" w:name="_Toc237595590"/>
+      <w:bookmarkStart w:id="44" w:name="_Toc98494580"/>
+      <w:bookmarkStart w:id="45" w:name="_Toc174861859"/>
+      <w:bookmarkStart w:id="46" w:name="_Toc212277890"/>
+      <w:bookmarkStart w:id="47" w:name="_Toc247410593"/>
+      <w:bookmarkStart w:id="48" w:name="_Toc518395009"/>
+      <w:bookmarkStart w:id="49" w:name="_Toc237595590"/>
       <w:r>
         <w:t>Ændringslog</w:t>
       </w:r>
-      <w:bookmarkEnd w:id="58"/>
-      <w:bookmarkEnd w:id="59"/>
-      <w:bookmarkEnd w:id="60"/>
-      <w:bookmarkEnd w:id="61"/>
-      <w:bookmarkEnd w:id="62"/>
-      <w:bookmarkEnd w:id="63"/>
+      <w:bookmarkEnd w:id="44"/>
+      <w:bookmarkEnd w:id="45"/>
+      <w:bookmarkEnd w:id="46"/>
+      <w:bookmarkEnd w:id="47"/>
+      <w:bookmarkEnd w:id="48"/>
+      <w:bookmarkEnd w:id="49"/>
     </w:p>
     <w:p>
       <w:pPr>
@@ -4293,7 +4294,7 @@
     </w:p>
     <w:p>
       <w:pPr>
-        <w:pStyle w:val="Listeafsnit"/>
+        <w:pStyle w:val="ListParagraph"/>
         <w:numPr>
           <w:ilvl w:val="0"/>
           <w:numId w:val="17"/>
@@ -4312,7 +4313,7 @@
     </w:p>
     <w:p>
       <w:pPr>
-        <w:pStyle w:val="Listeafsnit"/>
+        <w:pStyle w:val="ListParagraph"/>
         <w:numPr>
           <w:ilvl w:val="0"/>
           <w:numId w:val="17"/>
@@ -4331,7 +4332,7 @@
     </w:p>
     <w:p>
       <w:pPr>
-        <w:pStyle w:val="Listeafsnit"/>
+        <w:pStyle w:val="ListParagraph"/>
         <w:numPr>
           <w:ilvl w:val="0"/>
           <w:numId w:val="17"/>
@@ -4350,7 +4351,7 @@
     </w:p>
     <w:p>
       <w:pPr>
-        <w:pStyle w:val="Listeafsnit"/>
+        <w:pStyle w:val="ListParagraph"/>
         <w:numPr>
           <w:ilvl w:val="0"/>
           <w:numId w:val="17"/>
@@ -4369,7 +4370,7 @@
     </w:p>
     <w:p>
       <w:pPr>
-        <w:pStyle w:val="Listeafsnit"/>
+        <w:pStyle w:val="ListParagraph"/>
         <w:numPr>
           <w:ilvl w:val="0"/>
           <w:numId w:val="17"/>
@@ -4382,7 +4383,7 @@
     </w:p>
     <w:p>
       <w:pPr>
-        <w:pStyle w:val="Listeafsnit"/>
+        <w:pStyle w:val="ListParagraph"/>
         <w:numPr>
           <w:ilvl w:val="0"/>
           <w:numId w:val="17"/>
@@ -4395,7 +4396,7 @@
     </w:p>
     <w:p>
       <w:pPr>
-        <w:pStyle w:val="Listeafsnit"/>
+        <w:pStyle w:val="ListParagraph"/>
         <w:numPr>
           <w:ilvl w:val="0"/>
           <w:numId w:val="17"/>
@@ -4489,14 +4490,14 @@
     </w:p>
     <w:p>
       <w:pPr>
-        <w:pStyle w:val="Overskrift1"/>
+        <w:pStyle w:val="Heading1"/>
         <w:pageBreakBefore w:val="0"/>
       </w:pPr>
-      <w:bookmarkStart w:id="64" w:name="_Toc237595591"/>
+      <w:bookmarkStart w:id="50" w:name="_Toc237595591"/>
       <w:r>
         <w:t>Ændringsstyring</w:t>
       </w:r>
-      <w:bookmarkEnd w:id="64"/>
+      <w:bookmarkEnd w:id="50"/>
     </w:p>
     <w:p>
       <w:r>
@@ -4521,7 +4522,7 @@
     <w:p/>
     <w:p>
       <w:pPr>
-        <w:pStyle w:val="Listeafsnit"/>
+        <w:pStyle w:val="ListParagraph"/>
         <w:numPr>
           <w:ilvl w:val="0"/>
           <w:numId w:val="21"/>
@@ -4533,7 +4534,7 @@
     </w:p>
     <w:p>
       <w:pPr>
-        <w:pStyle w:val="Listeafsnit"/>
+        <w:pStyle w:val="ListParagraph"/>
         <w:numPr>
           <w:ilvl w:val="0"/>
           <w:numId w:val="21"/>
@@ -4545,7 +4546,7 @@
     </w:p>
     <w:p>
       <w:pPr>
-        <w:pStyle w:val="Listeafsnit"/>
+        <w:pStyle w:val="ListParagraph"/>
         <w:numPr>
           <w:ilvl w:val="0"/>
           <w:numId w:val="21"/>
@@ -4563,7 +4564,6 @@
         </w:rPr>
       </w:pPr>
       <w:r>
-        <w:lastRenderedPageBreak/>
         <w:t>På baggrund af kontraktoversigten skal Leverandøren drage omsorg for, at Parterne hver har adgang til en komplet samling af det gældende kontraktgrundlag samt alle ændringer og tilføjelser.</w:t>
       </w:r>
     </w:p>
@@ -4694,7 +4694,7 @@
 </file>
 
 <file path=word/endnotes.xml><?xml version="1.0" encoding="utf-8"?>
-<w:endnotes xmlns:wpc="http://schemas.microsoft.com/office/word/2010/wordprocessingCanvas" xmlns:cx="http://schemas.microsoft.com/office/drawing/2014/chartex" xmlns:cx1="http://schemas.microsoft.com/office/drawing/2015/9/8/chartex" xmlns:cx2="http://schemas.microsoft.com/office/drawing/2015/10/21/chartex" xmlns:cx3="http://schemas.microsoft.com/office/drawing/2016/5/9/chartex" xmlns:cx4="http://schemas.microsoft.com/office/drawing/2016/5/10/chartex" xmlns:cx5="http://schemas.microsoft.com/office/drawing/2016/5/11/chartex" xmlns:cx6="http://schemas.microsoft.com/office/drawing/2016/5/12/chartex" xmlns:cx7="http://schemas.microsoft.com/office/drawing/2016/5/13/chartex" xmlns:cx8="http://schemas.microsoft.com/office/drawing/2016/5/14/chartex" xmlns:mc="http://schemas.openxmlformats.org/markup-compatibility/2006" xmlns:aink="http://schemas.microsoft.com/office/drawing/2016/ink" xmlns:am3d="http://schemas.microsoft.com/office/drawing/2017/model3d" xmlns:o="urn:schemas-microsoft-com:office:office" xmlns:oel="http://schemas.microsoft.com/office/2019/extlst" xmlns:r="http://schemas.openxmlformats.org/officeDocument/2006/relationships" xmlns:m="http://schemas.openxmlformats.org/officeDocument/2006/math" xmlns:v="urn:schemas-microsoft-com:vml" xmlns:wp14="http://schemas.microsoft.com/office/word/2010/wordprocessingDrawing" xmlns:wp="http://schemas.openxmlformats.org/drawingml/2006/wordprocessingDrawing" xmlns:w10="urn:schemas-microsoft-com:office:word" xmlns:w="http://schemas.openxmlformats.org/wordprocessingml/2006/main" xmlns:w14="http://schemas.microsoft.com/office/word/2010/wordml" xmlns:w15="http://schemas.microsoft.com/office/word/2012/wordml" xmlns:w16cei="http://schemas.microsoft.com/office/word/2026/wordml/cei" xmlns:w16cex="http://schemas.microsoft.com/office/word/2018/wordml/cex" xmlns:w16cid="http://schemas.microsoft.com/office/word/2016/wordml/cid" xmlns:w16="http://schemas.microsoft.com/office/word/2018/wordml" xmlns:w16du="http://schemas.microsoft.com/office/word/2023/wordml/word16du" xmlns:w16sdtdh="http://schemas.microsoft.com/office/word/2020/wordml/sdtdatahash" xmlns:w16sdtfl="http://schemas.microsoft.com/office/word/2024/wordml/sdtformatlock" xmlns:w16se="http://schemas.microsoft.com/office/word/2015/wordml/symex" xmlns:wpg="http://schemas.microsoft.com/office/word/2010/wordprocessingGroup" xmlns:wpi="http://schemas.microsoft.com/office/word/2010/wordprocessingInk" xmlns:wne="http://schemas.microsoft.com/office/word/2006/wordml" xmlns:wps="http://schemas.microsoft.com/office/word/2010/wordprocessingShape" mc:Ignorable="w14 w15 w16se w16cid w16 w16cex w16sdtdh w16sdtfl w16du wp14">
+<w:endnotes xmlns:wpc="http://schemas.microsoft.com/office/word/2010/wordprocessingCanvas" xmlns:cx="http://schemas.microsoft.com/office/drawing/2014/chartex" xmlns:cx1="http://schemas.microsoft.com/office/drawing/2015/9/8/chartex" xmlns:cx2="http://schemas.microsoft.com/office/drawing/2015/10/21/chartex" xmlns:cx3="http://schemas.microsoft.com/office/drawing/2016/5/9/chartex" xmlns:cx4="http://schemas.microsoft.com/office/drawing/2016/5/10/chartex" xmlns:cx5="http://schemas.microsoft.com/office/drawing/2016/5/11/chartex" xmlns:cx6="http://schemas.microsoft.com/office/drawing/2016/5/12/chartex" xmlns:cx7="http://schemas.microsoft.com/office/drawing/2016/5/13/chartex" xmlns:cx8="http://schemas.microsoft.com/office/drawing/2016/5/14/chartex" xmlns:mc="http://schemas.openxmlformats.org/markup-compatibility/2006" xmlns:aink="http://schemas.microsoft.com/office/drawing/2016/ink" xmlns:am3d="http://schemas.microsoft.com/office/drawing/2017/model3d" xmlns:o="urn:schemas-microsoft-com:office:office" xmlns:oel="http://schemas.microsoft.com/office/2019/extlst" xmlns:r="http://schemas.openxmlformats.org/officeDocument/2006/relationships" xmlns:m="http://schemas.openxmlformats.org/officeDocument/2006/math" xmlns:v="urn:schemas-microsoft-com:vml" xmlns:wp14="http://schemas.microsoft.com/office/word/2010/wordprocessingDrawing" xmlns:wp="http://schemas.openxmlformats.org/drawingml/2006/wordprocessingDrawing" xmlns:w10="urn:schemas-microsoft-com:office:word" xmlns:w="http://schemas.openxmlformats.org/wordprocessingml/2006/main" xmlns:w14="http://schemas.microsoft.com/office/word/2010/wordml" xmlns:w15="http://schemas.microsoft.com/office/word/2012/wordml" xmlns:w16cex="http://schemas.microsoft.com/office/word/2018/wordml/cex" xmlns:w16cid="http://schemas.microsoft.com/office/word/2016/wordml/cid" xmlns:w16="http://schemas.microsoft.com/office/word/2018/wordml" xmlns:w16du="http://schemas.microsoft.com/office/word/2023/wordml/word16du" xmlns:w16sdtdh="http://schemas.microsoft.com/office/word/2020/wordml/sdtdatahash" xmlns:w16sdtfl="http://schemas.microsoft.com/office/word/2024/wordml/sdtformatlock" xmlns:w16se="http://schemas.microsoft.com/office/word/2015/wordml/symex" xmlns:wpg="http://schemas.microsoft.com/office/word/2010/wordprocessingGroup" xmlns:wpi="http://schemas.microsoft.com/office/word/2010/wordprocessingInk" xmlns:wne="http://schemas.microsoft.com/office/word/2006/wordml" xmlns:wps="http://schemas.microsoft.com/office/word/2010/wordprocessingShape" mc:Ignorable="w14 w15 w16se w16cid w16 w16cex w16sdtdh w16sdtfl w16du wp14">
   <w:endnote w:type="separator" w:id="-1">
     <w:p>
       <w:pPr>
@@ -4726,10 +4726,10 @@
 </file>
 
 <file path=word/footer1.xml><?xml version="1.0" encoding="utf-8"?>
-<w:ftr xmlns:wpc="http://schemas.microsoft.com/office/word/2010/wordprocessingCanvas" xmlns:cx="http://schemas.microsoft.com/office/drawing/2014/chartex" xmlns:cx1="http://schemas.microsoft.com/office/drawing/2015/9/8/chartex" xmlns:cx2="http://schemas.microsoft.com/office/drawing/2015/10/21/chartex" xmlns:cx3="http://schemas.microsoft.com/office/drawing/2016/5/9/chartex" xmlns:cx4="http://schemas.microsoft.com/office/drawing/2016/5/10/chartex" xmlns:cx5="http://schemas.microsoft.com/office/drawing/2016/5/11/chartex" xmlns:cx6="http://schemas.microsoft.com/office/drawing/2016/5/12/chartex" xmlns:cx7="http://schemas.microsoft.com/office/drawing/2016/5/13/chartex" xmlns:cx8="http://schemas.microsoft.com/office/drawing/2016/5/14/chartex" xmlns:mc="http://schemas.openxmlformats.org/markup-compatibility/2006" xmlns:aink="http://schemas.microsoft.com/office/drawing/2016/ink" xmlns:am3d="http://schemas.microsoft.com/office/drawing/2017/model3d" xmlns:o="urn:schemas-microsoft-com:office:office" xmlns:oel="http://schemas.microsoft.com/office/2019/extlst" xmlns:r="http://schemas.openxmlformats.org/officeDocument/2006/relationships" xmlns:m="http://schemas.openxmlformats.org/officeDocument/2006/math" xmlns:v="urn:schemas-microsoft-com:vml" xmlns:wp14="http://schemas.microsoft.com/office/word/2010/wordprocessingDrawing" xmlns:wp="http://schemas.openxmlformats.org/drawingml/2006/wordprocessingDrawing" xmlns:w10="urn:schemas-microsoft-com:office:word" xmlns:w="http://schemas.openxmlformats.org/wordprocessingml/2006/main" xmlns:w14="http://schemas.microsoft.com/office/word/2010/wordml" xmlns:w15="http://schemas.microsoft.com/office/word/2012/wordml" xmlns:w16cei="http://schemas.microsoft.com/office/word/2026/wordml/cei" xmlns:w16cex="http://schemas.microsoft.com/office/word/2018/wordml/cex" xmlns:w16cid="http://schemas.microsoft.com/office/word/2016/wordml/cid" xmlns:w16="http://schemas.microsoft.com/office/word/2018/wordml" xmlns:w16du="http://schemas.microsoft.com/office/word/2023/wordml/word16du" xmlns:w16sdtdh="http://schemas.microsoft.com/office/word/2020/wordml/sdtdatahash" xmlns:w16sdtfl="http://schemas.microsoft.com/office/word/2024/wordml/sdtformatlock" xmlns:w16se="http://schemas.microsoft.com/office/word/2015/wordml/symex" xmlns:wpg="http://schemas.microsoft.com/office/word/2010/wordprocessingGroup" xmlns:wpi="http://schemas.microsoft.com/office/word/2010/wordprocessingInk" xmlns:wne="http://schemas.microsoft.com/office/word/2006/wordml" xmlns:wps="http://schemas.microsoft.com/office/word/2010/wordprocessingShape" mc:Ignorable="w14 w15 w16se w16cid w16 w16cex w16sdtdh w16sdtfl w16du wp14">
+<w:ftr xmlns:wpc="http://schemas.microsoft.com/office/word/2010/wordprocessingCanvas" xmlns:cx="http://schemas.microsoft.com/office/drawing/2014/chartex" xmlns:cx1="http://schemas.microsoft.com/office/drawing/2015/9/8/chartex" xmlns:cx2="http://schemas.microsoft.com/office/drawing/2015/10/21/chartex" xmlns:cx3="http://schemas.microsoft.com/office/drawing/2016/5/9/chartex" xmlns:cx4="http://schemas.microsoft.com/office/drawing/2016/5/10/chartex" xmlns:cx5="http://schemas.microsoft.com/office/drawing/2016/5/11/chartex" xmlns:cx6="http://schemas.microsoft.com/office/drawing/2016/5/12/chartex" xmlns:cx7="http://schemas.microsoft.com/office/drawing/2016/5/13/chartex" xmlns:cx8="http://schemas.microsoft.com/office/drawing/2016/5/14/chartex" xmlns:mc="http://schemas.openxmlformats.org/markup-compatibility/2006" xmlns:aink="http://schemas.microsoft.com/office/drawing/2016/ink" xmlns:am3d="http://schemas.microsoft.com/office/drawing/2017/model3d" xmlns:o="urn:schemas-microsoft-com:office:office" xmlns:oel="http://schemas.microsoft.com/office/2019/extlst" xmlns:r="http://schemas.openxmlformats.org/officeDocument/2006/relationships" xmlns:m="http://schemas.openxmlformats.org/officeDocument/2006/math" xmlns:v="urn:schemas-microsoft-com:vml" xmlns:wp14="http://schemas.microsoft.com/office/word/2010/wordprocessingDrawing" xmlns:wp="http://schemas.openxmlformats.org/drawingml/2006/wordprocessingDrawing" xmlns:w10="urn:schemas-microsoft-com:office:word" xmlns:w="http://schemas.openxmlformats.org/wordprocessingml/2006/main" xmlns:w14="http://schemas.microsoft.com/office/word/2010/wordml" xmlns:w15="http://schemas.microsoft.com/office/word/2012/wordml" xmlns:w16cex="http://schemas.microsoft.com/office/word/2018/wordml/cex" xmlns:w16cid="http://schemas.microsoft.com/office/word/2016/wordml/cid" xmlns:w16="http://schemas.microsoft.com/office/word/2018/wordml" xmlns:w16du="http://schemas.microsoft.com/office/word/2023/wordml/word16du" xmlns:w16sdtdh="http://schemas.microsoft.com/office/word/2020/wordml/sdtdatahash" xmlns:w16sdtfl="http://schemas.microsoft.com/office/word/2024/wordml/sdtformatlock" xmlns:w16se="http://schemas.microsoft.com/office/word/2015/wordml/symex" xmlns:wpg="http://schemas.microsoft.com/office/word/2010/wordprocessingGroup" xmlns:wpi="http://schemas.microsoft.com/office/word/2010/wordprocessingInk" xmlns:wne="http://schemas.microsoft.com/office/word/2006/wordml" xmlns:wps="http://schemas.microsoft.com/office/word/2010/wordprocessingShape" mc:Ignorable="w14 w15 w16se w16cid w16 w16cex w16sdtdh w16sdtfl w16du wp14">
   <w:p>
     <w:pPr>
-      <w:pStyle w:val="Sidefod"/>
+      <w:pStyle w:val="Footer"/>
     </w:pPr>
     <w:r>
       <w:rPr>
@@ -4811,7 +4811,7 @@
             </wp:anchor>
           </w:drawing>
         </mc:Choice>
-        <mc:Fallback>
+        <mc:Fallback xmlns:w16cei="http://schemas.microsoft.com/office/word/2026/wordml/cei">
           <w:pict>
             <v:shapetype w14:anchorId="45ACEEAE" id="_x0000_t202" coordsize="21600,21600" o:spt="202" path="m,l,21600r21600,l21600,xe">
               <v:stroke joinstyle="miter"/>
@@ -4906,7 +4906,7 @@
                       <w:txbxContent>
                         <w:p>
                           <w:pPr>
-                            <w:pStyle w:val="Sidefod"/>
+                            <w:pStyle w:val="Footer"/>
                           </w:pPr>
                           <w:r>
                             <w:fldChar w:fldCharType="begin"/>
@@ -4968,7 +4968,7 @@
             </wp:anchor>
           </w:drawing>
         </mc:Choice>
-        <mc:Fallback>
+        <mc:Fallback xmlns:w16cei="http://schemas.microsoft.com/office/word/2026/wordml/cei">
           <w:pict>
             <v:shape w14:anchorId="4AE2F0B6" id="Text Box 1" o:spid="_x0000_s1030" type="#_x0000_t202" style="position:absolute;margin-left:-28.35pt;margin-top:0;width:116.2pt;height:54.15pt;z-index:251658241;visibility:visible;mso-wrap-style:square;mso-width-percent:0;mso-height-percent:0;mso-wrap-distance-left:9pt;mso-wrap-distance-top:0;mso-wrap-distance-right:9pt;mso-wrap-distance-bottom:0;mso-position-horizontal:absolute;mso-position-horizontal-relative:margin;mso-position-vertical:bottom;mso-position-vertical-relative:page;mso-width-percent:0;mso-height-percent:0;mso-width-relative:margin;mso-height-relative:margin;v-text-anchor:top" o:gfxdata="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" filled="f" fillcolor="white [3201]" stroked="f" strokeweight=".5pt">
               <v:textbox inset="0,0,0,0">
@@ -5082,7 +5082,7 @@
                       <w:txbxContent>
                         <w:tbl>
                           <w:tblPr>
-                            <w:tblStyle w:val="Tabel-Gitter"/>
+                            <w:tblStyle w:val="TableGrid"/>
                             <w:tblW w:w="6804" w:type="dxa"/>
                             <w:jc w:val="right"/>
                             <w:tblBorders>
@@ -5157,7 +5157,7 @@
                         </w:tbl>
                         <w:p>
                           <w:pPr>
-                            <w:pStyle w:val="Sidefod"/>
+                            <w:pStyle w:val="Footer"/>
                             <w:spacing w:line="14" w:lineRule="exact"/>
                             <w:rPr>
                               <w:lang w:val="en-US"/>
@@ -5184,7 +5184,7 @@
             </wp:anchor>
           </w:drawing>
         </mc:Choice>
-        <mc:Fallback>
+        <mc:Fallback xmlns:w16cei="http://schemas.microsoft.com/office/word/2026/wordml/cei">
           <w:pict>
             <v:shape w14:anchorId="569D4614" id="FileName_Hide" o:spid="_x0000_s1031" type="#_x0000_t202" style="position:absolute;margin-left:294.65pt;margin-top:0;width:345.85pt;height:42.25pt;z-index:251658240;visibility:hidden;mso-wrap-style:square;mso-width-percent:0;mso-height-percent:0;mso-wrap-distance-left:9pt;mso-wrap-distance-top:0;mso-wrap-distance-right:9pt;mso-wrap-distance-bottom:0;mso-position-horizontal:right;mso-position-horizontal-relative:margin;mso-position-vertical:bottom;mso-position-vertical-relative:page;mso-width-percent:0;mso-height-percent:0;mso-width-relative:page;mso-height-relative:page;v-text-anchor:top" o:gfxdata="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" filled="f" fillcolor="white [3201]" stroked="f" strokeweight=".5pt">
               <v:textbox inset="0,0,0,0">
@@ -5285,7 +5285,7 @@
   </w:p>
   <w:tbl>
     <w:tblPr>
-      <w:tblStyle w:val="Tabel-Gitter"/>
+      <w:tblStyle w:val="TableGrid"/>
       <w:tblW w:w="6824" w:type="dxa"/>
       <w:jc w:val="right"/>
       <w:tblBorders>
@@ -5330,19 +5330,19 @@
   </w:tbl>
   <w:p>
     <w:pPr>
-      <w:pStyle w:val="Sidefod"/>
+      <w:pStyle w:val="Footer"/>
     </w:pPr>
   </w:p>
 </w:ftr>
 </file>
 
 <file path=word/footer2.xml><?xml version="1.0" encoding="utf-8"?>
-<w:ftr xmlns:wpc="http://schemas.microsoft.com/office/word/2010/wordprocessingCanvas" xmlns:cx="http://schemas.microsoft.com/office/drawing/2014/chartex" xmlns:cx1="http://schemas.microsoft.com/office/drawing/2015/9/8/chartex" xmlns:cx2="http://schemas.microsoft.com/office/drawing/2015/10/21/chartex" xmlns:cx3="http://schemas.microsoft.com/office/drawing/2016/5/9/chartex" xmlns:cx4="http://schemas.microsoft.com/office/drawing/2016/5/10/chartex" xmlns:cx5="http://schemas.microsoft.com/office/drawing/2016/5/11/chartex" xmlns:cx6="http://schemas.microsoft.com/office/drawing/2016/5/12/chartex" xmlns:cx7="http://schemas.microsoft.com/office/drawing/2016/5/13/chartex" xmlns:cx8="http://schemas.microsoft.com/office/drawing/2016/5/14/chartex" xmlns:mc="http://schemas.openxmlformats.org/markup-compatibility/2006" xmlns:aink="http://schemas.microsoft.com/office/drawing/2016/ink" xmlns:am3d="http://schemas.microsoft.com/office/drawing/2017/model3d" xmlns:o="urn:schemas-microsoft-com:office:office" xmlns:oel="http://schemas.microsoft.com/office/2019/extlst" xmlns:r="http://schemas.openxmlformats.org/officeDocument/2006/relationships" xmlns:m="http://schemas.openxmlformats.org/officeDocument/2006/math" xmlns:v="urn:schemas-microsoft-com:vml" xmlns:wp14="http://schemas.microsoft.com/office/word/2010/wordprocessingDrawing" xmlns:wp="http://schemas.openxmlformats.org/drawingml/2006/wordprocessingDrawing" xmlns:w10="urn:schemas-microsoft-com:office:word" xmlns:w="http://schemas.openxmlformats.org/wordprocessingml/2006/main" xmlns:w14="http://schemas.microsoft.com/office/word/2010/wordml" xmlns:w15="http://schemas.microsoft.com/office/word/2012/wordml" xmlns:w16cei="http://schemas.microsoft.com/office/word/2026/wordml/cei" xmlns:w16cex="http://schemas.microsoft.com/office/word/2018/wordml/cex" xmlns:w16cid="http://schemas.microsoft.com/office/word/2016/wordml/cid" xmlns:w16="http://schemas.microsoft.com/office/word/2018/wordml" xmlns:w16du="http://schemas.microsoft.com/office/word/2023/wordml/word16du" xmlns:w16sdtdh="http://schemas.microsoft.com/office/word/2020/wordml/sdtdatahash" xmlns:w16sdtfl="http://schemas.microsoft.com/office/word/2024/wordml/sdtformatlock" xmlns:w16se="http://schemas.microsoft.com/office/word/2015/wordml/symex" xmlns:wpg="http://schemas.microsoft.com/office/word/2010/wordprocessingGroup" xmlns:wpi="http://schemas.microsoft.com/office/word/2010/wordprocessingInk" xmlns:wne="http://schemas.microsoft.com/office/word/2006/wordml" xmlns:wps="http://schemas.microsoft.com/office/word/2010/wordprocessingShape" mc:Ignorable="w14 w15 w16se w16cid w16 w16cex w16sdtdh w16sdtfl w16du wp14">
+<w:ftr xmlns:wpc="http://schemas.microsoft.com/office/word/2010/wordprocessingCanvas" xmlns:cx="http://schemas.microsoft.com/office/drawing/2014/chartex" xmlns:cx1="http://schemas.microsoft.com/office/drawing/2015/9/8/chartex" xmlns:cx2="http://schemas.microsoft.com/office/drawing/2015/10/21/chartex" xmlns:cx3="http://schemas.microsoft.com/office/drawing/2016/5/9/chartex" xmlns:cx4="http://schemas.microsoft.com/office/drawing/2016/5/10/chartex" xmlns:cx5="http://schemas.microsoft.com/office/drawing/2016/5/11/chartex" xmlns:cx6="http://schemas.microsoft.com/office/drawing/2016/5/12/chartex" xmlns:cx7="http://schemas.microsoft.com/office/drawing/2016/5/13/chartex" xmlns:cx8="http://schemas.microsoft.com/office/drawing/2016/5/14/chartex" xmlns:mc="http://schemas.openxmlformats.org/markup-compatibility/2006" xmlns:aink="http://schemas.microsoft.com/office/drawing/2016/ink" xmlns:am3d="http://schemas.microsoft.com/office/drawing/2017/model3d" xmlns:o="urn:schemas-microsoft-com:office:office" xmlns:oel="http://schemas.microsoft.com/office/2019/extlst" xmlns:r="http://schemas.openxmlformats.org/officeDocument/2006/relationships" xmlns:m="http://schemas.openxmlformats.org/officeDocument/2006/math" xmlns:v="urn:schemas-microsoft-com:vml" xmlns:wp14="http://schemas.microsoft.com/office/word/2010/wordprocessingDrawing" xmlns:wp="http://schemas.openxmlformats.org/drawingml/2006/wordprocessingDrawing" xmlns:w10="urn:schemas-microsoft-com:office:word" xmlns:w="http://schemas.openxmlformats.org/wordprocessingml/2006/main" xmlns:w14="http://schemas.microsoft.com/office/word/2010/wordml" xmlns:w15="http://schemas.microsoft.com/office/word/2012/wordml" xmlns:w16cex="http://schemas.microsoft.com/office/word/2018/wordml/cex" xmlns:w16cid="http://schemas.microsoft.com/office/word/2016/wordml/cid" xmlns:w16="http://schemas.microsoft.com/office/word/2018/wordml" xmlns:w16du="http://schemas.microsoft.com/office/word/2023/wordml/word16du" xmlns:w16sdtdh="http://schemas.microsoft.com/office/word/2020/wordml/sdtdatahash" xmlns:w16sdtfl="http://schemas.microsoft.com/office/word/2024/wordml/sdtformatlock" xmlns:w16se="http://schemas.microsoft.com/office/word/2015/wordml/symex" xmlns:wpg="http://schemas.microsoft.com/office/word/2010/wordprocessingGroup" xmlns:wpi="http://schemas.microsoft.com/office/word/2010/wordprocessingInk" xmlns:wne="http://schemas.microsoft.com/office/word/2006/wordml" xmlns:wps="http://schemas.microsoft.com/office/word/2010/wordprocessingShape" mc:Ignorable="w14 w15 w16se w16cid w16 w16cex w16sdtdh w16sdtfl w16du wp14">
   <w:p>
     <w:pPr>
-      <w:pStyle w:val="Sidefod"/>
+      <w:pStyle w:val="Footer"/>
     </w:pPr>
-    <w:bookmarkStart w:id="28" w:name="ReportLogo"/>
+    <w:bookmarkStart w:id="14" w:name="ReportLogo"/>
     <w:r>
       <w:rPr>
         <w:noProof/>
@@ -5388,7 +5388,7 @@
         </wp:anchor>
       </w:drawing>
     </w:r>
-    <w:bookmarkEnd w:id="28"/>
+    <w:bookmarkEnd w:id="14"/>
     <w:r>
       <w:t xml:space="preserve"> </w:t>
     </w:r>
@@ -5397,10 +5397,10 @@
 </file>
 
 <file path=word/footer3.xml><?xml version="1.0" encoding="utf-8"?>
-<w:ftr xmlns:wpc="http://schemas.microsoft.com/office/word/2010/wordprocessingCanvas" xmlns:cx="http://schemas.microsoft.com/office/drawing/2014/chartex" xmlns:cx1="http://schemas.microsoft.com/office/drawing/2015/9/8/chartex" xmlns:cx2="http://schemas.microsoft.com/office/drawing/2015/10/21/chartex" xmlns:cx3="http://schemas.microsoft.com/office/drawing/2016/5/9/chartex" xmlns:cx4="http://schemas.microsoft.com/office/drawing/2016/5/10/chartex" xmlns:cx5="http://schemas.microsoft.com/office/drawing/2016/5/11/chartex" xmlns:cx6="http://schemas.microsoft.com/office/drawing/2016/5/12/chartex" xmlns:cx7="http://schemas.microsoft.com/office/drawing/2016/5/13/chartex" xmlns:cx8="http://schemas.microsoft.com/office/drawing/2016/5/14/chartex" xmlns:mc="http://schemas.openxmlformats.org/markup-compatibility/2006" xmlns:aink="http://schemas.microsoft.com/office/drawing/2016/ink" xmlns:am3d="http://schemas.microsoft.com/office/drawing/2017/model3d" xmlns:o="urn:schemas-microsoft-com:office:office" xmlns:oel="http://schemas.microsoft.com/office/2019/extlst" xmlns:r="http://schemas.openxmlformats.org/officeDocument/2006/relationships" xmlns:m="http://schemas.openxmlformats.org/officeDocument/2006/math" xmlns:v="urn:schemas-microsoft-com:vml" xmlns:wp14="http://schemas.microsoft.com/office/word/2010/wordprocessingDrawing" xmlns:wp="http://schemas.openxmlformats.org/drawingml/2006/wordprocessingDrawing" xmlns:w10="urn:schemas-microsoft-com:office:word" xmlns:w="http://schemas.openxmlformats.org/wordprocessingml/2006/main" xmlns:w14="http://schemas.microsoft.com/office/word/2010/wordml" xmlns:w15="http://schemas.microsoft.com/office/word/2012/wordml" xmlns:w16cei="http://schemas.microsoft.com/office/word/2026/wordml/cei" xmlns:w16cex="http://schemas.microsoft.com/office/word/2018/wordml/cex" xmlns:w16cid="http://schemas.microsoft.com/office/word/2016/wordml/cid" xmlns:w16="http://schemas.microsoft.com/office/word/2018/wordml" xmlns:w16du="http://schemas.microsoft.com/office/word/2023/wordml/word16du" xmlns:w16sdtdh="http://schemas.microsoft.com/office/word/2020/wordml/sdtdatahash" xmlns:w16sdtfl="http://schemas.microsoft.com/office/word/2024/wordml/sdtformatlock" xmlns:w16se="http://schemas.microsoft.com/office/word/2015/wordml/symex" xmlns:wpg="http://schemas.microsoft.com/office/word/2010/wordprocessingGroup" xmlns:wpi="http://schemas.microsoft.com/office/word/2010/wordprocessingInk" xmlns:wne="http://schemas.microsoft.com/office/word/2006/wordml" xmlns:wps="http://schemas.microsoft.com/office/word/2010/wordprocessingShape" mc:Ignorable="w14 w15 w16se w16cid w16 w16cex w16sdtdh w16sdtfl w16du wp14">
+<w:ftr xmlns:wpc="http://schemas.microsoft.com/office/word/2010/wordprocessingCanvas" xmlns:cx="http://schemas.microsoft.com/office/drawing/2014/chartex" xmlns:cx1="http://schemas.microsoft.com/office/drawing/2015/9/8/chartex" xmlns:cx2="http://schemas.microsoft.com/office/drawing/2015/10/21/chartex" xmlns:cx3="http://schemas.microsoft.com/office/drawing/2016/5/9/chartex" xmlns:cx4="http://schemas.microsoft.com/office/drawing/2016/5/10/chartex" xmlns:cx5="http://schemas.microsoft.com/office/drawing/2016/5/11/chartex" xmlns:cx6="http://schemas.microsoft.com/office/drawing/2016/5/12/chartex" xmlns:cx7="http://schemas.microsoft.com/office/drawing/2016/5/13/chartex" xmlns:cx8="http://schemas.microsoft.com/office/drawing/2016/5/14/chartex" xmlns:mc="http://schemas.openxmlformats.org/markup-compatibility/2006" xmlns:aink="http://schemas.microsoft.com/office/drawing/2016/ink" xmlns:am3d="http://schemas.microsoft.com/office/drawing/2017/model3d" xmlns:o="urn:schemas-microsoft-com:office:office" xmlns:oel="http://schemas.microsoft.com/office/2019/extlst" xmlns:r="http://schemas.openxmlformats.org/officeDocument/2006/relationships" xmlns:m="http://schemas.openxmlformats.org/officeDocument/2006/math" xmlns:v="urn:schemas-microsoft-com:vml" xmlns:wp14="http://schemas.microsoft.com/office/word/2010/wordprocessingDrawing" xmlns:wp="http://schemas.openxmlformats.org/drawingml/2006/wordprocessingDrawing" xmlns:w10="urn:schemas-microsoft-com:office:word" xmlns:w="http://schemas.openxmlformats.org/wordprocessingml/2006/main" xmlns:w14="http://schemas.microsoft.com/office/word/2010/wordml" xmlns:w15="http://schemas.microsoft.com/office/word/2012/wordml" xmlns:w16cex="http://schemas.microsoft.com/office/word/2018/wordml/cex" xmlns:w16cid="http://schemas.microsoft.com/office/word/2016/wordml/cid" xmlns:w16="http://schemas.microsoft.com/office/word/2018/wordml" xmlns:w16du="http://schemas.microsoft.com/office/word/2023/wordml/word16du" xmlns:w16sdtdh="http://schemas.microsoft.com/office/word/2020/wordml/sdtdatahash" xmlns:w16sdtfl="http://schemas.microsoft.com/office/word/2024/wordml/sdtformatlock" xmlns:w16se="http://schemas.microsoft.com/office/word/2015/wordml/symex" xmlns:wpg="http://schemas.microsoft.com/office/word/2010/wordprocessingGroup" xmlns:wpi="http://schemas.microsoft.com/office/word/2010/wordprocessingInk" xmlns:wne="http://schemas.microsoft.com/office/word/2006/wordml" xmlns:wps="http://schemas.microsoft.com/office/word/2010/wordprocessingShape" mc:Ignorable="w14 w15 w16se w16cid w16 w16cex w16sdtdh w16sdtfl w16du wp14">
   <w:p>
     <w:pPr>
-      <w:pStyle w:val="Sidefod"/>
+      <w:pStyle w:val="Footer"/>
     </w:pPr>
     <w:r>
       <w:rPr>
@@ -5482,7 +5482,7 @@
             </wp:anchor>
           </w:drawing>
         </mc:Choice>
-        <mc:Fallback>
+        <mc:Fallback xmlns:w16cei="http://schemas.microsoft.com/office/word/2026/wordml/cei">
           <w:pict>
             <v:shapetype w14:anchorId="73FE482C" id="_x0000_t202" coordsize="21600,21600" o:spt="202" path="m,l,21600r21600,l21600,xe">
               <v:stroke joinstyle="miter"/>
@@ -5525,10 +5525,10 @@
 </file>
 
 <file path=word/footer4.xml><?xml version="1.0" encoding="utf-8"?>
-<w:ftr xmlns:wpc="http://schemas.microsoft.com/office/word/2010/wordprocessingCanvas" xmlns:cx="http://schemas.microsoft.com/office/drawing/2014/chartex" xmlns:cx1="http://schemas.microsoft.com/office/drawing/2015/9/8/chartex" xmlns:cx2="http://schemas.microsoft.com/office/drawing/2015/10/21/chartex" xmlns:cx3="http://schemas.microsoft.com/office/drawing/2016/5/9/chartex" xmlns:cx4="http://schemas.microsoft.com/office/drawing/2016/5/10/chartex" xmlns:cx5="http://schemas.microsoft.com/office/drawing/2016/5/11/chartex" xmlns:cx6="http://schemas.microsoft.com/office/drawing/2016/5/12/chartex" xmlns:cx7="http://schemas.microsoft.com/office/drawing/2016/5/13/chartex" xmlns:cx8="http://schemas.microsoft.com/office/drawing/2016/5/14/chartex" xmlns:mc="http://schemas.openxmlformats.org/markup-compatibility/2006" xmlns:aink="http://schemas.microsoft.com/office/drawing/2016/ink" xmlns:am3d="http://schemas.microsoft.com/office/drawing/2017/model3d" xmlns:o="urn:schemas-microsoft-com:office:office" xmlns:oel="http://schemas.microsoft.com/office/2019/extlst" xmlns:r="http://schemas.openxmlformats.org/officeDocument/2006/relationships" xmlns:m="http://schemas.openxmlformats.org/officeDocument/2006/math" xmlns:v="urn:schemas-microsoft-com:vml" xmlns:wp14="http://schemas.microsoft.com/office/word/2010/wordprocessingDrawing" xmlns:wp="http://schemas.openxmlformats.org/drawingml/2006/wordprocessingDrawing" xmlns:w10="urn:schemas-microsoft-com:office:word" xmlns:w="http://schemas.openxmlformats.org/wordprocessingml/2006/main" xmlns:w14="http://schemas.microsoft.com/office/word/2010/wordml" xmlns:w15="http://schemas.microsoft.com/office/word/2012/wordml" xmlns:w16cei="http://schemas.microsoft.com/office/word/2026/wordml/cei" xmlns:w16cex="http://schemas.microsoft.com/office/word/2018/wordml/cex" xmlns:w16cid="http://schemas.microsoft.com/office/word/2016/wordml/cid" xmlns:w16="http://schemas.microsoft.com/office/word/2018/wordml" xmlns:w16du="http://schemas.microsoft.com/office/word/2023/wordml/word16du" xmlns:w16sdtdh="http://schemas.microsoft.com/office/word/2020/wordml/sdtdatahash" xmlns:w16sdtfl="http://schemas.microsoft.com/office/word/2024/wordml/sdtformatlock" xmlns:w16se="http://schemas.microsoft.com/office/word/2015/wordml/symex" xmlns:wpg="http://schemas.microsoft.com/office/word/2010/wordprocessingGroup" xmlns:wpi="http://schemas.microsoft.com/office/word/2010/wordprocessingInk" xmlns:wne="http://schemas.microsoft.com/office/word/2006/wordml" xmlns:wps="http://schemas.microsoft.com/office/word/2010/wordprocessingShape" mc:Ignorable="w14 w15 w16se w16cid w16 w16cex w16sdtdh w16sdtfl w16du wp14">
+<w:ftr xmlns:wpc="http://schemas.microsoft.com/office/word/2010/wordprocessingCanvas" xmlns:cx="http://schemas.microsoft.com/office/drawing/2014/chartex" xmlns:cx1="http://schemas.microsoft.com/office/drawing/2015/9/8/chartex" xmlns:cx2="http://schemas.microsoft.com/office/drawing/2015/10/21/chartex" xmlns:cx3="http://schemas.microsoft.com/office/drawing/2016/5/9/chartex" xmlns:cx4="http://schemas.microsoft.com/office/drawing/2016/5/10/chartex" xmlns:cx5="http://schemas.microsoft.com/office/drawing/2016/5/11/chartex" xmlns:cx6="http://schemas.microsoft.com/office/drawing/2016/5/12/chartex" xmlns:cx7="http://schemas.microsoft.com/office/drawing/2016/5/13/chartex" xmlns:cx8="http://schemas.microsoft.com/office/drawing/2016/5/14/chartex" xmlns:mc="http://schemas.openxmlformats.org/markup-compatibility/2006" xmlns:aink="http://schemas.microsoft.com/office/drawing/2016/ink" xmlns:am3d="http://schemas.microsoft.com/office/drawing/2017/model3d" xmlns:o="urn:schemas-microsoft-com:office:office" xmlns:oel="http://schemas.microsoft.com/office/2019/extlst" xmlns:r="http://schemas.openxmlformats.org/officeDocument/2006/relationships" xmlns:m="http://schemas.openxmlformats.org/officeDocument/2006/math" xmlns:v="urn:schemas-microsoft-com:vml" xmlns:wp14="http://schemas.microsoft.com/office/word/2010/wordprocessingDrawing" xmlns:wp="http://schemas.openxmlformats.org/drawingml/2006/wordprocessingDrawing" xmlns:w10="urn:schemas-microsoft-com:office:word" xmlns:w="http://schemas.openxmlformats.org/wordprocessingml/2006/main" xmlns:w14="http://schemas.microsoft.com/office/word/2010/wordml" xmlns:w15="http://schemas.microsoft.com/office/word/2012/wordml" xmlns:w16cex="http://schemas.microsoft.com/office/word/2018/wordml/cex" xmlns:w16cid="http://schemas.microsoft.com/office/word/2016/wordml/cid" xmlns:w16="http://schemas.microsoft.com/office/word/2018/wordml" xmlns:w16du="http://schemas.microsoft.com/office/word/2023/wordml/word16du" xmlns:w16sdtdh="http://schemas.microsoft.com/office/word/2020/wordml/sdtdatahash" xmlns:w16sdtfl="http://schemas.microsoft.com/office/word/2024/wordml/sdtformatlock" xmlns:w16se="http://schemas.microsoft.com/office/word/2015/wordml/symex" xmlns:wpg="http://schemas.microsoft.com/office/word/2010/wordprocessingGroup" xmlns:wpi="http://schemas.microsoft.com/office/word/2010/wordprocessingInk" xmlns:wne="http://schemas.microsoft.com/office/word/2006/wordml" xmlns:wps="http://schemas.microsoft.com/office/word/2010/wordprocessingShape" mc:Ignorable="w14 w15 w16se w16cid w16 w16cex w16sdtdh w16sdtfl w16du wp14">
   <w:p>
     <w:pPr>
-      <w:pStyle w:val="Sidefod"/>
+      <w:pStyle w:val="Footer"/>
     </w:pPr>
     <w:r>
       <w:rPr>
@@ -5610,7 +5610,7 @@
             </wp:anchor>
           </w:drawing>
         </mc:Choice>
-        <mc:Fallback>
+        <mc:Fallback xmlns:w16cei="http://schemas.microsoft.com/office/word/2026/wordml/cei">
           <w:pict>
             <v:shapetype w14:anchorId="14310711" id="_x0000_t202" coordsize="21600,21600" o:spt="202" path="m,l,21600r21600,l21600,xe">
               <v:stroke joinstyle="miter"/>
@@ -5653,20 +5653,20 @@
 </file>
 
 <file path=word/footer5.xml><?xml version="1.0" encoding="utf-8"?>
-<w:ftr xmlns:wpc="http://schemas.microsoft.com/office/word/2010/wordprocessingCanvas" xmlns:cx="http://schemas.microsoft.com/office/drawing/2014/chartex" xmlns:cx1="http://schemas.microsoft.com/office/drawing/2015/9/8/chartex" xmlns:cx2="http://schemas.microsoft.com/office/drawing/2015/10/21/chartex" xmlns:cx3="http://schemas.microsoft.com/office/drawing/2016/5/9/chartex" xmlns:cx4="http://schemas.microsoft.com/office/drawing/2016/5/10/chartex" xmlns:cx5="http://schemas.microsoft.com/office/drawing/2016/5/11/chartex" xmlns:cx6="http://schemas.microsoft.com/office/drawing/2016/5/12/chartex" xmlns:cx7="http://schemas.microsoft.com/office/drawing/2016/5/13/chartex" xmlns:cx8="http://schemas.microsoft.com/office/drawing/2016/5/14/chartex" xmlns:mc="http://schemas.openxmlformats.org/markup-compatibility/2006" xmlns:aink="http://schemas.microsoft.com/office/drawing/2016/ink" xmlns:am3d="http://schemas.microsoft.com/office/drawing/2017/model3d" xmlns:o="urn:schemas-microsoft-com:office:office" xmlns:oel="http://schemas.microsoft.com/office/2019/extlst" xmlns:r="http://schemas.openxmlformats.org/officeDocument/2006/relationships" xmlns:m="http://schemas.openxmlformats.org/officeDocument/2006/math" xmlns:v="urn:schemas-microsoft-com:vml" xmlns:wp14="http://schemas.microsoft.com/office/word/2010/wordprocessingDrawing" xmlns:wp="http://schemas.openxmlformats.org/drawingml/2006/wordprocessingDrawing" xmlns:w10="urn:schemas-microsoft-com:office:word" xmlns:w="http://schemas.openxmlformats.org/wordprocessingml/2006/main" xmlns:w14="http://schemas.microsoft.com/office/word/2010/wordml" xmlns:w15="http://schemas.microsoft.com/office/word/2012/wordml" xmlns:w16cei="http://schemas.microsoft.com/office/word/2026/wordml/cei" xmlns:w16cex="http://schemas.microsoft.com/office/word/2018/wordml/cex" xmlns:w16cid="http://schemas.microsoft.com/office/word/2016/wordml/cid" xmlns:w16="http://schemas.microsoft.com/office/word/2018/wordml" xmlns:w16du="http://schemas.microsoft.com/office/word/2023/wordml/word16du" xmlns:w16sdtdh="http://schemas.microsoft.com/office/word/2020/wordml/sdtdatahash" xmlns:w16sdtfl="http://schemas.microsoft.com/office/word/2024/wordml/sdtformatlock" xmlns:w16se="http://schemas.microsoft.com/office/word/2015/wordml/symex" xmlns:wpg="http://schemas.microsoft.com/office/word/2010/wordprocessingGroup" xmlns:wpi="http://schemas.microsoft.com/office/word/2010/wordprocessingInk" xmlns:wne="http://schemas.microsoft.com/office/word/2006/wordml" xmlns:wps="http://schemas.microsoft.com/office/word/2010/wordprocessingShape" mc:Ignorable="w14 w15 w16se w16cid w16 w16cex w16sdtdh w16sdtfl w16du wp14">
+<w:ftr xmlns:wpc="http://schemas.microsoft.com/office/word/2010/wordprocessingCanvas" xmlns:cx="http://schemas.microsoft.com/office/drawing/2014/chartex" xmlns:cx1="http://schemas.microsoft.com/office/drawing/2015/9/8/chartex" xmlns:cx2="http://schemas.microsoft.com/office/drawing/2015/10/21/chartex" xmlns:cx3="http://schemas.microsoft.com/office/drawing/2016/5/9/chartex" xmlns:cx4="http://schemas.microsoft.com/office/drawing/2016/5/10/chartex" xmlns:cx5="http://schemas.microsoft.com/office/drawing/2016/5/11/chartex" xmlns:cx6="http://schemas.microsoft.com/office/drawing/2016/5/12/chartex" xmlns:cx7="http://schemas.microsoft.com/office/drawing/2016/5/13/chartex" xmlns:cx8="http://schemas.microsoft.com/office/drawing/2016/5/14/chartex" xmlns:mc="http://schemas.openxmlformats.org/markup-compatibility/2006" xmlns:aink="http://schemas.microsoft.com/office/drawing/2016/ink" xmlns:am3d="http://schemas.microsoft.com/office/drawing/2017/model3d" xmlns:o="urn:schemas-microsoft-com:office:office" xmlns:oel="http://schemas.microsoft.com/office/2019/extlst" xmlns:r="http://schemas.openxmlformats.org/officeDocument/2006/relationships" xmlns:m="http://schemas.openxmlformats.org/officeDocument/2006/math" xmlns:v="urn:schemas-microsoft-com:vml" xmlns:wp14="http://schemas.microsoft.com/office/word/2010/wordprocessingDrawing" xmlns:wp="http://schemas.openxmlformats.org/drawingml/2006/wordprocessingDrawing" xmlns:w10="urn:schemas-microsoft-com:office:word" xmlns:w="http://schemas.openxmlformats.org/wordprocessingml/2006/main" xmlns:w14="http://schemas.microsoft.com/office/word/2010/wordml" xmlns:w15="http://schemas.microsoft.com/office/word/2012/wordml" xmlns:w16cex="http://schemas.microsoft.com/office/word/2018/wordml/cex" xmlns:w16cid="http://schemas.microsoft.com/office/word/2016/wordml/cid" xmlns:w16="http://schemas.microsoft.com/office/word/2018/wordml" xmlns:w16du="http://schemas.microsoft.com/office/word/2023/wordml/word16du" xmlns:w16sdtdh="http://schemas.microsoft.com/office/word/2020/wordml/sdtdatahash" xmlns:w16sdtfl="http://schemas.microsoft.com/office/word/2024/wordml/sdtformatlock" xmlns:w16se="http://schemas.microsoft.com/office/word/2015/wordml/symex" xmlns:wpg="http://schemas.microsoft.com/office/word/2010/wordprocessingGroup" xmlns:wpi="http://schemas.microsoft.com/office/word/2010/wordprocessingInk" xmlns:wne="http://schemas.microsoft.com/office/word/2006/wordml" xmlns:wps="http://schemas.microsoft.com/office/word/2010/wordprocessingShape" mc:Ignorable="w14 w15 w16se w16cid w16 w16cex w16sdtdh w16sdtfl w16du wp14">
   <w:p>
     <w:pPr>
-      <w:pStyle w:val="Sidefod"/>
+      <w:pStyle w:val="Footer"/>
     </w:pPr>
   </w:p>
 </w:ftr>
 </file>
 
 <file path=word/footer6.xml><?xml version="1.0" encoding="utf-8"?>
-<w:ftr xmlns:wpc="http://schemas.microsoft.com/office/word/2010/wordprocessingCanvas" xmlns:cx="http://schemas.microsoft.com/office/drawing/2014/chartex" xmlns:cx1="http://schemas.microsoft.com/office/drawing/2015/9/8/chartex" xmlns:cx2="http://schemas.microsoft.com/office/drawing/2015/10/21/chartex" xmlns:cx3="http://schemas.microsoft.com/office/drawing/2016/5/9/chartex" xmlns:cx4="http://schemas.microsoft.com/office/drawing/2016/5/10/chartex" xmlns:cx5="http://schemas.microsoft.com/office/drawing/2016/5/11/chartex" xmlns:cx6="http://schemas.microsoft.com/office/drawing/2016/5/12/chartex" xmlns:cx7="http://schemas.microsoft.com/office/drawing/2016/5/13/chartex" xmlns:cx8="http://schemas.microsoft.com/office/drawing/2016/5/14/chartex" xmlns:mc="http://schemas.openxmlformats.org/markup-compatibility/2006" xmlns:aink="http://schemas.microsoft.com/office/drawing/2016/ink" xmlns:am3d="http://schemas.microsoft.com/office/drawing/2017/model3d" xmlns:o="urn:schemas-microsoft-com:office:office" xmlns:oel="http://schemas.microsoft.com/office/2019/extlst" xmlns:r="http://schemas.openxmlformats.org/officeDocument/2006/relationships" xmlns:m="http://schemas.openxmlformats.org/officeDocument/2006/math" xmlns:v="urn:schemas-microsoft-com:vml" xmlns:wp14="http://schemas.microsoft.com/office/word/2010/wordprocessingDrawing" xmlns:wp="http://schemas.openxmlformats.org/drawingml/2006/wordprocessingDrawing" xmlns:w10="urn:schemas-microsoft-com:office:word" xmlns:w="http://schemas.openxmlformats.org/wordprocessingml/2006/main" xmlns:w14="http://schemas.microsoft.com/office/word/2010/wordml" xmlns:w15="http://schemas.microsoft.com/office/word/2012/wordml" xmlns:w16cei="http://schemas.microsoft.com/office/word/2026/wordml/cei" xmlns:w16cex="http://schemas.microsoft.com/office/word/2018/wordml/cex" xmlns:w16cid="http://schemas.microsoft.com/office/word/2016/wordml/cid" xmlns:w16="http://schemas.microsoft.com/office/word/2018/wordml" xmlns:w16du="http://schemas.microsoft.com/office/word/2023/wordml/word16du" xmlns:w16sdtdh="http://schemas.microsoft.com/office/word/2020/wordml/sdtdatahash" xmlns:w16sdtfl="http://schemas.microsoft.com/office/word/2024/wordml/sdtformatlock" xmlns:w16se="http://schemas.microsoft.com/office/word/2015/wordml/symex" xmlns:wpg="http://schemas.microsoft.com/office/word/2010/wordprocessingGroup" xmlns:wpi="http://schemas.microsoft.com/office/word/2010/wordprocessingInk" xmlns:wne="http://schemas.microsoft.com/office/word/2006/wordml" xmlns:wps="http://schemas.microsoft.com/office/word/2010/wordprocessingShape" mc:Ignorable="w14 w15 w16se w16cid w16 w16cex w16sdtdh w16sdtfl w16du wp14">
+<w:ftr xmlns:wpc="http://schemas.microsoft.com/office/word/2010/wordprocessingCanvas" xmlns:cx="http://schemas.microsoft.com/office/drawing/2014/chartex" xmlns:cx1="http://schemas.microsoft.com/office/drawing/2015/9/8/chartex" xmlns:cx2="http://schemas.microsoft.com/office/drawing/2015/10/21/chartex" xmlns:cx3="http://schemas.microsoft.com/office/drawing/2016/5/9/chartex" xmlns:cx4="http://schemas.microsoft.com/office/drawing/2016/5/10/chartex" xmlns:cx5="http://schemas.microsoft.com/office/drawing/2016/5/11/chartex" xmlns:cx6="http://schemas.microsoft.com/office/drawing/2016/5/12/chartex" xmlns:cx7="http://schemas.microsoft.com/office/drawing/2016/5/13/chartex" xmlns:cx8="http://schemas.microsoft.com/office/drawing/2016/5/14/chartex" xmlns:mc="http://schemas.openxmlformats.org/markup-compatibility/2006" xmlns:aink="http://schemas.microsoft.com/office/drawing/2016/ink" xmlns:am3d="http://schemas.microsoft.com/office/drawing/2017/model3d" xmlns:o="urn:schemas-microsoft-com:office:office" xmlns:oel="http://schemas.microsoft.com/office/2019/extlst" xmlns:r="http://schemas.openxmlformats.org/officeDocument/2006/relationships" xmlns:m="http://schemas.openxmlformats.org/officeDocument/2006/math" xmlns:v="urn:schemas-microsoft-com:vml" xmlns:wp14="http://schemas.microsoft.com/office/word/2010/wordprocessingDrawing" xmlns:wp="http://schemas.openxmlformats.org/drawingml/2006/wordprocessingDrawing" xmlns:w10="urn:schemas-microsoft-com:office:word" xmlns:w="http://schemas.openxmlformats.org/wordprocessingml/2006/main" xmlns:w14="http://schemas.microsoft.com/office/word/2010/wordml" xmlns:w15="http://schemas.microsoft.com/office/word/2012/wordml" xmlns:w16cex="http://schemas.microsoft.com/office/word/2018/wordml/cex" xmlns:w16cid="http://schemas.microsoft.com/office/word/2016/wordml/cid" xmlns:w16="http://schemas.microsoft.com/office/word/2018/wordml" xmlns:w16du="http://schemas.microsoft.com/office/word/2023/wordml/word16du" xmlns:w16sdtdh="http://schemas.microsoft.com/office/word/2020/wordml/sdtdatahash" xmlns:w16sdtfl="http://schemas.microsoft.com/office/word/2024/wordml/sdtformatlock" xmlns:w16se="http://schemas.microsoft.com/office/word/2015/wordml/symex" xmlns:wpg="http://schemas.microsoft.com/office/word/2010/wordprocessingGroup" xmlns:wpi="http://schemas.microsoft.com/office/word/2010/wordprocessingInk" xmlns:wne="http://schemas.microsoft.com/office/word/2006/wordml" xmlns:wps="http://schemas.microsoft.com/office/word/2010/wordprocessingShape" mc:Ignorable="w14 w15 w16se w16cid w16 w16cex w16sdtdh w16sdtfl w16du wp14">
   <w:p>
     <w:pPr>
-      <w:pStyle w:val="Sidefod"/>
+      <w:pStyle w:val="Footer"/>
     </w:pPr>
     <w:r>
       <w:rPr>
@@ -5748,7 +5748,7 @@
             </wp:anchor>
           </w:drawing>
         </mc:Choice>
-        <mc:Fallback>
+        <mc:Fallback xmlns:w16cei="http://schemas.microsoft.com/office/word/2026/wordml/cei">
           <w:pict>
             <v:shapetype w14:anchorId="38364CE0" id="_x0000_t202" coordsize="21600,21600" o:spt="202" path="m,l,21600r21600,l21600,xe">
               <v:stroke joinstyle="miter"/>
@@ -5791,10 +5791,10 @@
 </file>
 
 <file path=word/footer7.xml><?xml version="1.0" encoding="utf-8"?>
-<w:ftr xmlns:wpc="http://schemas.microsoft.com/office/word/2010/wordprocessingCanvas" xmlns:cx="http://schemas.microsoft.com/office/drawing/2014/chartex" xmlns:cx1="http://schemas.microsoft.com/office/drawing/2015/9/8/chartex" xmlns:cx2="http://schemas.microsoft.com/office/drawing/2015/10/21/chartex" xmlns:cx3="http://schemas.microsoft.com/office/drawing/2016/5/9/chartex" xmlns:cx4="http://schemas.microsoft.com/office/drawing/2016/5/10/chartex" xmlns:cx5="http://schemas.microsoft.com/office/drawing/2016/5/11/chartex" xmlns:cx6="http://schemas.microsoft.com/office/drawing/2016/5/12/chartex" xmlns:cx7="http://schemas.microsoft.com/office/drawing/2016/5/13/chartex" xmlns:cx8="http://schemas.microsoft.com/office/drawing/2016/5/14/chartex" xmlns:mc="http://schemas.openxmlformats.org/markup-compatibility/2006" xmlns:aink="http://schemas.microsoft.com/office/drawing/2016/ink" xmlns:am3d="http://schemas.microsoft.com/office/drawing/2017/model3d" xmlns:o="urn:schemas-microsoft-com:office:office" xmlns:oel="http://schemas.microsoft.com/office/2019/extlst" xmlns:r="http://schemas.openxmlformats.org/officeDocument/2006/relationships" xmlns:m="http://schemas.openxmlformats.org/officeDocument/2006/math" xmlns:v="urn:schemas-microsoft-com:vml" xmlns:wp14="http://schemas.microsoft.com/office/word/2010/wordprocessingDrawing" xmlns:wp="http://schemas.openxmlformats.org/drawingml/2006/wordprocessingDrawing" xmlns:w10="urn:schemas-microsoft-com:office:word" xmlns:w="http://schemas.openxmlformats.org/wordprocessingml/2006/main" xmlns:w14="http://schemas.microsoft.com/office/word/2010/wordml" xmlns:w15="http://schemas.microsoft.com/office/word/2012/wordml" xmlns:w16cei="http://schemas.microsoft.com/office/word/2026/wordml/cei" xmlns:w16cex="http://schemas.microsoft.com/office/word/2018/wordml/cex" xmlns:w16cid="http://schemas.microsoft.com/office/word/2016/wordml/cid" xmlns:w16="http://schemas.microsoft.com/office/word/2018/wordml" xmlns:w16du="http://schemas.microsoft.com/office/word/2023/wordml/word16du" xmlns:w16sdtdh="http://schemas.microsoft.com/office/word/2020/wordml/sdtdatahash" xmlns:w16sdtfl="http://schemas.microsoft.com/office/word/2024/wordml/sdtformatlock" xmlns:w16se="http://schemas.microsoft.com/office/word/2015/wordml/symex" xmlns:wpg="http://schemas.microsoft.com/office/word/2010/wordprocessingGroup" xmlns:wpi="http://schemas.microsoft.com/office/word/2010/wordprocessingInk" xmlns:wne="http://schemas.microsoft.com/office/word/2006/wordml" xmlns:wps="http://schemas.microsoft.com/office/word/2010/wordprocessingShape" mc:Ignorable="w14 w15 w16se w16cid w16 w16cex w16sdtdh w16sdtfl w16du wp14">
+<w:ftr xmlns:wpc="http://schemas.microsoft.com/office/word/2010/wordprocessingCanvas" xmlns:cx="http://schemas.microsoft.com/office/drawing/2014/chartex" xmlns:cx1="http://schemas.microsoft.com/office/drawing/2015/9/8/chartex" xmlns:cx2="http://schemas.microsoft.com/office/drawing/2015/10/21/chartex" xmlns:cx3="http://schemas.microsoft.com/office/drawing/2016/5/9/chartex" xmlns:cx4="http://schemas.microsoft.com/office/drawing/2016/5/10/chartex" xmlns:cx5="http://schemas.microsoft.com/office/drawing/2016/5/11/chartex" xmlns:cx6="http://schemas.microsoft.com/office/drawing/2016/5/12/chartex" xmlns:cx7="http://schemas.microsoft.com/office/drawing/2016/5/13/chartex" xmlns:cx8="http://schemas.microsoft.com/office/drawing/2016/5/14/chartex" xmlns:mc="http://schemas.openxmlformats.org/markup-compatibility/2006" xmlns:aink="http://schemas.microsoft.com/office/drawing/2016/ink" xmlns:am3d="http://schemas.microsoft.com/office/drawing/2017/model3d" xmlns:o="urn:schemas-microsoft-com:office:office" xmlns:oel="http://schemas.microsoft.com/office/2019/extlst" xmlns:r="http://schemas.openxmlformats.org/officeDocument/2006/relationships" xmlns:m="http://schemas.openxmlformats.org/officeDocument/2006/math" xmlns:v="urn:schemas-microsoft-com:vml" xmlns:wp14="http://schemas.microsoft.com/office/word/2010/wordprocessingDrawing" xmlns:wp="http://schemas.openxmlformats.org/drawingml/2006/wordprocessingDrawing" xmlns:w10="urn:schemas-microsoft-com:office:word" xmlns:w="http://schemas.openxmlformats.org/wordprocessingml/2006/main" xmlns:w14="http://schemas.microsoft.com/office/word/2010/wordml" xmlns:w15="http://schemas.microsoft.com/office/word/2012/wordml" xmlns:w16cex="http://schemas.microsoft.com/office/word/2018/wordml/cex" xmlns:w16cid="http://schemas.microsoft.com/office/word/2016/wordml/cid" xmlns:w16="http://schemas.microsoft.com/office/word/2018/wordml" xmlns:w16du="http://schemas.microsoft.com/office/word/2023/wordml/word16du" xmlns:w16sdtdh="http://schemas.microsoft.com/office/word/2020/wordml/sdtdatahash" xmlns:w16sdtfl="http://schemas.microsoft.com/office/word/2024/wordml/sdtformatlock" xmlns:w16se="http://schemas.microsoft.com/office/word/2015/wordml/symex" xmlns:wpg="http://schemas.microsoft.com/office/word/2010/wordprocessingGroup" xmlns:wpi="http://schemas.microsoft.com/office/word/2010/wordprocessingInk" xmlns:wne="http://schemas.microsoft.com/office/word/2006/wordml" xmlns:wps="http://schemas.microsoft.com/office/word/2010/wordprocessingShape" mc:Ignorable="w14 w15 w16se w16cid w16 w16cex w16sdtdh w16sdtfl w16du wp14">
   <w:p>
     <w:pPr>
-      <w:pStyle w:val="Sidefod"/>
+      <w:pStyle w:val="Footer"/>
     </w:pPr>
     <w:r>
       <w:rPr>
@@ -5876,7 +5876,7 @@
             </wp:anchor>
           </w:drawing>
         </mc:Choice>
-        <mc:Fallback>
+        <mc:Fallback xmlns:w16cei="http://schemas.microsoft.com/office/word/2026/wordml/cei">
           <w:pict>
             <v:shapetype w14:anchorId="48A78365" id="_x0000_t202" coordsize="21600,21600" o:spt="202" path="m,l,21600r21600,l21600,xe">
               <v:stroke joinstyle="miter"/>
@@ -5919,10 +5919,10 @@
 </file>
 
 <file path=word/footer8.xml><?xml version="1.0" encoding="utf-8"?>
-<w:ftr xmlns:wpc="http://schemas.microsoft.com/office/word/2010/wordprocessingCanvas" xmlns:cx="http://schemas.microsoft.com/office/drawing/2014/chartex" xmlns:cx1="http://schemas.microsoft.com/office/drawing/2015/9/8/chartex" xmlns:cx2="http://schemas.microsoft.com/office/drawing/2015/10/21/chartex" xmlns:cx3="http://schemas.microsoft.com/office/drawing/2016/5/9/chartex" xmlns:cx4="http://schemas.microsoft.com/office/drawing/2016/5/10/chartex" xmlns:cx5="http://schemas.microsoft.com/office/drawing/2016/5/11/chartex" xmlns:cx6="http://schemas.microsoft.com/office/drawing/2016/5/12/chartex" xmlns:cx7="http://schemas.microsoft.com/office/drawing/2016/5/13/chartex" xmlns:cx8="http://schemas.microsoft.com/office/drawing/2016/5/14/chartex" xmlns:mc="http://schemas.openxmlformats.org/markup-compatibility/2006" xmlns:aink="http://schemas.microsoft.com/office/drawing/2016/ink" xmlns:am3d="http://schemas.microsoft.com/office/drawing/2017/model3d" xmlns:o="urn:schemas-microsoft-com:office:office" xmlns:oel="http://schemas.microsoft.com/office/2019/extlst" xmlns:r="http://schemas.openxmlformats.org/officeDocument/2006/relationships" xmlns:m="http://schemas.openxmlformats.org/officeDocument/2006/math" xmlns:v="urn:schemas-microsoft-com:vml" xmlns:wp14="http://schemas.microsoft.com/office/word/2010/wordprocessingDrawing" xmlns:wp="http://schemas.openxmlformats.org/drawingml/2006/wordprocessingDrawing" xmlns:w10="urn:schemas-microsoft-com:office:word" xmlns:w="http://schemas.openxmlformats.org/wordprocessingml/2006/main" xmlns:w14="http://schemas.microsoft.com/office/word/2010/wordml" xmlns:w15="http://schemas.microsoft.com/office/word/2012/wordml" xmlns:w16cei="http://schemas.microsoft.com/office/word/2026/wordml/cei" xmlns:w16cex="http://schemas.microsoft.com/office/word/2018/wordml/cex" xmlns:w16cid="http://schemas.microsoft.com/office/word/2016/wordml/cid" xmlns:w16="http://schemas.microsoft.com/office/word/2018/wordml" xmlns:w16du="http://schemas.microsoft.com/office/word/2023/wordml/word16du" xmlns:w16sdtdh="http://schemas.microsoft.com/office/word/2020/wordml/sdtdatahash" xmlns:w16sdtfl="http://schemas.microsoft.com/office/word/2024/wordml/sdtformatlock" xmlns:w16se="http://schemas.microsoft.com/office/word/2015/wordml/symex" xmlns:wpg="http://schemas.microsoft.com/office/word/2010/wordprocessingGroup" xmlns:wpi="http://schemas.microsoft.com/office/word/2010/wordprocessingInk" xmlns:wne="http://schemas.microsoft.com/office/word/2006/wordml" xmlns:wps="http://schemas.microsoft.com/office/word/2010/wordprocessingShape" mc:Ignorable="w14 w15 w16se w16cid w16 w16cex w16sdtdh w16sdtfl w16du wp14">
+<w:ftr xmlns:wpc="http://schemas.microsoft.com/office/word/2010/wordprocessingCanvas" xmlns:cx="http://schemas.microsoft.com/office/drawing/2014/chartex" xmlns:cx1="http://schemas.microsoft.com/office/drawing/2015/9/8/chartex" xmlns:cx2="http://schemas.microsoft.com/office/drawing/2015/10/21/chartex" xmlns:cx3="http://schemas.microsoft.com/office/drawing/2016/5/9/chartex" xmlns:cx4="http://schemas.microsoft.com/office/drawing/2016/5/10/chartex" xmlns:cx5="http://schemas.microsoft.com/office/drawing/2016/5/11/chartex" xmlns:cx6="http://schemas.microsoft.com/office/drawing/2016/5/12/chartex" xmlns:cx7="http://schemas.microsoft.com/office/drawing/2016/5/13/chartex" xmlns:cx8="http://schemas.microsoft.com/office/drawing/2016/5/14/chartex" xmlns:mc="http://schemas.openxmlformats.org/markup-compatibility/2006" xmlns:aink="http://schemas.microsoft.com/office/drawing/2016/ink" xmlns:am3d="http://schemas.microsoft.com/office/drawing/2017/model3d" xmlns:o="urn:schemas-microsoft-com:office:office" xmlns:oel="http://schemas.microsoft.com/office/2019/extlst" xmlns:r="http://schemas.openxmlformats.org/officeDocument/2006/relationships" xmlns:m="http://schemas.openxmlformats.org/officeDocument/2006/math" xmlns:v="urn:schemas-microsoft-com:vml" xmlns:wp14="http://schemas.microsoft.com/office/word/2010/wordprocessingDrawing" xmlns:wp="http://schemas.openxmlformats.org/drawingml/2006/wordprocessingDrawing" xmlns:w10="urn:schemas-microsoft-com:office:word" xmlns:w="http://schemas.openxmlformats.org/wordprocessingml/2006/main" xmlns:w14="http://schemas.microsoft.com/office/word/2010/wordml" xmlns:w15="http://schemas.microsoft.com/office/word/2012/wordml" xmlns:w16cex="http://schemas.microsoft.com/office/word/2018/wordml/cex" xmlns:w16cid="http://schemas.microsoft.com/office/word/2016/wordml/cid" xmlns:w16="http://schemas.microsoft.com/office/word/2018/wordml" xmlns:w16du="http://schemas.microsoft.com/office/word/2023/wordml/word16du" xmlns:w16sdtdh="http://schemas.microsoft.com/office/word/2020/wordml/sdtdatahash" xmlns:w16sdtfl="http://schemas.microsoft.com/office/word/2024/wordml/sdtformatlock" xmlns:w16se="http://schemas.microsoft.com/office/word/2015/wordml/symex" xmlns:wpg="http://schemas.microsoft.com/office/word/2010/wordprocessingGroup" xmlns:wpi="http://schemas.microsoft.com/office/word/2010/wordprocessingInk" xmlns:wne="http://schemas.microsoft.com/office/word/2006/wordml" xmlns:wps="http://schemas.microsoft.com/office/word/2010/wordprocessingShape" mc:Ignorable="w14 w15 w16se w16cid w16 w16cex w16sdtdh w16sdtfl w16du wp14">
   <w:p>
     <w:pPr>
-      <w:pStyle w:val="Sidefod"/>
+      <w:pStyle w:val="Footer"/>
       <w:tabs>
         <w:tab w:val="clear" w:pos="4819"/>
         <w:tab w:val="center" w:pos="4536"/>
@@ -5962,17 +5962,17 @@
   </w:p>
   <w:p>
     <w:pPr>
-      <w:pStyle w:val="Sidefod"/>
+      <w:pStyle w:val="Footer"/>
     </w:pPr>
   </w:p>
 </w:ftr>
 </file>
 
 <file path=word/footer9.xml><?xml version="1.0" encoding="utf-8"?>
-<w:ftr xmlns:wpc="http://schemas.microsoft.com/office/word/2010/wordprocessingCanvas" xmlns:cx="http://schemas.microsoft.com/office/drawing/2014/chartex" xmlns:cx1="http://schemas.microsoft.com/office/drawing/2015/9/8/chartex" xmlns:cx2="http://schemas.microsoft.com/office/drawing/2015/10/21/chartex" xmlns:cx3="http://schemas.microsoft.com/office/drawing/2016/5/9/chartex" xmlns:cx4="http://schemas.microsoft.com/office/drawing/2016/5/10/chartex" xmlns:cx5="http://schemas.microsoft.com/office/drawing/2016/5/11/chartex" xmlns:cx6="http://schemas.microsoft.com/office/drawing/2016/5/12/chartex" xmlns:cx7="http://schemas.microsoft.com/office/drawing/2016/5/13/chartex" xmlns:cx8="http://schemas.microsoft.com/office/drawing/2016/5/14/chartex" xmlns:mc="http://schemas.openxmlformats.org/markup-compatibility/2006" xmlns:aink="http://schemas.microsoft.com/office/drawing/2016/ink" xmlns:am3d="http://schemas.microsoft.com/office/drawing/2017/model3d" xmlns:o="urn:schemas-microsoft-com:office:office" xmlns:oel="http://schemas.microsoft.com/office/2019/extlst" xmlns:r="http://schemas.openxmlformats.org/officeDocument/2006/relationships" xmlns:m="http://schemas.openxmlformats.org/officeDocument/2006/math" xmlns:v="urn:schemas-microsoft-com:vml" xmlns:wp14="http://schemas.microsoft.com/office/word/2010/wordprocessingDrawing" xmlns:wp="http://schemas.openxmlformats.org/drawingml/2006/wordprocessingDrawing" xmlns:w10="urn:schemas-microsoft-com:office:word" xmlns:w="http://schemas.openxmlformats.org/wordprocessingml/2006/main" xmlns:w14="http://schemas.microsoft.com/office/word/2010/wordml" xmlns:w15="http://schemas.microsoft.com/office/word/2012/wordml" xmlns:w16cei="http://schemas.microsoft.com/office/word/2026/wordml/cei" xmlns:w16cex="http://schemas.microsoft.com/office/word/2018/wordml/cex" xmlns:w16cid="http://schemas.microsoft.com/office/word/2016/wordml/cid" xmlns:w16="http://schemas.microsoft.com/office/word/2018/wordml" xmlns:w16du="http://schemas.microsoft.com/office/word/2023/wordml/word16du" xmlns:w16sdtdh="http://schemas.microsoft.com/office/word/2020/wordml/sdtdatahash" xmlns:w16sdtfl="http://schemas.microsoft.com/office/word/2024/wordml/sdtformatlock" xmlns:w16se="http://schemas.microsoft.com/office/word/2015/wordml/symex" xmlns:wpg="http://schemas.microsoft.com/office/word/2010/wordprocessingGroup" xmlns:wpi="http://schemas.microsoft.com/office/word/2010/wordprocessingInk" xmlns:wne="http://schemas.microsoft.com/office/word/2006/wordml" xmlns:wps="http://schemas.microsoft.com/office/word/2010/wordprocessingShape" mc:Ignorable="w14 w15 w16se w16cid w16 w16cex w16sdtdh w16sdtfl w16du wp14">
+<w:ftr xmlns:wpc="http://schemas.microsoft.com/office/word/2010/wordprocessingCanvas" xmlns:cx="http://schemas.microsoft.com/office/drawing/2014/chartex" xmlns:cx1="http://schemas.microsoft.com/office/drawing/2015/9/8/chartex" xmlns:cx2="http://schemas.microsoft.com/office/drawing/2015/10/21/chartex" xmlns:cx3="http://schemas.microsoft.com/office/drawing/2016/5/9/chartex" xmlns:cx4="http://schemas.microsoft.com/office/drawing/2016/5/10/chartex" xmlns:cx5="http://schemas.microsoft.com/office/drawing/2016/5/11/chartex" xmlns:cx6="http://schemas.microsoft.com/office/drawing/2016/5/12/chartex" xmlns:cx7="http://schemas.microsoft.com/office/drawing/2016/5/13/chartex" xmlns:cx8="http://schemas.microsoft.com/office/drawing/2016/5/14/chartex" xmlns:mc="http://schemas.openxmlformats.org/markup-compatibility/2006" xmlns:aink="http://schemas.microsoft.com/office/drawing/2016/ink" xmlns:am3d="http://schemas.microsoft.com/office/drawing/2017/model3d" xmlns:o="urn:schemas-microsoft-com:office:office" xmlns:oel="http://schemas.microsoft.com/office/2019/extlst" xmlns:r="http://schemas.openxmlformats.org/officeDocument/2006/relationships" xmlns:m="http://schemas.openxmlformats.org/officeDocument/2006/math" xmlns:v="urn:schemas-microsoft-com:vml" xmlns:wp14="http://schemas.microsoft.com/office/word/2010/wordprocessingDrawing" xmlns:wp="http://schemas.openxmlformats.org/drawingml/2006/wordprocessingDrawing" xmlns:w10="urn:schemas-microsoft-com:office:word" xmlns:w="http://schemas.openxmlformats.org/wordprocessingml/2006/main" xmlns:w14="http://schemas.microsoft.com/office/word/2010/wordml" xmlns:w15="http://schemas.microsoft.com/office/word/2012/wordml" xmlns:w16cex="http://schemas.microsoft.com/office/word/2018/wordml/cex" xmlns:w16cid="http://schemas.microsoft.com/office/word/2016/wordml/cid" xmlns:w16="http://schemas.microsoft.com/office/word/2018/wordml" xmlns:w16du="http://schemas.microsoft.com/office/word/2023/wordml/word16du" xmlns:w16sdtdh="http://schemas.microsoft.com/office/word/2020/wordml/sdtdatahash" xmlns:w16sdtfl="http://schemas.microsoft.com/office/word/2024/wordml/sdtformatlock" xmlns:w16se="http://schemas.microsoft.com/office/word/2015/wordml/symex" xmlns:wpg="http://schemas.microsoft.com/office/word/2010/wordprocessingGroup" xmlns:wpi="http://schemas.microsoft.com/office/word/2010/wordprocessingInk" xmlns:wne="http://schemas.microsoft.com/office/word/2006/wordml" xmlns:wps="http://schemas.microsoft.com/office/word/2010/wordprocessingShape" mc:Ignorable="w14 w15 w16se w16cid w16 w16cex w16sdtdh w16sdtfl w16du wp14">
   <w:p>
     <w:pPr>
-      <w:pStyle w:val="Sidefod"/>
+      <w:pStyle w:val="Footer"/>
     </w:pPr>
     <w:r>
       <w:rPr>
@@ -6054,7 +6054,7 @@
             </wp:anchor>
           </w:drawing>
         </mc:Choice>
-        <mc:Fallback>
+        <mc:Fallback xmlns:w16cei="http://schemas.microsoft.com/office/word/2026/wordml/cei">
           <w:pict>
             <v:shapetype w14:anchorId="1D6647D4" id="_x0000_t202" coordsize="21600,21600" o:spt="202" path="m,l,21600r21600,l21600,xe">
               <v:stroke joinstyle="miter"/>
@@ -6097,7 +6097,7 @@
 </file>
 
 <file path=word/footnotes.xml><?xml version="1.0" encoding="utf-8"?>
-<w:footnotes xmlns:wpc="http://schemas.microsoft.com/office/word/2010/wordprocessingCanvas" xmlns:cx="http://schemas.microsoft.com/office/drawing/2014/chartex" xmlns:cx1="http://schemas.microsoft.com/office/drawing/2015/9/8/chartex" xmlns:cx2="http://schemas.microsoft.com/office/drawing/2015/10/21/chartex" xmlns:cx3="http://schemas.microsoft.com/office/drawing/2016/5/9/chartex" xmlns:cx4="http://schemas.microsoft.com/office/drawing/2016/5/10/chartex" xmlns:cx5="http://schemas.microsoft.com/office/drawing/2016/5/11/chartex" xmlns:cx6="http://schemas.microsoft.com/office/drawing/2016/5/12/chartex" xmlns:cx7="http://schemas.microsoft.com/office/drawing/2016/5/13/chartex" xmlns:cx8="http://schemas.microsoft.com/office/drawing/2016/5/14/chartex" xmlns:mc="http://schemas.openxmlformats.org/markup-compatibility/2006" xmlns:aink="http://schemas.microsoft.com/office/drawing/2016/ink" xmlns:am3d="http://schemas.microsoft.com/office/drawing/2017/model3d" xmlns:o="urn:schemas-microsoft-com:office:office" xmlns:oel="http://schemas.microsoft.com/office/2019/extlst" xmlns:r="http://schemas.openxmlformats.org/officeDocument/2006/relationships" xmlns:m="http://schemas.openxmlformats.org/officeDocument/2006/math" xmlns:v="urn:schemas-microsoft-com:vml" xmlns:wp14="http://schemas.microsoft.com/office/word/2010/wordprocessingDrawing" xmlns:wp="http://schemas.openxmlformats.org/drawingml/2006/wordprocessingDrawing" xmlns:w10="urn:schemas-microsoft-com:office:word" xmlns:w="http://schemas.openxmlformats.org/wordprocessingml/2006/main" xmlns:w14="http://schemas.microsoft.com/office/word/2010/wordml" xmlns:w15="http://schemas.microsoft.com/office/word/2012/wordml" xmlns:w16cei="http://schemas.microsoft.com/office/word/2026/wordml/cei" xmlns:w16cex="http://schemas.microsoft.com/office/word/2018/wordml/cex" xmlns:w16cid="http://schemas.microsoft.com/office/word/2016/wordml/cid" xmlns:w16="http://schemas.microsoft.com/office/word/2018/wordml" xmlns:w16du="http://schemas.microsoft.com/office/word/2023/wordml/word16du" xmlns:w16sdtdh="http://schemas.microsoft.com/office/word/2020/wordml/sdtdatahash" xmlns:w16sdtfl="http://schemas.microsoft.com/office/word/2024/wordml/sdtformatlock" xmlns:w16se="http://schemas.microsoft.com/office/word/2015/wordml/symex" xmlns:wpg="http://schemas.microsoft.com/office/word/2010/wordprocessingGroup" xmlns:wpi="http://schemas.microsoft.com/office/word/2010/wordprocessingInk" xmlns:wne="http://schemas.microsoft.com/office/word/2006/wordml" xmlns:wps="http://schemas.microsoft.com/office/word/2010/wordprocessingShape" mc:Ignorable="w14 w15 w16se w16cid w16 w16cex w16sdtdh w16sdtfl w16du wp14">
+<w:footnotes xmlns:wpc="http://schemas.microsoft.com/office/word/2010/wordprocessingCanvas" xmlns:cx="http://schemas.microsoft.com/office/drawing/2014/chartex" xmlns:cx1="http://schemas.microsoft.com/office/drawing/2015/9/8/chartex" xmlns:cx2="http://schemas.microsoft.com/office/drawing/2015/10/21/chartex" xmlns:cx3="http://schemas.microsoft.com/office/drawing/2016/5/9/chartex" xmlns:cx4="http://schemas.microsoft.com/office/drawing/2016/5/10/chartex" xmlns:cx5="http://schemas.microsoft.com/office/drawing/2016/5/11/chartex" xmlns:cx6="http://schemas.microsoft.com/office/drawing/2016/5/12/chartex" xmlns:cx7="http://schemas.microsoft.com/office/drawing/2016/5/13/chartex" xmlns:cx8="http://schemas.microsoft.com/office/drawing/2016/5/14/chartex" xmlns:mc="http://schemas.openxmlformats.org/markup-compatibility/2006" xmlns:aink="http://schemas.microsoft.com/office/drawing/2016/ink" xmlns:am3d="http://schemas.microsoft.com/office/drawing/2017/model3d" xmlns:o="urn:schemas-microsoft-com:office:office" xmlns:oel="http://schemas.microsoft.com/office/2019/extlst" xmlns:r="http://schemas.openxmlformats.org/officeDocument/2006/relationships" xmlns:m="http://schemas.openxmlformats.org/officeDocument/2006/math" xmlns:v="urn:schemas-microsoft-com:vml" xmlns:wp14="http://schemas.microsoft.com/office/word/2010/wordprocessingDrawing" xmlns:wp="http://schemas.openxmlformats.org/drawingml/2006/wordprocessingDrawing" xmlns:w10="urn:schemas-microsoft-com:office:word" xmlns:w="http://schemas.openxmlformats.org/wordprocessingml/2006/main" xmlns:w14="http://schemas.microsoft.com/office/word/2010/wordml" xmlns:w15="http://schemas.microsoft.com/office/word/2012/wordml" xmlns:w16cex="http://schemas.microsoft.com/office/word/2018/wordml/cex" xmlns:w16cid="http://schemas.microsoft.com/office/word/2016/wordml/cid" xmlns:w16="http://schemas.microsoft.com/office/word/2018/wordml" xmlns:w16du="http://schemas.microsoft.com/office/word/2023/wordml/word16du" xmlns:w16sdtdh="http://schemas.microsoft.com/office/word/2020/wordml/sdtdatahash" xmlns:w16sdtfl="http://schemas.microsoft.com/office/word/2024/wordml/sdtformatlock" xmlns:w16se="http://schemas.microsoft.com/office/word/2015/wordml/symex" xmlns:wpg="http://schemas.microsoft.com/office/word/2010/wordprocessingGroup" xmlns:wpi="http://schemas.microsoft.com/office/word/2010/wordprocessingInk" xmlns:wne="http://schemas.microsoft.com/office/word/2006/wordml" xmlns:wps="http://schemas.microsoft.com/office/word/2010/wordprocessingShape" mc:Ignorable="w14 w15 w16se w16cid w16 w16cex w16sdtdh w16sdtfl w16du wp14">
   <w:footnote w:type="separator" w:id="-1">
     <w:p>
       <w:pPr>
@@ -6123,10 +6123,10 @@
 </file>
 
 <file path=word/header1.xml><?xml version="1.0" encoding="utf-8"?>
-<w:hdr xmlns:wpc="http://schemas.microsoft.com/office/word/2010/wordprocessingCanvas" xmlns:cx="http://schemas.microsoft.com/office/drawing/2014/chartex" xmlns:cx1="http://schemas.microsoft.com/office/drawing/2015/9/8/chartex" xmlns:cx2="http://schemas.microsoft.com/office/drawing/2015/10/21/chartex" xmlns:cx3="http://schemas.microsoft.com/office/drawing/2016/5/9/chartex" xmlns:cx4="http://schemas.microsoft.com/office/drawing/2016/5/10/chartex" xmlns:cx5="http://schemas.microsoft.com/office/drawing/2016/5/11/chartex" xmlns:cx6="http://schemas.microsoft.com/office/drawing/2016/5/12/chartex" xmlns:cx7="http://schemas.microsoft.com/office/drawing/2016/5/13/chartex" xmlns:cx8="http://schemas.microsoft.com/office/drawing/2016/5/14/chartex" xmlns:mc="http://schemas.openxmlformats.org/markup-compatibility/2006" xmlns:aink="http://schemas.microsoft.com/office/drawing/2016/ink" xmlns:am3d="http://schemas.microsoft.com/office/drawing/2017/model3d" xmlns:o="urn:schemas-microsoft-com:office:office" xmlns:oel="http://schemas.microsoft.com/office/2019/extlst" xmlns:r="http://schemas.openxmlformats.org/officeDocument/2006/relationships" xmlns:m="http://schemas.openxmlformats.org/officeDocument/2006/math" xmlns:v="urn:schemas-microsoft-com:vml" xmlns:wp14="http://schemas.microsoft.com/office/word/2010/wordprocessingDrawing" xmlns:wp="http://schemas.openxmlformats.org/drawingml/2006/wordprocessingDrawing" xmlns:w10="urn:schemas-microsoft-com:office:word" xmlns:w="http://schemas.openxmlformats.org/wordprocessingml/2006/main" xmlns:w14="http://schemas.microsoft.com/office/word/2010/wordml" xmlns:w15="http://schemas.microsoft.com/office/word/2012/wordml" xmlns:w16cei="http://schemas.microsoft.com/office/word/2026/wordml/cei" xmlns:w16cex="http://schemas.microsoft.com/office/word/2018/wordml/cex" xmlns:w16cid="http://schemas.microsoft.com/office/word/2016/wordml/cid" xmlns:w16="http://schemas.microsoft.com/office/word/2018/wordml" xmlns:w16du="http://schemas.microsoft.com/office/word/2023/wordml/word16du" xmlns:w16sdtdh="http://schemas.microsoft.com/office/word/2020/wordml/sdtdatahash" xmlns:w16sdtfl="http://schemas.microsoft.com/office/word/2024/wordml/sdtformatlock" xmlns:w16se="http://schemas.microsoft.com/office/word/2015/wordml/symex" xmlns:wpg="http://schemas.microsoft.com/office/word/2010/wordprocessingGroup" xmlns:wpi="http://schemas.microsoft.com/office/word/2010/wordprocessingInk" xmlns:wne="http://schemas.microsoft.com/office/word/2006/wordml" xmlns:wps="http://schemas.microsoft.com/office/word/2010/wordprocessingShape" mc:Ignorable="w14 w15 w16se w16cid w16 w16cex w16sdtdh w16sdtfl w16du wp14">
+<w:hdr xmlns:wpc="http://schemas.microsoft.com/office/word/2010/wordprocessingCanvas" xmlns:cx="http://schemas.microsoft.com/office/drawing/2014/chartex" xmlns:cx1="http://schemas.microsoft.com/office/drawing/2015/9/8/chartex" xmlns:cx2="http://schemas.microsoft.com/office/drawing/2015/10/21/chartex" xmlns:cx3="http://schemas.microsoft.com/office/drawing/2016/5/9/chartex" xmlns:cx4="http://schemas.microsoft.com/office/drawing/2016/5/10/chartex" xmlns:cx5="http://schemas.microsoft.com/office/drawing/2016/5/11/chartex" xmlns:cx6="http://schemas.microsoft.com/office/drawing/2016/5/12/chartex" xmlns:cx7="http://schemas.microsoft.com/office/drawing/2016/5/13/chartex" xmlns:cx8="http://schemas.microsoft.com/office/drawing/2016/5/14/chartex" xmlns:mc="http://schemas.openxmlformats.org/markup-compatibility/2006" xmlns:aink="http://schemas.microsoft.com/office/drawing/2016/ink" xmlns:am3d="http://schemas.microsoft.com/office/drawing/2017/model3d" xmlns:o="urn:schemas-microsoft-com:office:office" xmlns:oel="http://schemas.microsoft.com/office/2019/extlst" xmlns:r="http://schemas.openxmlformats.org/officeDocument/2006/relationships" xmlns:m="http://schemas.openxmlformats.org/officeDocument/2006/math" xmlns:v="urn:schemas-microsoft-com:vml" xmlns:wp14="http://schemas.microsoft.com/office/word/2010/wordprocessingDrawing" xmlns:wp="http://schemas.openxmlformats.org/drawingml/2006/wordprocessingDrawing" xmlns:w10="urn:schemas-microsoft-com:office:word" xmlns:w="http://schemas.openxmlformats.org/wordprocessingml/2006/main" xmlns:w14="http://schemas.microsoft.com/office/word/2010/wordml" xmlns:w15="http://schemas.microsoft.com/office/word/2012/wordml" xmlns:w16cex="http://schemas.microsoft.com/office/word/2018/wordml/cex" xmlns:w16cid="http://schemas.microsoft.com/office/word/2016/wordml/cid" xmlns:w16="http://schemas.microsoft.com/office/word/2018/wordml" xmlns:w16du="http://schemas.microsoft.com/office/word/2023/wordml/word16du" xmlns:w16sdtdh="http://schemas.microsoft.com/office/word/2020/wordml/sdtdatahash" xmlns:w16sdtfl="http://schemas.microsoft.com/office/word/2024/wordml/sdtformatlock" xmlns:w16se="http://schemas.microsoft.com/office/word/2015/wordml/symex" xmlns:wpg="http://schemas.microsoft.com/office/word/2010/wordprocessingGroup" xmlns:wpi="http://schemas.microsoft.com/office/word/2010/wordprocessingInk" xmlns:wne="http://schemas.microsoft.com/office/word/2006/wordml" xmlns:wps="http://schemas.microsoft.com/office/word/2010/wordprocessingShape" mc:Ignorable="w14 w15 w16se w16cid w16 w16cex w16sdtdh w16sdtfl w16du wp14">
   <w:p>
     <w:pPr>
-      <w:pStyle w:val="Sidehoved"/>
+      <w:pStyle w:val="Header"/>
       <w:jc w:val="right"/>
     </w:pPr>
     <w:r>
@@ -6155,27 +6155,27 @@
 </file>
 
 <file path=word/header2.xml><?xml version="1.0" encoding="utf-8"?>
-<w:hdr xmlns:wpc="http://schemas.microsoft.com/office/word/2010/wordprocessingCanvas" xmlns:cx="http://schemas.microsoft.com/office/drawing/2014/chartex" xmlns:cx1="http://schemas.microsoft.com/office/drawing/2015/9/8/chartex" xmlns:cx2="http://schemas.microsoft.com/office/drawing/2015/10/21/chartex" xmlns:cx3="http://schemas.microsoft.com/office/drawing/2016/5/9/chartex" xmlns:cx4="http://schemas.microsoft.com/office/drawing/2016/5/10/chartex" xmlns:cx5="http://schemas.microsoft.com/office/drawing/2016/5/11/chartex" xmlns:cx6="http://schemas.microsoft.com/office/drawing/2016/5/12/chartex" xmlns:cx7="http://schemas.microsoft.com/office/drawing/2016/5/13/chartex" xmlns:cx8="http://schemas.microsoft.com/office/drawing/2016/5/14/chartex" xmlns:mc="http://schemas.openxmlformats.org/markup-compatibility/2006" xmlns:aink="http://schemas.microsoft.com/office/drawing/2016/ink" xmlns:am3d="http://schemas.microsoft.com/office/drawing/2017/model3d" xmlns:o="urn:schemas-microsoft-com:office:office" xmlns:oel="http://schemas.microsoft.com/office/2019/extlst" xmlns:r="http://schemas.openxmlformats.org/officeDocument/2006/relationships" xmlns:m="http://schemas.openxmlformats.org/officeDocument/2006/math" xmlns:v="urn:schemas-microsoft-com:vml" xmlns:wp14="http://schemas.microsoft.com/office/word/2010/wordprocessingDrawing" xmlns:wp="http://schemas.openxmlformats.org/drawingml/2006/wordprocessingDrawing" xmlns:w10="urn:schemas-microsoft-com:office:word" xmlns:w="http://schemas.openxmlformats.org/wordprocessingml/2006/main" xmlns:w14="http://schemas.microsoft.com/office/word/2010/wordml" xmlns:w15="http://schemas.microsoft.com/office/word/2012/wordml" xmlns:w16cei="http://schemas.microsoft.com/office/word/2026/wordml/cei" xmlns:w16cex="http://schemas.microsoft.com/office/word/2018/wordml/cex" xmlns:w16cid="http://schemas.microsoft.com/office/word/2016/wordml/cid" xmlns:w16="http://schemas.microsoft.com/office/word/2018/wordml" xmlns:w16du="http://schemas.microsoft.com/office/word/2023/wordml/word16du" xmlns:w16sdtdh="http://schemas.microsoft.com/office/word/2020/wordml/sdtdatahash" xmlns:w16sdtfl="http://schemas.microsoft.com/office/word/2024/wordml/sdtformatlock" xmlns:w16se="http://schemas.microsoft.com/office/word/2015/wordml/symex" xmlns:wpg="http://schemas.microsoft.com/office/word/2010/wordprocessingGroup" xmlns:wpi="http://schemas.microsoft.com/office/word/2010/wordprocessingInk" xmlns:wne="http://schemas.microsoft.com/office/word/2006/wordml" xmlns:wps="http://schemas.microsoft.com/office/word/2010/wordprocessingShape" mc:Ignorable="w14 w15 w16se w16cid w16 w16cex w16sdtdh w16sdtfl w16du wp14">
+<w:hdr xmlns:wpc="http://schemas.microsoft.com/office/word/2010/wordprocessingCanvas" xmlns:cx="http://schemas.microsoft.com/office/drawing/2014/chartex" xmlns:cx1="http://schemas.microsoft.com/office/drawing/2015/9/8/chartex" xmlns:cx2="http://schemas.microsoft.com/office/drawing/2015/10/21/chartex" xmlns:cx3="http://schemas.microsoft.com/office/drawing/2016/5/9/chartex" xmlns:cx4="http://schemas.microsoft.com/office/drawing/2016/5/10/chartex" xmlns:cx5="http://schemas.microsoft.com/office/drawing/2016/5/11/chartex" xmlns:cx6="http://schemas.microsoft.com/office/drawing/2016/5/12/chartex" xmlns:cx7="http://schemas.microsoft.com/office/drawing/2016/5/13/chartex" xmlns:cx8="http://schemas.microsoft.com/office/drawing/2016/5/14/chartex" xmlns:mc="http://schemas.openxmlformats.org/markup-compatibility/2006" xmlns:aink="http://schemas.microsoft.com/office/drawing/2016/ink" xmlns:am3d="http://schemas.microsoft.com/office/drawing/2017/model3d" xmlns:o="urn:schemas-microsoft-com:office:office" xmlns:oel="http://schemas.microsoft.com/office/2019/extlst" xmlns:r="http://schemas.openxmlformats.org/officeDocument/2006/relationships" xmlns:m="http://schemas.openxmlformats.org/officeDocument/2006/math" xmlns:v="urn:schemas-microsoft-com:vml" xmlns:wp14="http://schemas.microsoft.com/office/word/2010/wordprocessingDrawing" xmlns:wp="http://schemas.openxmlformats.org/drawingml/2006/wordprocessingDrawing" xmlns:w10="urn:schemas-microsoft-com:office:word" xmlns:w="http://schemas.openxmlformats.org/wordprocessingml/2006/main" xmlns:w14="http://schemas.microsoft.com/office/word/2010/wordml" xmlns:w15="http://schemas.microsoft.com/office/word/2012/wordml" xmlns:w16cex="http://schemas.microsoft.com/office/word/2018/wordml/cex" xmlns:w16cid="http://schemas.microsoft.com/office/word/2016/wordml/cid" xmlns:w16="http://schemas.microsoft.com/office/word/2018/wordml" xmlns:w16du="http://schemas.microsoft.com/office/word/2023/wordml/word16du" xmlns:w16sdtdh="http://schemas.microsoft.com/office/word/2020/wordml/sdtdatahash" xmlns:w16sdtfl="http://schemas.microsoft.com/office/word/2024/wordml/sdtformatlock" xmlns:w16se="http://schemas.microsoft.com/office/word/2015/wordml/symex" xmlns:wpg="http://schemas.microsoft.com/office/word/2010/wordprocessingGroup" xmlns:wpi="http://schemas.microsoft.com/office/word/2010/wordprocessingInk" xmlns:wne="http://schemas.microsoft.com/office/word/2006/wordml" xmlns:wps="http://schemas.microsoft.com/office/word/2010/wordprocessingShape" mc:Ignorable="w14 w15 w16se w16cid w16 w16cex w16sdtdh w16sdtfl w16du wp14">
   <w:p>
     <w:pPr>
-      <w:pStyle w:val="Sidehoved"/>
+      <w:pStyle w:val="Header"/>
     </w:pPr>
   </w:p>
 </w:hdr>
 </file>
 
 <file path=word/header3.xml><?xml version="1.0" encoding="utf-8"?>
-<w:hdr xmlns:wpc="http://schemas.microsoft.com/office/word/2010/wordprocessingCanvas" xmlns:cx="http://schemas.microsoft.com/office/drawing/2014/chartex" xmlns:cx1="http://schemas.microsoft.com/office/drawing/2015/9/8/chartex" xmlns:cx2="http://schemas.microsoft.com/office/drawing/2015/10/21/chartex" xmlns:cx3="http://schemas.microsoft.com/office/drawing/2016/5/9/chartex" xmlns:cx4="http://schemas.microsoft.com/office/drawing/2016/5/10/chartex" xmlns:cx5="http://schemas.microsoft.com/office/drawing/2016/5/11/chartex" xmlns:cx6="http://schemas.microsoft.com/office/drawing/2016/5/12/chartex" xmlns:cx7="http://schemas.microsoft.com/office/drawing/2016/5/13/chartex" xmlns:cx8="http://schemas.microsoft.com/office/drawing/2016/5/14/chartex" xmlns:mc="http://schemas.openxmlformats.org/markup-compatibility/2006" xmlns:aink="http://schemas.microsoft.com/office/drawing/2016/ink" xmlns:am3d="http://schemas.microsoft.com/office/drawing/2017/model3d" xmlns:o="urn:schemas-microsoft-com:office:office" xmlns:oel="http://schemas.microsoft.com/office/2019/extlst" xmlns:r="http://schemas.openxmlformats.org/officeDocument/2006/relationships" xmlns:m="http://schemas.openxmlformats.org/officeDocument/2006/math" xmlns:v="urn:schemas-microsoft-com:vml" xmlns:wp14="http://schemas.microsoft.com/office/word/2010/wordprocessingDrawing" xmlns:wp="http://schemas.openxmlformats.org/drawingml/2006/wordprocessingDrawing" xmlns:w10="urn:schemas-microsoft-com:office:word" xmlns:w="http://schemas.openxmlformats.org/wordprocessingml/2006/main" xmlns:w14="http://schemas.microsoft.com/office/word/2010/wordml" xmlns:w15="http://schemas.microsoft.com/office/word/2012/wordml" xmlns:w16cei="http://schemas.microsoft.com/office/word/2026/wordml/cei" xmlns:w16cex="http://schemas.microsoft.com/office/word/2018/wordml/cex" xmlns:w16cid="http://schemas.microsoft.com/office/word/2016/wordml/cid" xmlns:w16="http://schemas.microsoft.com/office/word/2018/wordml" xmlns:w16du="http://schemas.microsoft.com/office/word/2023/wordml/word16du" xmlns:w16sdtdh="http://schemas.microsoft.com/office/word/2020/wordml/sdtdatahash" xmlns:w16sdtfl="http://schemas.microsoft.com/office/word/2024/wordml/sdtformatlock" xmlns:w16se="http://schemas.microsoft.com/office/word/2015/wordml/symex" xmlns:wpg="http://schemas.microsoft.com/office/word/2010/wordprocessingGroup" xmlns:wpi="http://schemas.microsoft.com/office/word/2010/wordprocessingInk" xmlns:wne="http://schemas.microsoft.com/office/word/2006/wordml" xmlns:wps="http://schemas.microsoft.com/office/word/2010/wordprocessingShape" mc:Ignorable="w14 w15 w16se w16cid w16 w16cex w16sdtdh w16sdtfl w16du wp14">
+<w:hdr xmlns:wpc="http://schemas.microsoft.com/office/word/2010/wordprocessingCanvas" xmlns:cx="http://schemas.microsoft.com/office/drawing/2014/chartex" xmlns:cx1="http://schemas.microsoft.com/office/drawing/2015/9/8/chartex" xmlns:cx2="http://schemas.microsoft.com/office/drawing/2015/10/21/chartex" xmlns:cx3="http://schemas.microsoft.com/office/drawing/2016/5/9/chartex" xmlns:cx4="http://schemas.microsoft.com/office/drawing/2016/5/10/chartex" xmlns:cx5="http://schemas.microsoft.com/office/drawing/2016/5/11/chartex" xmlns:cx6="http://schemas.microsoft.com/office/drawing/2016/5/12/chartex" xmlns:cx7="http://schemas.microsoft.com/office/drawing/2016/5/13/chartex" xmlns:cx8="http://schemas.microsoft.com/office/drawing/2016/5/14/chartex" xmlns:mc="http://schemas.openxmlformats.org/markup-compatibility/2006" xmlns:aink="http://schemas.microsoft.com/office/drawing/2016/ink" xmlns:am3d="http://schemas.microsoft.com/office/drawing/2017/model3d" xmlns:o="urn:schemas-microsoft-com:office:office" xmlns:oel="http://schemas.microsoft.com/office/2019/extlst" xmlns:r="http://schemas.openxmlformats.org/officeDocument/2006/relationships" xmlns:m="http://schemas.openxmlformats.org/officeDocument/2006/math" xmlns:v="urn:schemas-microsoft-com:vml" xmlns:wp14="http://schemas.microsoft.com/office/word/2010/wordprocessingDrawing" xmlns:wp="http://schemas.openxmlformats.org/drawingml/2006/wordprocessingDrawing" xmlns:w10="urn:schemas-microsoft-com:office:word" xmlns:w="http://schemas.openxmlformats.org/wordprocessingml/2006/main" xmlns:w14="http://schemas.microsoft.com/office/word/2010/wordml" xmlns:w15="http://schemas.microsoft.com/office/word/2012/wordml" xmlns:w16cex="http://schemas.microsoft.com/office/word/2018/wordml/cex" xmlns:w16cid="http://schemas.microsoft.com/office/word/2016/wordml/cid" xmlns:w16="http://schemas.microsoft.com/office/word/2018/wordml" xmlns:w16du="http://schemas.microsoft.com/office/word/2023/wordml/word16du" xmlns:w16sdtdh="http://schemas.microsoft.com/office/word/2020/wordml/sdtdatahash" xmlns:w16sdtfl="http://schemas.microsoft.com/office/word/2024/wordml/sdtformatlock" xmlns:w16se="http://schemas.microsoft.com/office/word/2015/wordml/symex" xmlns:wpg="http://schemas.microsoft.com/office/word/2010/wordprocessingGroup" xmlns:wpi="http://schemas.microsoft.com/office/word/2010/wordprocessingInk" xmlns:wne="http://schemas.microsoft.com/office/word/2006/wordml" xmlns:wps="http://schemas.microsoft.com/office/word/2010/wordprocessingShape" mc:Ignorable="w14 w15 w16se w16cid w16 w16cex w16sdtdh w16sdtfl w16du wp14">
   <w:p>
     <w:pPr>
-      <w:pStyle w:val="Sidehoved"/>
+      <w:pStyle w:val="Header"/>
     </w:pPr>
   </w:p>
 </w:hdr>
 </file>
 
 <file path=word/numbering.xml><?xml version="1.0" encoding="utf-8"?>
-<w:numbering xmlns:wpc="http://schemas.microsoft.com/office/word/2010/wordprocessingCanvas" xmlns:cx="http://schemas.microsoft.com/office/drawing/2014/chartex" xmlns:cx1="http://schemas.microsoft.com/office/drawing/2015/9/8/chartex" xmlns:cx2="http://schemas.microsoft.com/office/drawing/2015/10/21/chartex" xmlns:cx3="http://schemas.microsoft.com/office/drawing/2016/5/9/chartex" xmlns:cx4="http://schemas.microsoft.com/office/drawing/2016/5/10/chartex" xmlns:cx5="http://schemas.microsoft.com/office/drawing/2016/5/11/chartex" xmlns:cx6="http://schemas.microsoft.com/office/drawing/2016/5/12/chartex" xmlns:cx7="http://schemas.microsoft.com/office/drawing/2016/5/13/chartex" xmlns:cx8="http://schemas.microsoft.com/office/drawing/2016/5/14/chartex" xmlns:mc="http://schemas.openxmlformats.org/markup-compatibility/2006" xmlns:aink="http://schemas.microsoft.com/office/drawing/2016/ink" xmlns:am3d="http://schemas.microsoft.com/office/drawing/2017/model3d" xmlns:o="urn:schemas-microsoft-com:office:office" xmlns:oel="http://schemas.microsoft.com/office/2019/extlst" xmlns:r="http://schemas.openxmlformats.org/officeDocument/2006/relationships" xmlns:m="http://schemas.openxmlformats.org/officeDocument/2006/math" xmlns:v="urn:schemas-microsoft-com:vml" xmlns:wp14="http://schemas.microsoft.com/office/word/2010/wordprocessingDrawing" xmlns:wp="http://schemas.openxmlformats.org/drawingml/2006/wordprocessingDrawing" xmlns:w10="urn:schemas-microsoft-com:office:word" xmlns:w="http://schemas.openxmlformats.org/wordprocessingml/2006/main" xmlns:w14="http://schemas.microsoft.com/office/word/2010/wordml" xmlns:w15="http://schemas.microsoft.com/office/word/2012/wordml" xmlns:w16cei="http://schemas.microsoft.com/office/word/2026/wordml/cei" xmlns:w16cex="http://schemas.microsoft.com/office/word/2018/wordml/cex" xmlns:w16cid="http://schemas.microsoft.com/office/word/2016/wordml/cid" xmlns:w16="http://schemas.microsoft.com/office/word/2018/wordml" xmlns:w16du="http://schemas.microsoft.com/office/word/2023/wordml/word16du" xmlns:w16sdtdh="http://schemas.microsoft.com/office/word/2020/wordml/sdtdatahash" xmlns:w16sdtfl="http://schemas.microsoft.com/office/word/2024/wordml/sdtformatlock" xmlns:w16se="http://schemas.microsoft.com/office/word/2015/wordml/symex" xmlns:wpg="http://schemas.microsoft.com/office/word/2010/wordprocessingGroup" xmlns:wpi="http://schemas.microsoft.com/office/word/2010/wordprocessingInk" xmlns:wne="http://schemas.microsoft.com/office/word/2006/wordml" xmlns:wps="http://schemas.microsoft.com/office/word/2010/wordprocessingShape" mc:Ignorable="w14 w15 w16se w16cid w16 w16cex w16sdtdh w16sdtfl w16du wp14">
+<w:numbering xmlns:wpc="http://schemas.microsoft.com/office/word/2010/wordprocessingCanvas" xmlns:cx="http://schemas.microsoft.com/office/drawing/2014/chartex" xmlns:cx1="http://schemas.microsoft.com/office/drawing/2015/9/8/chartex" xmlns:cx2="http://schemas.microsoft.com/office/drawing/2015/10/21/chartex" xmlns:cx3="http://schemas.microsoft.com/office/drawing/2016/5/9/chartex" xmlns:cx4="http://schemas.microsoft.com/office/drawing/2016/5/10/chartex" xmlns:cx5="http://schemas.microsoft.com/office/drawing/2016/5/11/chartex" xmlns:cx6="http://schemas.microsoft.com/office/drawing/2016/5/12/chartex" xmlns:cx7="http://schemas.microsoft.com/office/drawing/2016/5/13/chartex" xmlns:cx8="http://schemas.microsoft.com/office/drawing/2016/5/14/chartex" xmlns:mc="http://schemas.openxmlformats.org/markup-compatibility/2006" xmlns:aink="http://schemas.microsoft.com/office/drawing/2016/ink" xmlns:am3d="http://schemas.microsoft.com/office/drawing/2017/model3d" xmlns:o="urn:schemas-microsoft-com:office:office" xmlns:oel="http://schemas.microsoft.com/office/2019/extlst" xmlns:r="http://schemas.openxmlformats.org/officeDocument/2006/relationships" xmlns:m="http://schemas.openxmlformats.org/officeDocument/2006/math" xmlns:v="urn:schemas-microsoft-com:vml" xmlns:wp14="http://schemas.microsoft.com/office/word/2010/wordprocessingDrawing" xmlns:wp="http://schemas.openxmlformats.org/drawingml/2006/wordprocessingDrawing" xmlns:w10="urn:schemas-microsoft-com:office:word" xmlns:w="http://schemas.openxmlformats.org/wordprocessingml/2006/main" xmlns:w14="http://schemas.microsoft.com/office/word/2010/wordml" xmlns:w15="http://schemas.microsoft.com/office/word/2012/wordml" xmlns:w16cex="http://schemas.microsoft.com/office/word/2018/wordml/cex" xmlns:w16cid="http://schemas.microsoft.com/office/word/2016/wordml/cid" xmlns:w16="http://schemas.microsoft.com/office/word/2018/wordml" xmlns:w16du="http://schemas.microsoft.com/office/word/2023/wordml/word16du" xmlns:w16sdtdh="http://schemas.microsoft.com/office/word/2020/wordml/sdtdatahash" xmlns:w16sdtfl="http://schemas.microsoft.com/office/word/2024/wordml/sdtformatlock" xmlns:w16se="http://schemas.microsoft.com/office/word/2015/wordml/symex" xmlns:wpg="http://schemas.microsoft.com/office/word/2010/wordprocessingGroup" xmlns:wpi="http://schemas.microsoft.com/office/word/2010/wordprocessingInk" xmlns:wne="http://schemas.microsoft.com/office/word/2006/wordml" xmlns:wps="http://schemas.microsoft.com/office/word/2010/wordprocessingShape" mc:Ignorable="w14 w15 w16se w16cid w16 w16cex w16sdtdh w16sdtfl w16du wp14">
   <w:abstractNum w:abstractNumId="0" w15:restartNumberingAfterBreak="0">
     <w:nsid w:val="FFFFFF7C"/>
     <w:multiLevelType w:val="singleLevel"/>
@@ -6183,7 +6183,7 @@
     <w:lvl w:ilvl="0">
       <w:start w:val="1"/>
       <w:numFmt w:val="decimal"/>
-      <w:pStyle w:val="Opstilling-talellerbogst5"/>
+      <w:pStyle w:val="ListNumber5"/>
       <w:lvlText w:val="%1."/>
       <w:lvlJc w:val="left"/>
       <w:pPr>
@@ -6201,7 +6201,7 @@
     <w:lvl w:ilvl="0">
       <w:start w:val="1"/>
       <w:numFmt w:val="decimal"/>
-      <w:pStyle w:val="Opstilling-talellerbogst4"/>
+      <w:pStyle w:val="ListNumber4"/>
       <w:lvlText w:val="%1."/>
       <w:lvlJc w:val="left"/>
       <w:pPr>
@@ -6219,7 +6219,7 @@
     <w:lvl w:ilvl="0">
       <w:start w:val="1"/>
       <w:numFmt w:val="decimal"/>
-      <w:pStyle w:val="Opstilling-talellerbogst3"/>
+      <w:pStyle w:val="ListNumber3"/>
       <w:lvlText w:val="%1."/>
       <w:lvlJc w:val="left"/>
       <w:pPr>
@@ -6237,7 +6237,7 @@
     <w:lvl w:ilvl="0">
       <w:start w:val="1"/>
       <w:numFmt w:val="decimal"/>
-      <w:pStyle w:val="Opstilling-talellerbogst2"/>
+      <w:pStyle w:val="ListNumber2"/>
       <w:lvlText w:val="%1."/>
       <w:lvlJc w:val="left"/>
       <w:pPr>
@@ -6255,7 +6255,7 @@
     <w:lvl w:ilvl="0">
       <w:start w:val="1"/>
       <w:numFmt w:val="bullet"/>
-      <w:pStyle w:val="Opstilling-punkttegn5"/>
+      <w:pStyle w:val="ListBullet5"/>
       <w:lvlText w:val=""/>
       <w:lvlJc w:val="left"/>
       <w:pPr>
@@ -6276,7 +6276,7 @@
     <w:lvl w:ilvl="0">
       <w:start w:val="1"/>
       <w:numFmt w:val="bullet"/>
-      <w:pStyle w:val="Opstilling-punkttegn4"/>
+      <w:pStyle w:val="ListBullet4"/>
       <w:lvlText w:val=""/>
       <w:lvlJc w:val="left"/>
       <w:pPr>
@@ -6297,7 +6297,7 @@
     <w:lvl w:ilvl="0">
       <w:start w:val="1"/>
       <w:numFmt w:val="bullet"/>
-      <w:pStyle w:val="Opstilling-punkttegn3"/>
+      <w:pStyle w:val="ListBullet3"/>
       <w:lvlText w:val=""/>
       <w:lvlJc w:val="left"/>
       <w:pPr>
@@ -6318,7 +6318,7 @@
     <w:lvl w:ilvl="0">
       <w:start w:val="1"/>
       <w:numFmt w:val="bullet"/>
-      <w:pStyle w:val="Opstilling-punkttegn2"/>
+      <w:pStyle w:val="ListBullet2"/>
       <w:lvlText w:val=""/>
       <w:lvlJc w:val="left"/>
       <w:pPr>
@@ -6524,7 +6524,7 @@
     <w:lvl w:ilvl="0">
       <w:start w:val="1"/>
       <w:numFmt w:val="decimal"/>
-      <w:pStyle w:val="Overskrift1"/>
+      <w:pStyle w:val="Heading1"/>
       <w:lvlText w:val="%1."/>
       <w:lvlJc w:val="right"/>
       <w:pPr>
@@ -6537,7 +6537,7 @@
     <w:lvl w:ilvl="1">
       <w:start w:val="1"/>
       <w:numFmt w:val="decimal"/>
-      <w:pStyle w:val="Overskrift2"/>
+      <w:pStyle w:val="Heading2"/>
       <w:lvlText w:val="%1.%2"/>
       <w:lvlJc w:val="right"/>
       <w:pPr>
@@ -6550,7 +6550,7 @@
     <w:lvl w:ilvl="2">
       <w:start w:val="1"/>
       <w:numFmt w:val="decimal"/>
-      <w:pStyle w:val="Overskrift3"/>
+      <w:pStyle w:val="Heading3"/>
       <w:lvlText w:val="%1.%2.%3"/>
       <w:lvlJc w:val="right"/>
       <w:pPr>
@@ -6563,7 +6563,7 @@
     <w:lvl w:ilvl="3">
       <w:start w:val="1"/>
       <w:numFmt w:val="decimal"/>
-      <w:pStyle w:val="Overskrift4"/>
+      <w:pStyle w:val="Heading4"/>
       <w:lvlText w:val="%1.%2.%3.%4"/>
       <w:lvlJc w:val="right"/>
       <w:pPr>
@@ -6576,7 +6576,7 @@
     <w:lvl w:ilvl="4">
       <w:start w:val="1"/>
       <w:numFmt w:val="decimal"/>
-      <w:pStyle w:val="Overskrift5"/>
+      <w:pStyle w:val="Heading5"/>
       <w:lvlText w:val="%1.%2.%3.%4.%5"/>
       <w:lvlJc w:val="right"/>
       <w:pPr>
@@ -6589,7 +6589,7 @@
     <w:lvl w:ilvl="5">
       <w:start w:val="1"/>
       <w:numFmt w:val="decimal"/>
-      <w:pStyle w:val="Overskrift6"/>
+      <w:pStyle w:val="Heading6"/>
       <w:lvlText w:val="%1.%2.%3.%4.%5.%6"/>
       <w:lvlJc w:val="right"/>
       <w:pPr>
@@ -6602,7 +6602,7 @@
     <w:lvl w:ilvl="6">
       <w:start w:val="1"/>
       <w:numFmt w:val="decimal"/>
-      <w:pStyle w:val="Overskrift7"/>
+      <w:pStyle w:val="Heading7"/>
       <w:lvlText w:val="%1.%2.%3.%4.%5.%6.%7"/>
       <w:lvlJc w:val="right"/>
       <w:pPr>
@@ -6615,7 +6615,7 @@
     <w:lvl w:ilvl="7">
       <w:start w:val="1"/>
       <w:numFmt w:val="decimal"/>
-      <w:pStyle w:val="Overskrift8"/>
+      <w:pStyle w:val="Heading8"/>
       <w:lvlText w:val="%1.%2.%3.%4.%5.%6.%7.%8"/>
       <w:lvlJc w:val="right"/>
       <w:pPr>
@@ -6628,7 +6628,7 @@
     <w:lvl w:ilvl="8">
       <w:start w:val="1"/>
       <w:numFmt w:val="decimal"/>
-      <w:pStyle w:val="Overskrift9"/>
+      <w:pStyle w:val="Heading9"/>
       <w:lvlText w:val="%1.%2.%3.%4.%5.%6.%7.%8.%9"/>
       <w:lvlJc w:val="right"/>
       <w:pPr>
@@ -7491,7 +7491,7 @@
     <w:lvl w:ilvl="0">
       <w:start w:val="1"/>
       <w:numFmt w:val="decimal"/>
-      <w:pStyle w:val="Opstilling-talellerbogst"/>
+      <w:pStyle w:val="ListNumber"/>
       <w:lvlText w:val="%1."/>
       <w:lvlJc w:val="left"/>
       <w:pPr>
@@ -7611,7 +7611,7 @@
     <w:lvl w:ilvl="0">
       <w:start w:val="1"/>
       <w:numFmt w:val="bullet"/>
-      <w:pStyle w:val="Opstilling-punkttegn"/>
+      <w:pStyle w:val="ListBullet"/>
       <w:lvlText w:val=""/>
       <w:lvlJc w:val="left"/>
       <w:pPr>
@@ -7764,7 +7764,7 @@
       <w:lvl w:ilvl="0">
         <w:start w:val="1"/>
         <w:numFmt w:val="decimal"/>
-        <w:pStyle w:val="Opstilling-talellerbogst"/>
+        <w:pStyle w:val="ListNumber"/>
         <w:lvlText w:val="%1."/>
         <w:lvlJc w:val="left"/>
         <w:pPr>
@@ -8318,11 +8318,11 @@
     <w:qFormat/>
     <w:rsid w:val="00E83F90"/>
   </w:style>
-  <w:style w:type="paragraph" w:styleId="Overskrift1">
+  <w:style w:type="paragraph" w:styleId="Heading1">
     <w:name w:val="heading 1"/>
     <w:basedOn w:val="Normal"/>
     <w:next w:val="Normal"/>
-    <w:link w:val="Overskrift1Tegn"/>
+    <w:link w:val="Heading1Char"/>
     <w:uiPriority w:val="1"/>
     <w:qFormat/>
     <w:rsid w:val="000A32DD"/>
@@ -8348,11 +8348,11 @@
       <w:szCs w:val="28"/>
     </w:rPr>
   </w:style>
-  <w:style w:type="paragraph" w:styleId="Overskrift2">
+  <w:style w:type="paragraph" w:styleId="Heading2">
     <w:name w:val="heading 2"/>
     <w:basedOn w:val="Normal"/>
     <w:next w:val="Normal"/>
-    <w:link w:val="Overskrift2Tegn"/>
+    <w:link w:val="Heading2Char"/>
     <w:uiPriority w:val="1"/>
     <w:qFormat/>
     <w:rsid w:val="000A32DD"/>
@@ -8376,11 +8376,11 @@
       <w:szCs w:val="26"/>
     </w:rPr>
   </w:style>
-  <w:style w:type="paragraph" w:styleId="Overskrift3">
+  <w:style w:type="paragraph" w:styleId="Heading3">
     <w:name w:val="heading 3"/>
     <w:basedOn w:val="Normal"/>
     <w:next w:val="Normal"/>
-    <w:link w:val="Overskrift3Tegn"/>
+    <w:link w:val="Heading3Char"/>
     <w:uiPriority w:val="1"/>
     <w:qFormat/>
     <w:rsid w:val="006C0A4C"/>
@@ -8402,11 +8402,11 @@
       <w:caps/>
     </w:rPr>
   </w:style>
-  <w:style w:type="paragraph" w:styleId="Overskrift4">
+  <w:style w:type="paragraph" w:styleId="Heading4">
     <w:name w:val="heading 4"/>
     <w:basedOn w:val="Normal"/>
     <w:next w:val="Normal"/>
-    <w:link w:val="Overskrift4Tegn"/>
+    <w:link w:val="Heading4Char"/>
     <w:uiPriority w:val="1"/>
     <w:qFormat/>
     <w:rsid w:val="006C0A4C"/>
@@ -8428,11 +8428,11 @@
       <w:iCs/>
     </w:rPr>
   </w:style>
-  <w:style w:type="paragraph" w:styleId="Overskrift5">
+  <w:style w:type="paragraph" w:styleId="Heading5">
     <w:name w:val="heading 5"/>
     <w:basedOn w:val="Normal"/>
     <w:next w:val="Normal"/>
-    <w:link w:val="Overskrift5Tegn"/>
+    <w:link w:val="Heading5Char"/>
     <w:uiPriority w:val="1"/>
     <w:qFormat/>
     <w:rsid w:val="006C0A4C"/>
@@ -8452,11 +8452,11 @@
       <w:caps/>
     </w:rPr>
   </w:style>
-  <w:style w:type="paragraph" w:styleId="Overskrift6">
+  <w:style w:type="paragraph" w:styleId="Heading6">
     <w:name w:val="heading 6"/>
     <w:basedOn w:val="Normal"/>
     <w:next w:val="Normal"/>
-    <w:link w:val="Overskrift6Tegn"/>
+    <w:link w:val="Heading6Char"/>
     <w:uiPriority w:val="1"/>
     <w:semiHidden/>
     <w:rsid w:val="009E4B94"/>
@@ -8477,11 +8477,11 @@
       <w:iCs/>
     </w:rPr>
   </w:style>
-  <w:style w:type="paragraph" w:styleId="Overskrift7">
+  <w:style w:type="paragraph" w:styleId="Heading7">
     <w:name w:val="heading 7"/>
     <w:basedOn w:val="Normal"/>
     <w:next w:val="Normal"/>
-    <w:link w:val="Overskrift7Tegn"/>
+    <w:link w:val="Heading7Char"/>
     <w:uiPriority w:val="1"/>
     <w:semiHidden/>
     <w:rsid w:val="009E4B94"/>
@@ -8502,11 +8502,11 @@
       <w:iCs/>
     </w:rPr>
   </w:style>
-  <w:style w:type="paragraph" w:styleId="Overskrift8">
+  <w:style w:type="paragraph" w:styleId="Heading8">
     <w:name w:val="heading 8"/>
     <w:basedOn w:val="Normal"/>
     <w:next w:val="Normal"/>
-    <w:link w:val="Overskrift8Tegn"/>
+    <w:link w:val="Heading8Char"/>
     <w:uiPriority w:val="1"/>
     <w:semiHidden/>
     <w:rsid w:val="009E4B94"/>
@@ -8527,11 +8527,11 @@
       <w:szCs w:val="20"/>
     </w:rPr>
   </w:style>
-  <w:style w:type="paragraph" w:styleId="Overskrift9">
+  <w:style w:type="paragraph" w:styleId="Heading9">
     <w:name w:val="heading 9"/>
     <w:basedOn w:val="Normal"/>
     <w:next w:val="Normal"/>
-    <w:link w:val="Overskrift9Tegn"/>
+    <w:link w:val="Heading9Char"/>
     <w:uiPriority w:val="1"/>
     <w:semiHidden/>
     <w:rsid w:val="009E4B94"/>
@@ -8553,13 +8553,13 @@
       <w:szCs w:val="20"/>
     </w:rPr>
   </w:style>
-  <w:style w:type="character" w:default="1" w:styleId="Standardskrifttypeiafsnit">
+  <w:style w:type="character" w:default="1" w:styleId="DefaultParagraphFont">
     <w:name w:val="Default Paragraph Font"/>
     <w:uiPriority w:val="1"/>
     <w:semiHidden/>
     <w:unhideWhenUsed/>
   </w:style>
-  <w:style w:type="table" w:default="1" w:styleId="Tabel-Normal">
+  <w:style w:type="table" w:default="1" w:styleId="TableNormal">
     <w:name w:val="Normal Table"/>
     <w:uiPriority w:val="99"/>
     <w:semiHidden/>
@@ -8574,16 +8574,16 @@
       </w:tblCellMar>
     </w:tblPr>
   </w:style>
-  <w:style w:type="numbering" w:default="1" w:styleId="Ingenoversigt">
+  <w:style w:type="numbering" w:default="1" w:styleId="NoList">
     <w:name w:val="No List"/>
     <w:uiPriority w:val="99"/>
     <w:semiHidden/>
     <w:unhideWhenUsed/>
   </w:style>
-  <w:style w:type="paragraph" w:styleId="Sidehoved">
+  <w:style w:type="paragraph" w:styleId="Header">
     <w:name w:val="header"/>
     <w:basedOn w:val="Normal"/>
-    <w:link w:val="SidehovedTegn"/>
+    <w:link w:val="HeaderChar"/>
     <w:uiPriority w:val="21"/>
     <w:semiHidden/>
     <w:rsid w:val="002D43D1"/>
@@ -8596,10 +8596,10 @@
       <w:sz w:val="12"/>
     </w:rPr>
   </w:style>
-  <w:style w:type="character" w:customStyle="1" w:styleId="SidehovedTegn">
-    <w:name w:val="Sidehoved Tegn"/>
-    <w:basedOn w:val="Standardskrifttypeiafsnit"/>
-    <w:link w:val="Sidehoved"/>
+  <w:style w:type="character" w:customStyle="1" w:styleId="HeaderChar">
+    <w:name w:val="Header Char"/>
+    <w:basedOn w:val="DefaultParagraphFont"/>
+    <w:link w:val="Header"/>
     <w:uiPriority w:val="21"/>
     <w:semiHidden/>
     <w:rsid w:val="002D43D1"/>
@@ -8609,10 +8609,10 @@
       <w:lang w:val="da-DK"/>
     </w:rPr>
   </w:style>
-  <w:style w:type="paragraph" w:styleId="Sidefod">
+  <w:style w:type="paragraph" w:styleId="Footer">
     <w:name w:val="footer"/>
     <w:basedOn w:val="Normal"/>
-    <w:link w:val="SidefodTegn"/>
+    <w:link w:val="FooterChar"/>
     <w:uiPriority w:val="99"/>
     <w:rsid w:val="00C2018C"/>
     <w:pPr>
@@ -8626,10 +8626,10 @@
       <w:sz w:val="12"/>
     </w:rPr>
   </w:style>
-  <w:style w:type="character" w:customStyle="1" w:styleId="SidefodTegn">
-    <w:name w:val="Sidefod Tegn"/>
-    <w:basedOn w:val="Standardskrifttypeiafsnit"/>
-    <w:link w:val="Sidefod"/>
+  <w:style w:type="character" w:customStyle="1" w:styleId="FooterChar">
+    <w:name w:val="Footer Char"/>
+    <w:basedOn w:val="DefaultParagraphFont"/>
+    <w:link w:val="Footer"/>
     <w:uiPriority w:val="99"/>
     <w:rsid w:val="00A539A2"/>
     <w:rPr>
@@ -8637,10 +8637,10 @@
       <w:lang w:val="da-DK"/>
     </w:rPr>
   </w:style>
-  <w:style w:type="character" w:customStyle="1" w:styleId="Overskrift1Tegn">
-    <w:name w:val="Overskrift 1 Tegn"/>
-    <w:basedOn w:val="Standardskrifttypeiafsnit"/>
-    <w:link w:val="Overskrift1"/>
+  <w:style w:type="character" w:customStyle="1" w:styleId="Heading1Char">
+    <w:name w:val="Heading 1 Char"/>
+    <w:basedOn w:val="DefaultParagraphFont"/>
+    <w:link w:val="Heading1"/>
     <w:uiPriority w:val="1"/>
     <w:rsid w:val="000A32DD"/>
     <w:rPr>
@@ -8654,10 +8654,10 @@
       <w:lang w:val="da-DK"/>
     </w:rPr>
   </w:style>
-  <w:style w:type="character" w:customStyle="1" w:styleId="Overskrift2Tegn">
-    <w:name w:val="Overskrift 2 Tegn"/>
-    <w:basedOn w:val="Standardskrifttypeiafsnit"/>
-    <w:link w:val="Overskrift2"/>
+  <w:style w:type="character" w:customStyle="1" w:styleId="Heading2Char">
+    <w:name w:val="Heading 2 Char"/>
+    <w:basedOn w:val="DefaultParagraphFont"/>
+    <w:link w:val="Heading2"/>
     <w:uiPriority w:val="1"/>
     <w:rsid w:val="000A32DD"/>
     <w:rPr>
@@ -8669,10 +8669,10 @@
       <w:lang w:val="da-DK"/>
     </w:rPr>
   </w:style>
-  <w:style w:type="character" w:customStyle="1" w:styleId="Overskrift3Tegn">
-    <w:name w:val="Overskrift 3 Tegn"/>
-    <w:basedOn w:val="Standardskrifttypeiafsnit"/>
-    <w:link w:val="Overskrift3"/>
+  <w:style w:type="character" w:customStyle="1" w:styleId="Heading3Char">
+    <w:name w:val="Heading 3 Char"/>
+    <w:basedOn w:val="DefaultParagraphFont"/>
+    <w:link w:val="Heading3"/>
     <w:uiPriority w:val="1"/>
     <w:rsid w:val="006C0A4C"/>
     <w:rPr>
@@ -8683,10 +8683,10 @@
       <w:lang w:val="da-DK"/>
     </w:rPr>
   </w:style>
-  <w:style w:type="character" w:customStyle="1" w:styleId="Overskrift4Tegn">
-    <w:name w:val="Overskrift 4 Tegn"/>
-    <w:basedOn w:val="Standardskrifttypeiafsnit"/>
-    <w:link w:val="Overskrift4"/>
+  <w:style w:type="character" w:customStyle="1" w:styleId="Heading4Char">
+    <w:name w:val="Heading 4 Char"/>
+    <w:basedOn w:val="DefaultParagraphFont"/>
+    <w:link w:val="Heading4"/>
     <w:uiPriority w:val="1"/>
     <w:rsid w:val="006C0A4C"/>
     <w:rPr>
@@ -8697,10 +8697,10 @@
       <w:lang w:val="da-DK"/>
     </w:rPr>
   </w:style>
-  <w:style w:type="character" w:customStyle="1" w:styleId="Overskrift5Tegn">
-    <w:name w:val="Overskrift 5 Tegn"/>
-    <w:basedOn w:val="Standardskrifttypeiafsnit"/>
-    <w:link w:val="Overskrift5"/>
+  <w:style w:type="character" w:customStyle="1" w:styleId="Heading5Char">
+    <w:name w:val="Heading 5 Char"/>
+    <w:basedOn w:val="DefaultParagraphFont"/>
+    <w:link w:val="Heading5"/>
     <w:uiPriority w:val="1"/>
     <w:rsid w:val="006C0A4C"/>
     <w:rPr>
@@ -8709,10 +8709,10 @@
       <w:lang w:val="da-DK"/>
     </w:rPr>
   </w:style>
-  <w:style w:type="character" w:customStyle="1" w:styleId="Overskrift6Tegn">
-    <w:name w:val="Overskrift 6 Tegn"/>
-    <w:basedOn w:val="Standardskrifttypeiafsnit"/>
-    <w:link w:val="Overskrift6"/>
+  <w:style w:type="character" w:customStyle="1" w:styleId="Heading6Char">
+    <w:name w:val="Heading 6 Char"/>
+    <w:basedOn w:val="DefaultParagraphFont"/>
+    <w:link w:val="Heading6"/>
     <w:uiPriority w:val="1"/>
     <w:semiHidden/>
     <w:rsid w:val="00004865"/>
@@ -8723,10 +8723,10 @@
       <w:lang w:val="da-DK"/>
     </w:rPr>
   </w:style>
-  <w:style w:type="character" w:customStyle="1" w:styleId="Overskrift7Tegn">
-    <w:name w:val="Overskrift 7 Tegn"/>
-    <w:basedOn w:val="Standardskrifttypeiafsnit"/>
-    <w:link w:val="Overskrift7"/>
+  <w:style w:type="character" w:customStyle="1" w:styleId="Heading7Char">
+    <w:name w:val="Heading 7 Char"/>
+    <w:basedOn w:val="DefaultParagraphFont"/>
+    <w:link w:val="Heading7"/>
     <w:uiPriority w:val="1"/>
     <w:semiHidden/>
     <w:rsid w:val="00004865"/>
@@ -8737,10 +8737,10 @@
       <w:lang w:val="da-DK"/>
     </w:rPr>
   </w:style>
-  <w:style w:type="character" w:customStyle="1" w:styleId="Overskrift8Tegn">
-    <w:name w:val="Overskrift 8 Tegn"/>
-    <w:basedOn w:val="Standardskrifttypeiafsnit"/>
-    <w:link w:val="Overskrift8"/>
+  <w:style w:type="character" w:customStyle="1" w:styleId="Heading8Char">
+    <w:name w:val="Heading 8 Char"/>
+    <w:basedOn w:val="DefaultParagraphFont"/>
+    <w:link w:val="Heading8"/>
     <w:uiPriority w:val="1"/>
     <w:semiHidden/>
     <w:rsid w:val="00004865"/>
@@ -8751,10 +8751,10 @@
       <w:lang w:val="da-DK"/>
     </w:rPr>
   </w:style>
-  <w:style w:type="character" w:customStyle="1" w:styleId="Overskrift9Tegn">
-    <w:name w:val="Overskrift 9 Tegn"/>
-    <w:basedOn w:val="Standardskrifttypeiafsnit"/>
-    <w:link w:val="Overskrift9"/>
+  <w:style w:type="character" w:customStyle="1" w:styleId="Heading9Char">
+    <w:name w:val="Heading 9 Char"/>
+    <w:basedOn w:val="DefaultParagraphFont"/>
+    <w:link w:val="Heading9"/>
     <w:uiPriority w:val="1"/>
     <w:semiHidden/>
     <w:rsid w:val="00004865"/>
@@ -8766,11 +8766,11 @@
       <w:lang w:val="da-DK"/>
     </w:rPr>
   </w:style>
-  <w:style w:type="paragraph" w:styleId="Titel">
+  <w:style w:type="paragraph" w:styleId="Title">
     <w:name w:val="Title"/>
     <w:basedOn w:val="Normal"/>
     <w:next w:val="Normal"/>
-    <w:link w:val="TitelTegn"/>
+    <w:link w:val="TitleChar"/>
     <w:uiPriority w:val="19"/>
     <w:semiHidden/>
     <w:rsid w:val="009E4B94"/>
@@ -8786,10 +8786,10 @@
       <w:szCs w:val="52"/>
     </w:rPr>
   </w:style>
-  <w:style w:type="character" w:customStyle="1" w:styleId="TitelTegn">
-    <w:name w:val="Titel Tegn"/>
-    <w:basedOn w:val="Standardskrifttypeiafsnit"/>
-    <w:link w:val="Titel"/>
+  <w:style w:type="character" w:customStyle="1" w:styleId="TitleChar">
+    <w:name w:val="Title Char"/>
+    <w:basedOn w:val="DefaultParagraphFont"/>
+    <w:link w:val="Title"/>
     <w:uiPriority w:val="19"/>
     <w:semiHidden/>
     <w:rsid w:val="00004865"/>
@@ -8802,11 +8802,11 @@
       <w:lang w:val="da-DK"/>
     </w:rPr>
   </w:style>
-  <w:style w:type="paragraph" w:styleId="Undertitel">
+  <w:style w:type="paragraph" w:styleId="Subtitle">
     <w:name w:val="Subtitle"/>
     <w:basedOn w:val="Normal"/>
     <w:next w:val="Normal"/>
-    <w:link w:val="UndertitelTegn"/>
+    <w:link w:val="SubtitleChar"/>
     <w:uiPriority w:val="19"/>
     <w:semiHidden/>
     <w:rsid w:val="009E4B94"/>
@@ -8825,10 +8825,10 @@
       <w:szCs w:val="24"/>
     </w:rPr>
   </w:style>
-  <w:style w:type="character" w:customStyle="1" w:styleId="UndertitelTegn">
-    <w:name w:val="Undertitel Tegn"/>
-    <w:basedOn w:val="Standardskrifttypeiafsnit"/>
-    <w:link w:val="Undertitel"/>
+  <w:style w:type="character" w:customStyle="1" w:styleId="SubtitleChar">
+    <w:name w:val="Subtitle Char"/>
+    <w:basedOn w:val="DefaultParagraphFont"/>
+    <w:link w:val="Subtitle"/>
     <w:uiPriority w:val="19"/>
     <w:semiHidden/>
     <w:rsid w:val="00004865"/>
@@ -8841,9 +8841,9 @@
       <w:lang w:val="da-DK"/>
     </w:rPr>
   </w:style>
-  <w:style w:type="character" w:styleId="Svagfremhvning">
+  <w:style w:type="character" w:styleId="SubtleEmphasis">
     <w:name w:val="Subtle Emphasis"/>
-    <w:basedOn w:val="Standardskrifttypeiafsnit"/>
+    <w:basedOn w:val="DefaultParagraphFont"/>
     <w:uiPriority w:val="99"/>
     <w:semiHidden/>
     <w:qFormat/>
@@ -8855,9 +8855,9 @@
       <w:lang w:val="da-DK"/>
     </w:rPr>
   </w:style>
-  <w:style w:type="character" w:styleId="Kraftigfremhvning">
+  <w:style w:type="character" w:styleId="IntenseEmphasis">
     <w:name w:val="Intense Emphasis"/>
-    <w:basedOn w:val="Standardskrifttypeiafsnit"/>
+    <w:basedOn w:val="DefaultParagraphFont"/>
     <w:uiPriority w:val="19"/>
     <w:semiHidden/>
     <w:rsid w:val="009E4B94"/>
@@ -8870,9 +8870,9 @@
       <w:lang w:val="da-DK"/>
     </w:rPr>
   </w:style>
-  <w:style w:type="character" w:styleId="Strk">
+  <w:style w:type="character" w:styleId="Strong">
     <w:name w:val="Strong"/>
-    <w:basedOn w:val="Standardskrifttypeiafsnit"/>
+    <w:basedOn w:val="DefaultParagraphFont"/>
     <w:uiPriority w:val="19"/>
     <w:semiHidden/>
     <w:rsid w:val="009E4B94"/>
@@ -8882,11 +8882,11 @@
       <w:lang w:val="da-DK"/>
     </w:rPr>
   </w:style>
-  <w:style w:type="paragraph" w:styleId="Strktcitat">
+  <w:style w:type="paragraph" w:styleId="IntenseQuote">
     <w:name w:val="Intense Quote"/>
     <w:basedOn w:val="Normal"/>
     <w:next w:val="Normal"/>
-    <w:link w:val="StrktcitatTegn"/>
+    <w:link w:val="IntenseQuoteChar"/>
     <w:uiPriority w:val="19"/>
     <w:semiHidden/>
     <w:rsid w:val="007546AF"/>
@@ -8901,10 +8901,10 @@
       <w:iCs/>
     </w:rPr>
   </w:style>
-  <w:style w:type="character" w:customStyle="1" w:styleId="StrktcitatTegn">
-    <w:name w:val="Stærkt citat Tegn"/>
-    <w:basedOn w:val="Standardskrifttypeiafsnit"/>
-    <w:link w:val="Strktcitat"/>
+  <w:style w:type="character" w:customStyle="1" w:styleId="IntenseQuoteChar">
+    <w:name w:val="Intense Quote Char"/>
+    <w:basedOn w:val="DefaultParagraphFont"/>
+    <w:link w:val="IntenseQuote"/>
     <w:uiPriority w:val="19"/>
     <w:semiHidden/>
     <w:rsid w:val="00004865"/>
@@ -8916,9 +8916,9 @@
       <w:lang w:val="da-DK"/>
     </w:rPr>
   </w:style>
-  <w:style w:type="character" w:styleId="Svaghenvisning">
+  <w:style w:type="character" w:styleId="SubtleReference">
     <w:name w:val="Subtle Reference"/>
-    <w:basedOn w:val="Standardskrifttypeiafsnit"/>
+    <w:basedOn w:val="DefaultParagraphFont"/>
     <w:uiPriority w:val="99"/>
     <w:semiHidden/>
     <w:qFormat/>
@@ -8931,9 +8931,9 @@
       <w:lang w:val="da-DK"/>
     </w:rPr>
   </w:style>
-  <w:style w:type="character" w:styleId="Kraftighenvisning">
+  <w:style w:type="character" w:styleId="IntenseReference">
     <w:name w:val="Intense Reference"/>
-    <w:basedOn w:val="Standardskrifttypeiafsnit"/>
+    <w:basedOn w:val="DefaultParagraphFont"/>
     <w:uiPriority w:val="99"/>
     <w:semiHidden/>
     <w:qFormat/>
@@ -8949,7 +8949,7 @@
       <w:lang w:val="da-DK"/>
     </w:rPr>
   </w:style>
-  <w:style w:type="paragraph" w:styleId="Billedtekst">
+  <w:style w:type="paragraph" w:styleId="Caption">
     <w:name w:val="caption"/>
     <w:basedOn w:val="Normal"/>
     <w:next w:val="Caption-Text"/>
@@ -8965,7 +8965,7 @@
       <w:sz w:val="14"/>
     </w:rPr>
   </w:style>
-  <w:style w:type="paragraph" w:styleId="Indholdsfortegnelse1">
+  <w:style w:type="paragraph" w:styleId="TOC1">
     <w:name w:val="toc 1"/>
     <w:basedOn w:val="Normal"/>
     <w:next w:val="Normal"/>
@@ -8983,7 +8983,7 @@
       <w:b/>
     </w:rPr>
   </w:style>
-  <w:style w:type="paragraph" w:styleId="Indholdsfortegnelse2">
+  <w:style w:type="paragraph" w:styleId="TOC2">
     <w:name w:val="toc 2"/>
     <w:basedOn w:val="Normal"/>
     <w:next w:val="Normal"/>
@@ -9000,7 +9000,7 @@
       <w:rFonts w:eastAsia="Times New Roman" w:cs="Times New Roman"/>
     </w:rPr>
   </w:style>
-  <w:style w:type="paragraph" w:styleId="Indholdsfortegnelse3">
+  <w:style w:type="paragraph" w:styleId="TOC3">
     <w:name w:val="toc 3"/>
     <w:basedOn w:val="Normal"/>
     <w:next w:val="Normal"/>
@@ -9017,11 +9017,11 @@
       <w:rFonts w:eastAsia="Times New Roman" w:cs="Times New Roman"/>
     </w:rPr>
   </w:style>
-  <w:style w:type="paragraph" w:styleId="Indholdsfortegnelse4">
+  <w:style w:type="paragraph" w:styleId="TOC4">
     <w:name w:val="toc 4"/>
     <w:basedOn w:val="Normal"/>
     <w:next w:val="Normal"/>
-    <w:link w:val="Indholdsfortegnelse4Tegn"/>
+    <w:link w:val="TOC4Char"/>
     <w:uiPriority w:val="39"/>
     <w:rsid w:val="00C72D20"/>
     <w:pPr>
@@ -9035,7 +9035,7 @@
       <w:rFonts w:eastAsia="Times New Roman" w:cs="Times New Roman"/>
     </w:rPr>
   </w:style>
-  <w:style w:type="paragraph" w:styleId="Indholdsfortegnelse5">
+  <w:style w:type="paragraph" w:styleId="TOC5">
     <w:name w:val="toc 5"/>
     <w:basedOn w:val="Normal"/>
     <w:next w:val="Normal"/>
@@ -9052,7 +9052,7 @@
       <w:rFonts w:eastAsia="Times New Roman" w:cs="Times New Roman"/>
     </w:rPr>
   </w:style>
-  <w:style w:type="paragraph" w:styleId="Indholdsfortegnelse6">
+  <w:style w:type="paragraph" w:styleId="TOC6">
     <w:name w:val="toc 6"/>
     <w:basedOn w:val="Normal"/>
     <w:next w:val="Normal"/>
@@ -9069,7 +9069,7 @@
       <w:rFonts w:eastAsia="Times New Roman" w:cs="Times New Roman"/>
     </w:rPr>
   </w:style>
-  <w:style w:type="paragraph" w:styleId="Indholdsfortegnelse7">
+  <w:style w:type="paragraph" w:styleId="TOC7">
     <w:name w:val="toc 7"/>
     <w:basedOn w:val="Normal"/>
     <w:next w:val="Normal"/>
@@ -9085,7 +9085,7 @@
       <w:b/>
     </w:rPr>
   </w:style>
-  <w:style w:type="paragraph" w:styleId="Indholdsfortegnelse8">
+  <w:style w:type="paragraph" w:styleId="TOC8">
     <w:name w:val="toc 8"/>
     <w:basedOn w:val="Normal"/>
     <w:next w:val="Normal"/>
@@ -9099,7 +9099,7 @@
       <w:rFonts w:eastAsia="Times New Roman" w:cs="Times New Roman"/>
     </w:rPr>
   </w:style>
-  <w:style w:type="paragraph" w:styleId="Indholdsfortegnelse9">
+  <w:style w:type="paragraph" w:styleId="TOC9">
     <w:name w:val="toc 9"/>
     <w:basedOn w:val="Normal"/>
     <w:next w:val="Normal"/>
@@ -9113,7 +9113,7 @@
       <w:rFonts w:eastAsia="Times New Roman" w:cs="Times New Roman"/>
     </w:rPr>
   </w:style>
-  <w:style w:type="paragraph" w:styleId="Overskrift">
+  <w:style w:type="paragraph" w:styleId="TOCHeading">
     <w:name w:val="TOC Heading"/>
     <w:basedOn w:val="Normal"/>
     <w:next w:val="Normal"/>
@@ -9127,7 +9127,7 @@
       <w:sz w:val="22"/>
     </w:rPr>
   </w:style>
-  <w:style w:type="paragraph" w:styleId="Bloktekst">
+  <w:style w:type="paragraph" w:styleId="BlockText">
     <w:name w:val="Block Text"/>
     <w:basedOn w:val="Normal"/>
     <w:uiPriority w:val="99"/>
@@ -9148,10 +9148,10 @@
       <w:iCs/>
     </w:rPr>
   </w:style>
-  <w:style w:type="paragraph" w:styleId="Slutnotetekst">
+  <w:style w:type="paragraph" w:styleId="EndnoteText">
     <w:name w:val="endnote text"/>
     <w:basedOn w:val="Normal"/>
-    <w:link w:val="SlutnotetekstTegn"/>
+    <w:link w:val="EndnoteTextChar"/>
     <w:uiPriority w:val="21"/>
     <w:semiHidden/>
     <w:rsid w:val="00050588"/>
@@ -9165,10 +9165,10 @@
       <w:szCs w:val="20"/>
     </w:rPr>
   </w:style>
-  <w:style w:type="character" w:customStyle="1" w:styleId="SlutnotetekstTegn">
-    <w:name w:val="Slutnotetekst Tegn"/>
-    <w:basedOn w:val="Standardskrifttypeiafsnit"/>
-    <w:link w:val="Slutnotetekst"/>
+  <w:style w:type="character" w:customStyle="1" w:styleId="EndnoteTextChar">
+    <w:name w:val="Endnote Text Char"/>
+    <w:basedOn w:val="DefaultParagraphFont"/>
+    <w:link w:val="EndnoteText"/>
     <w:uiPriority w:val="21"/>
     <w:semiHidden/>
     <w:rsid w:val="00A539A2"/>
@@ -9179,9 +9179,9 @@
       <w:lang w:val="da-DK"/>
     </w:rPr>
   </w:style>
-  <w:style w:type="character" w:styleId="Slutnotehenvisning">
+  <w:style w:type="character" w:styleId="EndnoteReference">
     <w:name w:val="endnote reference"/>
-    <w:basedOn w:val="Standardskrifttypeiafsnit"/>
+    <w:basedOn w:val="DefaultParagraphFont"/>
     <w:uiPriority w:val="21"/>
     <w:semiHidden/>
     <w:rsid w:val="009E4B94"/>
@@ -9190,10 +9190,10 @@
       <w:lang w:val="da-DK"/>
     </w:rPr>
   </w:style>
-  <w:style w:type="paragraph" w:styleId="Fodnotetekst">
+  <w:style w:type="paragraph" w:styleId="FootnoteText">
     <w:name w:val="footnote text"/>
     <w:basedOn w:val="Normal"/>
-    <w:link w:val="FodnotetekstTegn"/>
+    <w:link w:val="FootnoteTextChar"/>
     <w:uiPriority w:val="21"/>
     <w:semiHidden/>
     <w:rsid w:val="00050588"/>
@@ -9207,10 +9207,10 @@
       <w:szCs w:val="20"/>
     </w:rPr>
   </w:style>
-  <w:style w:type="character" w:customStyle="1" w:styleId="FodnotetekstTegn">
-    <w:name w:val="Fodnotetekst Tegn"/>
-    <w:basedOn w:val="Standardskrifttypeiafsnit"/>
-    <w:link w:val="Fodnotetekst"/>
+  <w:style w:type="character" w:customStyle="1" w:styleId="FootnoteTextChar">
+    <w:name w:val="Footnote Text Char"/>
+    <w:basedOn w:val="DefaultParagraphFont"/>
+    <w:link w:val="FootnoteText"/>
     <w:uiPriority w:val="21"/>
     <w:semiHidden/>
     <w:rsid w:val="00A539A2"/>
@@ -9221,7 +9221,7 @@
       <w:lang w:val="da-DK"/>
     </w:rPr>
   </w:style>
-  <w:style w:type="paragraph" w:styleId="Opstilling-punkttegn">
+  <w:style w:type="paragraph" w:styleId="ListBullet">
     <w:name w:val="List Bullet"/>
     <w:basedOn w:val="Normal"/>
     <w:uiPriority w:val="2"/>
@@ -9234,7 +9234,7 @@
       <w:contextualSpacing/>
     </w:pPr>
   </w:style>
-  <w:style w:type="paragraph" w:styleId="Opstilling-talellerbogst">
+  <w:style w:type="paragraph" w:styleId="ListNumber">
     <w:name w:val="List Number"/>
     <w:basedOn w:val="Normal"/>
     <w:uiPriority w:val="2"/>
@@ -9247,9 +9247,9 @@
       <w:contextualSpacing/>
     </w:pPr>
   </w:style>
-  <w:style w:type="character" w:styleId="Sidetal">
+  <w:style w:type="character" w:styleId="PageNumber">
     <w:name w:val="page number"/>
-    <w:basedOn w:val="Standardskrifttypeiafsnit"/>
+    <w:basedOn w:val="DefaultParagraphFont"/>
     <w:uiPriority w:val="21"/>
     <w:semiHidden/>
     <w:rsid w:val="00424709"/>
@@ -9291,7 +9291,7 @@
     <w:semiHidden/>
     <w:rsid w:val="00C26252"/>
   </w:style>
-  <w:style w:type="paragraph" w:styleId="Citatoverskrift">
+  <w:style w:type="paragraph" w:styleId="TOAHeading">
     <w:name w:val="toa heading"/>
     <w:basedOn w:val="Normal"/>
     <w:next w:val="Normal"/>
@@ -9309,7 +9309,7 @@
       <w:szCs w:val="24"/>
     </w:rPr>
   </w:style>
-  <w:style w:type="paragraph" w:styleId="Listeoverfigurer">
+  <w:style w:type="paragraph" w:styleId="TableofFigures">
     <w:name w:val="table of figures"/>
     <w:basedOn w:val="Normal"/>
     <w:next w:val="Normal"/>
@@ -9323,10 +9323,10 @@
       <w:ind w:right="2268"/>
     </w:pPr>
   </w:style>
-  <w:style w:type="paragraph" w:styleId="Underskrift">
+  <w:style w:type="paragraph" w:styleId="Signature">
     <w:name w:val="Signature"/>
     <w:basedOn w:val="Normal"/>
-    <w:link w:val="UnderskriftTegn"/>
+    <w:link w:val="SignatureChar"/>
     <w:uiPriority w:val="99"/>
     <w:semiHidden/>
     <w:rsid w:val="00424709"/>
@@ -9335,10 +9335,10 @@
       <w:ind w:left="4252"/>
     </w:pPr>
   </w:style>
-  <w:style w:type="character" w:customStyle="1" w:styleId="UnderskriftTegn">
-    <w:name w:val="Underskrift Tegn"/>
-    <w:basedOn w:val="Standardskrifttypeiafsnit"/>
-    <w:link w:val="Underskrift"/>
+  <w:style w:type="character" w:customStyle="1" w:styleId="SignatureChar">
+    <w:name w:val="Signature Char"/>
+    <w:basedOn w:val="DefaultParagraphFont"/>
+    <w:link w:val="Signature"/>
     <w:uiPriority w:val="99"/>
     <w:semiHidden/>
     <w:rsid w:val="00A539A2"/>
@@ -9346,9 +9346,9 @@
       <w:lang w:val="da-DK"/>
     </w:rPr>
   </w:style>
-  <w:style w:type="character" w:styleId="Pladsholdertekst">
+  <w:style w:type="character" w:styleId="PlaceholderText">
     <w:name w:val="Placeholder Text"/>
-    <w:basedOn w:val="Standardskrifttypeiafsnit"/>
+    <w:basedOn w:val="DefaultParagraphFont"/>
     <w:uiPriority w:val="99"/>
     <w:semiHidden/>
     <w:rsid w:val="00424709"/>
@@ -9403,11 +9403,11 @@
       <w:b/>
     </w:rPr>
   </w:style>
-  <w:style w:type="paragraph" w:styleId="Citat">
+  <w:style w:type="paragraph" w:styleId="Quote">
     <w:name w:val="Quote"/>
     <w:basedOn w:val="Normal"/>
     <w:next w:val="Normal"/>
-    <w:link w:val="CitatTegn"/>
+    <w:link w:val="QuoteChar"/>
     <w:uiPriority w:val="19"/>
     <w:semiHidden/>
     <w:rsid w:val="007546AF"/>
@@ -9422,10 +9422,10 @@
       <w:sz w:val="20"/>
     </w:rPr>
   </w:style>
-  <w:style w:type="character" w:customStyle="1" w:styleId="CitatTegn">
-    <w:name w:val="Citat Tegn"/>
-    <w:basedOn w:val="Standardskrifttypeiafsnit"/>
-    <w:link w:val="Citat"/>
+  <w:style w:type="character" w:customStyle="1" w:styleId="QuoteChar">
+    <w:name w:val="Quote Char"/>
+    <w:basedOn w:val="DefaultParagraphFont"/>
+    <w:link w:val="Quote"/>
     <w:uiPriority w:val="19"/>
     <w:semiHidden/>
     <w:rsid w:val="00004865"/>
@@ -9437,9 +9437,9 @@
       <w:lang w:val="da-DK"/>
     </w:rPr>
   </w:style>
-  <w:style w:type="character" w:styleId="Bogenstitel">
+  <w:style w:type="character" w:styleId="BookTitle">
     <w:name w:val="Book Title"/>
-    <w:basedOn w:val="Standardskrifttypeiafsnit"/>
+    <w:basedOn w:val="DefaultParagraphFont"/>
     <w:uiPriority w:val="99"/>
     <w:semiHidden/>
     <w:qFormat/>
@@ -9453,7 +9453,7 @@
       <w:lang w:val="da-DK"/>
     </w:rPr>
   </w:style>
-  <w:style w:type="paragraph" w:styleId="Citatsamling">
+  <w:style w:type="paragraph" w:styleId="TableofAuthorities">
     <w:name w:val="table of authorities"/>
     <w:basedOn w:val="Normal"/>
     <w:next w:val="Normal"/>
@@ -9464,7 +9464,7 @@
       <w:ind w:right="567"/>
     </w:pPr>
   </w:style>
-  <w:style w:type="paragraph" w:styleId="Normalindrykning">
+  <w:style w:type="paragraph" w:styleId="NormalIndent">
     <w:name w:val="Normal Indent"/>
     <w:basedOn w:val="Normal"/>
     <w:uiPriority w:val="99"/>
@@ -9474,9 +9474,9 @@
       <w:ind w:left="1134"/>
     </w:pPr>
   </w:style>
-  <w:style w:type="table" w:styleId="Tabel-Gitter">
+  <w:style w:type="table" w:styleId="TableGrid">
     <w:name w:val="Table Grid"/>
-    <w:basedOn w:val="Tabel-Normal"/>
+    <w:basedOn w:val="TableNormal"/>
     <w:uiPriority w:val="59"/>
     <w:rsid w:val="009737E4"/>
     <w:tblPr>
@@ -9529,7 +9529,7 @@
   </w:style>
   <w:style w:type="table" w:customStyle="1" w:styleId="Blank">
     <w:name w:val="Blank"/>
-    <w:basedOn w:val="Tabel-Normal"/>
+    <w:basedOn w:val="TableNormal"/>
     <w:uiPriority w:val="99"/>
     <w:rsid w:val="00F73354"/>
     <w:pPr>
@@ -9542,7 +9542,7 @@
       </w:tblCellMar>
     </w:tblPr>
   </w:style>
-  <w:style w:type="paragraph" w:styleId="Ingenafstand">
+  <w:style w:type="paragraph" w:styleId="NoSpacing">
     <w:name w:val="No Spacing"/>
     <w:uiPriority w:val="99"/>
     <w:semiHidden/>
@@ -9605,10 +9605,10 @@
       <w:sz w:val="14"/>
     </w:rPr>
   </w:style>
-  <w:style w:type="paragraph" w:styleId="Markeringsbobletekst">
+  <w:style w:type="paragraph" w:styleId="BalloonText">
     <w:name w:val="Balloon Text"/>
     <w:basedOn w:val="Normal"/>
-    <w:link w:val="MarkeringsbobletekstTegn"/>
+    <w:link w:val="BalloonTextChar"/>
     <w:uiPriority w:val="99"/>
     <w:semiHidden/>
     <w:rsid w:val="000162D0"/>
@@ -9619,10 +9619,10 @@
       <w:rFonts w:ascii="Segoe UI" w:hAnsi="Segoe UI" w:cs="Segoe UI"/>
     </w:rPr>
   </w:style>
-  <w:style w:type="character" w:customStyle="1" w:styleId="MarkeringsbobletekstTegn">
-    <w:name w:val="Markeringsbobletekst Tegn"/>
-    <w:basedOn w:val="Standardskrifttypeiafsnit"/>
-    <w:link w:val="Markeringsbobletekst"/>
+  <w:style w:type="character" w:customStyle="1" w:styleId="BalloonTextChar">
+    <w:name w:val="Balloon Text Char"/>
+    <w:basedOn w:val="DefaultParagraphFont"/>
+    <w:link w:val="BalloonText"/>
     <w:uiPriority w:val="99"/>
     <w:semiHidden/>
     <w:rsid w:val="00A539A2"/>
@@ -9631,7 +9631,7 @@
       <w:lang w:val="da-DK"/>
     </w:rPr>
   </w:style>
-  <w:style w:type="paragraph" w:styleId="Bibliografi">
+  <w:style w:type="paragraph" w:styleId="Bibliography">
     <w:name w:val="Bibliography"/>
     <w:basedOn w:val="Normal"/>
     <w:next w:val="Normal"/>
@@ -9639,10 +9639,10 @@
     <w:semiHidden/>
     <w:rsid w:val="000162D0"/>
   </w:style>
-  <w:style w:type="paragraph" w:styleId="Brdtekst">
+  <w:style w:type="paragraph" w:styleId="BodyText">
     <w:name w:val="Body Text"/>
     <w:basedOn w:val="Normal"/>
-    <w:link w:val="BrdtekstTegn"/>
+    <w:link w:val="BodyTextChar"/>
     <w:uiPriority w:val="99"/>
     <w:semiHidden/>
     <w:rsid w:val="000162D0"/>
@@ -9650,10 +9650,10 @@
       <w:spacing w:after="120"/>
     </w:pPr>
   </w:style>
-  <w:style w:type="character" w:customStyle="1" w:styleId="BrdtekstTegn">
-    <w:name w:val="Brødtekst Tegn"/>
-    <w:basedOn w:val="Standardskrifttypeiafsnit"/>
-    <w:link w:val="Brdtekst"/>
+  <w:style w:type="character" w:customStyle="1" w:styleId="BodyTextChar">
+    <w:name w:val="Body Text Char"/>
+    <w:basedOn w:val="DefaultParagraphFont"/>
+    <w:link w:val="BodyText"/>
     <w:uiPriority w:val="99"/>
     <w:semiHidden/>
     <w:rsid w:val="00A539A2"/>
@@ -9661,10 +9661,10 @@
       <w:lang w:val="da-DK"/>
     </w:rPr>
   </w:style>
-  <w:style w:type="paragraph" w:styleId="Brdtekst2">
+  <w:style w:type="paragraph" w:styleId="BodyText2">
     <w:name w:val="Body Text 2"/>
     <w:basedOn w:val="Normal"/>
-    <w:link w:val="Brdtekst2Tegn"/>
+    <w:link w:val="BodyText2Char"/>
     <w:uiPriority w:val="99"/>
     <w:semiHidden/>
     <w:rsid w:val="000162D0"/>
@@ -9672,10 +9672,10 @@
       <w:spacing w:after="120" w:line="480" w:lineRule="auto"/>
     </w:pPr>
   </w:style>
-  <w:style w:type="character" w:customStyle="1" w:styleId="Brdtekst2Tegn">
-    <w:name w:val="Brødtekst 2 Tegn"/>
-    <w:basedOn w:val="Standardskrifttypeiafsnit"/>
-    <w:link w:val="Brdtekst2"/>
+  <w:style w:type="character" w:customStyle="1" w:styleId="BodyText2Char">
+    <w:name w:val="Body Text 2 Char"/>
+    <w:basedOn w:val="DefaultParagraphFont"/>
+    <w:link w:val="BodyText2"/>
     <w:uiPriority w:val="99"/>
     <w:semiHidden/>
     <w:rsid w:val="00A539A2"/>
@@ -9683,10 +9683,10 @@
       <w:lang w:val="da-DK"/>
     </w:rPr>
   </w:style>
-  <w:style w:type="paragraph" w:styleId="Brdtekst3">
+  <w:style w:type="paragraph" w:styleId="BodyText3">
     <w:name w:val="Body Text 3"/>
     <w:basedOn w:val="Normal"/>
-    <w:link w:val="Brdtekst3Tegn"/>
+    <w:link w:val="BodyText3Char"/>
     <w:uiPriority w:val="99"/>
     <w:semiHidden/>
     <w:rsid w:val="000162D0"/>
@@ -9698,10 +9698,10 @@
       <w:szCs w:val="16"/>
     </w:rPr>
   </w:style>
-  <w:style w:type="character" w:customStyle="1" w:styleId="Brdtekst3Tegn">
-    <w:name w:val="Brødtekst 3 Tegn"/>
-    <w:basedOn w:val="Standardskrifttypeiafsnit"/>
-    <w:link w:val="Brdtekst3"/>
+  <w:style w:type="character" w:customStyle="1" w:styleId="BodyText3Char">
+    <w:name w:val="Body Text 3 Char"/>
+    <w:basedOn w:val="DefaultParagraphFont"/>
+    <w:link w:val="BodyText3"/>
     <w:uiPriority w:val="99"/>
     <w:semiHidden/>
     <w:rsid w:val="00A539A2"/>
@@ -9711,10 +9711,10 @@
       <w:lang w:val="da-DK"/>
     </w:rPr>
   </w:style>
-  <w:style w:type="paragraph" w:styleId="Brdtekst-frstelinjeindrykning1">
+  <w:style w:type="paragraph" w:styleId="BodyTextFirstIndent">
     <w:name w:val="Body Text First Indent"/>
-    <w:basedOn w:val="Brdtekst"/>
-    <w:link w:val="Brdtekst-frstelinjeindrykning1Tegn"/>
+    <w:basedOn w:val="BodyText"/>
+    <w:link w:val="BodyTextFirstIndentChar"/>
     <w:uiPriority w:val="99"/>
     <w:semiHidden/>
     <w:rsid w:val="000162D0"/>
@@ -9723,10 +9723,10 @@
       <w:ind w:firstLine="360"/>
     </w:pPr>
   </w:style>
-  <w:style w:type="character" w:customStyle="1" w:styleId="Brdtekst-frstelinjeindrykning1Tegn">
-    <w:name w:val="Brødtekst - førstelinjeindrykning 1 Tegn"/>
-    <w:basedOn w:val="BrdtekstTegn"/>
-    <w:link w:val="Brdtekst-frstelinjeindrykning1"/>
+  <w:style w:type="character" w:customStyle="1" w:styleId="BodyTextFirstIndentChar">
+    <w:name w:val="Body Text First Indent Char"/>
+    <w:basedOn w:val="BodyTextChar"/>
+    <w:link w:val="BodyTextFirstIndent"/>
     <w:uiPriority w:val="99"/>
     <w:semiHidden/>
     <w:rsid w:val="00A539A2"/>
@@ -9734,10 +9734,10 @@
       <w:lang w:val="da-DK"/>
     </w:rPr>
   </w:style>
-  <w:style w:type="paragraph" w:styleId="Brdtekstindrykning">
+  <w:style w:type="paragraph" w:styleId="BodyTextIndent">
     <w:name w:val="Body Text Indent"/>
     <w:basedOn w:val="Normal"/>
-    <w:link w:val="BrdtekstindrykningTegn"/>
+    <w:link w:val="BodyTextIndentChar"/>
     <w:uiPriority w:val="99"/>
     <w:semiHidden/>
     <w:rsid w:val="000162D0"/>
@@ -9746,10 +9746,10 @@
       <w:ind w:left="283"/>
     </w:pPr>
   </w:style>
-  <w:style w:type="character" w:customStyle="1" w:styleId="BrdtekstindrykningTegn">
-    <w:name w:val="Brødtekstindrykning Tegn"/>
-    <w:basedOn w:val="Standardskrifttypeiafsnit"/>
-    <w:link w:val="Brdtekstindrykning"/>
+  <w:style w:type="character" w:customStyle="1" w:styleId="BodyTextIndentChar">
+    <w:name w:val="Body Text Indent Char"/>
+    <w:basedOn w:val="DefaultParagraphFont"/>
+    <w:link w:val="BodyTextIndent"/>
     <w:uiPriority w:val="99"/>
     <w:semiHidden/>
     <w:rsid w:val="00A539A2"/>
@@ -9757,10 +9757,10 @@
       <w:lang w:val="da-DK"/>
     </w:rPr>
   </w:style>
-  <w:style w:type="paragraph" w:styleId="Brdtekst-frstelinjeindrykning2">
+  <w:style w:type="paragraph" w:styleId="BodyTextFirstIndent2">
     <w:name w:val="Body Text First Indent 2"/>
-    <w:basedOn w:val="Brdtekstindrykning"/>
-    <w:link w:val="Brdtekst-frstelinjeindrykning2Tegn"/>
+    <w:basedOn w:val="BodyTextIndent"/>
+    <w:link w:val="BodyTextFirstIndent2Char"/>
     <w:uiPriority w:val="99"/>
     <w:semiHidden/>
     <w:rsid w:val="000162D0"/>
@@ -9769,10 +9769,10 @@
       <w:ind w:left="360" w:firstLine="360"/>
     </w:pPr>
   </w:style>
-  <w:style w:type="character" w:customStyle="1" w:styleId="Brdtekst-frstelinjeindrykning2Tegn">
-    <w:name w:val="Brødtekst - førstelinjeindrykning 2 Tegn"/>
-    <w:basedOn w:val="BrdtekstindrykningTegn"/>
-    <w:link w:val="Brdtekst-frstelinjeindrykning2"/>
+  <w:style w:type="character" w:customStyle="1" w:styleId="BodyTextFirstIndent2Char">
+    <w:name w:val="Body Text First Indent 2 Char"/>
+    <w:basedOn w:val="BodyTextIndentChar"/>
+    <w:link w:val="BodyTextFirstIndent2"/>
     <w:uiPriority w:val="99"/>
     <w:semiHidden/>
     <w:rsid w:val="00A539A2"/>
@@ -9780,10 +9780,10 @@
       <w:lang w:val="da-DK"/>
     </w:rPr>
   </w:style>
-  <w:style w:type="paragraph" w:styleId="Brdtekstindrykning2">
+  <w:style w:type="paragraph" w:styleId="BodyTextIndent2">
     <w:name w:val="Body Text Indent 2"/>
     <w:basedOn w:val="Normal"/>
-    <w:link w:val="Brdtekstindrykning2Tegn"/>
+    <w:link w:val="BodyTextIndent2Char"/>
     <w:uiPriority w:val="99"/>
     <w:semiHidden/>
     <w:rsid w:val="000162D0"/>
@@ -9792,10 +9792,10 @@
       <w:ind w:left="283"/>
     </w:pPr>
   </w:style>
-  <w:style w:type="character" w:customStyle="1" w:styleId="Brdtekstindrykning2Tegn">
-    <w:name w:val="Brødtekstindrykning 2 Tegn"/>
-    <w:basedOn w:val="Standardskrifttypeiafsnit"/>
-    <w:link w:val="Brdtekstindrykning2"/>
+  <w:style w:type="character" w:customStyle="1" w:styleId="BodyTextIndent2Char">
+    <w:name w:val="Body Text Indent 2 Char"/>
+    <w:basedOn w:val="DefaultParagraphFont"/>
+    <w:link w:val="BodyTextIndent2"/>
     <w:uiPriority w:val="99"/>
     <w:semiHidden/>
     <w:rsid w:val="00A539A2"/>
@@ -9803,10 +9803,10 @@
       <w:lang w:val="da-DK"/>
     </w:rPr>
   </w:style>
-  <w:style w:type="paragraph" w:styleId="Brdtekstindrykning3">
+  <w:style w:type="paragraph" w:styleId="BodyTextIndent3">
     <w:name w:val="Body Text Indent 3"/>
     <w:basedOn w:val="Normal"/>
-    <w:link w:val="Brdtekstindrykning3Tegn"/>
+    <w:link w:val="BodyTextIndent3Char"/>
     <w:uiPriority w:val="99"/>
     <w:semiHidden/>
     <w:rsid w:val="000162D0"/>
@@ -9819,10 +9819,10 @@
       <w:szCs w:val="16"/>
     </w:rPr>
   </w:style>
-  <w:style w:type="character" w:customStyle="1" w:styleId="Brdtekstindrykning3Tegn">
-    <w:name w:val="Brødtekstindrykning 3 Tegn"/>
-    <w:basedOn w:val="Standardskrifttypeiafsnit"/>
-    <w:link w:val="Brdtekstindrykning3"/>
+  <w:style w:type="character" w:customStyle="1" w:styleId="BodyTextIndent3Char">
+    <w:name w:val="Body Text Indent 3 Char"/>
+    <w:basedOn w:val="DefaultParagraphFont"/>
+    <w:link w:val="BodyTextIndent3"/>
     <w:uiPriority w:val="99"/>
     <w:semiHidden/>
     <w:rsid w:val="00A539A2"/>
@@ -9832,10 +9832,10 @@
       <w:lang w:val="da-DK"/>
     </w:rPr>
   </w:style>
-  <w:style w:type="paragraph" w:styleId="Sluthilsen">
+  <w:style w:type="paragraph" w:styleId="Closing">
     <w:name w:val="Closing"/>
     <w:basedOn w:val="Normal"/>
-    <w:link w:val="SluthilsenTegn"/>
+    <w:link w:val="ClosingChar"/>
     <w:uiPriority w:val="99"/>
     <w:semiHidden/>
     <w:rsid w:val="000162D0"/>
@@ -9844,10 +9844,10 @@
       <w:ind w:left="4252"/>
     </w:pPr>
   </w:style>
-  <w:style w:type="character" w:customStyle="1" w:styleId="SluthilsenTegn">
-    <w:name w:val="Sluthilsen Tegn"/>
-    <w:basedOn w:val="Standardskrifttypeiafsnit"/>
-    <w:link w:val="Sluthilsen"/>
+  <w:style w:type="character" w:customStyle="1" w:styleId="ClosingChar">
+    <w:name w:val="Closing Char"/>
+    <w:basedOn w:val="DefaultParagraphFont"/>
+    <w:link w:val="Closing"/>
     <w:uiPriority w:val="99"/>
     <w:semiHidden/>
     <w:rsid w:val="00A539A2"/>
@@ -9855,9 +9855,9 @@
       <w:lang w:val="da-DK"/>
     </w:rPr>
   </w:style>
-  <w:style w:type="table" w:styleId="Farvetgitter">
+  <w:style w:type="table" w:styleId="ColorfulGrid">
     <w:name w:val="Colorful Grid"/>
-    <w:basedOn w:val="Tabel-Normal"/>
+    <w:basedOn w:val="TableNormal"/>
     <w:uiPriority w:val="73"/>
     <w:semiHidden/>
     <w:unhideWhenUsed/>
@@ -9930,9 +9930,9 @@
       </w:tcPr>
     </w:tblStylePr>
   </w:style>
-  <w:style w:type="table" w:styleId="Farvetgitter-fremhvningsfarve1">
+  <w:style w:type="table" w:styleId="ColorfulGrid-Accent1">
     <w:name w:val="Colorful Grid Accent 1"/>
-    <w:basedOn w:val="Tabel-Normal"/>
+    <w:basedOn w:val="TableNormal"/>
     <w:uiPriority w:val="73"/>
     <w:semiHidden/>
     <w:unhideWhenUsed/>
@@ -10005,9 +10005,9 @@
       </w:tcPr>
     </w:tblStylePr>
   </w:style>
-  <w:style w:type="table" w:styleId="Farvetgitter-fremhvningsfarve2">
+  <w:style w:type="table" w:styleId="ColorfulGrid-Accent2">
     <w:name w:val="Colorful Grid Accent 2"/>
-    <w:basedOn w:val="Tabel-Normal"/>
+    <w:basedOn w:val="TableNormal"/>
     <w:uiPriority w:val="73"/>
     <w:semiHidden/>
     <w:unhideWhenUsed/>
@@ -10080,9 +10080,9 @@
       </w:tcPr>
     </w:tblStylePr>
   </w:style>
-  <w:style w:type="table" w:styleId="Farvetgitter-fremhvningsfarve3">
+  <w:style w:type="table" w:styleId="ColorfulGrid-Accent3">
     <w:name w:val="Colorful Grid Accent 3"/>
-    <w:basedOn w:val="Tabel-Normal"/>
+    <w:basedOn w:val="TableNormal"/>
     <w:uiPriority w:val="73"/>
     <w:semiHidden/>
     <w:unhideWhenUsed/>
@@ -10155,9 +10155,9 @@
       </w:tcPr>
     </w:tblStylePr>
   </w:style>
-  <w:style w:type="table" w:styleId="Farvetgitter-fremhvningsfarve4">
+  <w:style w:type="table" w:styleId="ColorfulGrid-Accent4">
     <w:name w:val="Colorful Grid Accent 4"/>
-    <w:basedOn w:val="Tabel-Normal"/>
+    <w:basedOn w:val="TableNormal"/>
     <w:uiPriority w:val="73"/>
     <w:semiHidden/>
     <w:unhideWhenUsed/>
@@ -10230,9 +10230,9 @@
       </w:tcPr>
     </w:tblStylePr>
   </w:style>
-  <w:style w:type="table" w:styleId="Farvetgitter-fremhvningsfarve5">
+  <w:style w:type="table" w:styleId="ColorfulGrid-Accent5">
     <w:name w:val="Colorful Grid Accent 5"/>
-    <w:basedOn w:val="Tabel-Normal"/>
+    <w:basedOn w:val="TableNormal"/>
     <w:uiPriority w:val="73"/>
     <w:semiHidden/>
     <w:unhideWhenUsed/>
@@ -10305,9 +10305,9 @@
       </w:tcPr>
     </w:tblStylePr>
   </w:style>
-  <w:style w:type="table" w:styleId="Farvetgitter-fremhvningsfarve6">
+  <w:style w:type="table" w:styleId="ColorfulGrid-Accent6">
     <w:name w:val="Colorful Grid Accent 6"/>
-    <w:basedOn w:val="Tabel-Normal"/>
+    <w:basedOn w:val="TableNormal"/>
     <w:uiPriority w:val="73"/>
     <w:semiHidden/>
     <w:unhideWhenUsed/>
@@ -10380,9 +10380,9 @@
       </w:tcPr>
     </w:tblStylePr>
   </w:style>
-  <w:style w:type="table" w:styleId="Farvetliste">
+  <w:style w:type="table" w:styleId="ColorfulList">
     <w:name w:val="Colorful List"/>
-    <w:basedOn w:val="Tabel-Normal"/>
+    <w:basedOn w:val="TableNormal"/>
     <w:uiPriority w:val="72"/>
     <w:semiHidden/>
     <w:unhideWhenUsed/>
@@ -10461,9 +10461,9 @@
       </w:tcPr>
     </w:tblStylePr>
   </w:style>
-  <w:style w:type="table" w:styleId="Farvetliste-fremhvningsfarve1">
+  <w:style w:type="table" w:styleId="ColorfulList-Accent1">
     <w:name w:val="Colorful List Accent 1"/>
-    <w:basedOn w:val="Tabel-Normal"/>
+    <w:basedOn w:val="TableNormal"/>
     <w:uiPriority w:val="72"/>
     <w:semiHidden/>
     <w:unhideWhenUsed/>
@@ -10542,9 +10542,9 @@
       </w:tcPr>
     </w:tblStylePr>
   </w:style>
-  <w:style w:type="table" w:styleId="Farvetliste-fremhvningsfarve2">
+  <w:style w:type="table" w:styleId="ColorfulList-Accent2">
     <w:name w:val="Colorful List Accent 2"/>
-    <w:basedOn w:val="Tabel-Normal"/>
+    <w:basedOn w:val="TableNormal"/>
     <w:uiPriority w:val="72"/>
     <w:semiHidden/>
     <w:unhideWhenUsed/>
@@ -10623,9 +10623,9 @@
       </w:tcPr>
     </w:tblStylePr>
   </w:style>
-  <w:style w:type="table" w:styleId="Farvetliste-fremhvningsfarve3">
+  <w:style w:type="table" w:styleId="ColorfulList-Accent3">
     <w:name w:val="Colorful List Accent 3"/>
-    <w:basedOn w:val="Tabel-Normal"/>
+    <w:basedOn w:val="TableNormal"/>
     <w:uiPriority w:val="72"/>
     <w:semiHidden/>
     <w:unhideWhenUsed/>
@@ -10704,9 +10704,9 @@
       </w:tcPr>
     </w:tblStylePr>
   </w:style>
-  <w:style w:type="table" w:styleId="Farvetliste-fremhvningsfarve4">
+  <w:style w:type="table" w:styleId="ColorfulList-Accent4">
     <w:name w:val="Colorful List Accent 4"/>
-    <w:basedOn w:val="Tabel-Normal"/>
+    <w:basedOn w:val="TableNormal"/>
     <w:uiPriority w:val="72"/>
     <w:semiHidden/>
     <w:unhideWhenUsed/>
@@ -10785,9 +10785,9 @@
       </w:tcPr>
     </w:tblStylePr>
   </w:style>
-  <w:style w:type="table" w:styleId="Farvetliste-fremhvningsfarve5">
+  <w:style w:type="table" w:styleId="ColorfulList-Accent5">
     <w:name w:val="Colorful List Accent 5"/>
-    <w:basedOn w:val="Tabel-Normal"/>
+    <w:basedOn w:val="TableNormal"/>
     <w:uiPriority w:val="72"/>
     <w:semiHidden/>
     <w:unhideWhenUsed/>
@@ -10866,9 +10866,9 @@
       </w:tcPr>
     </w:tblStylePr>
   </w:style>
-  <w:style w:type="table" w:styleId="Farvetliste-fremhvningsfarve6">
+  <w:style w:type="table" w:styleId="ColorfulList-Accent6">
     <w:name w:val="Colorful List Accent 6"/>
-    <w:basedOn w:val="Tabel-Normal"/>
+    <w:basedOn w:val="TableNormal"/>
     <w:uiPriority w:val="72"/>
     <w:semiHidden/>
     <w:unhideWhenUsed/>
@@ -10947,9 +10947,9 @@
       </w:tcPr>
     </w:tblStylePr>
   </w:style>
-  <w:style w:type="table" w:styleId="Farvetskygge">
+  <w:style w:type="table" w:styleId="ColorfulShading">
     <w:name w:val="Colorful Shading"/>
-    <w:basedOn w:val="Tabel-Normal"/>
+    <w:basedOn w:val="TableNormal"/>
     <w:uiPriority w:val="71"/>
     <w:semiHidden/>
     <w:unhideWhenUsed/>
@@ -11064,9 +11064,9 @@
       </w:rPr>
     </w:tblStylePr>
   </w:style>
-  <w:style w:type="table" w:styleId="Farvetskygge-fremhvningsfarve1">
+  <w:style w:type="table" w:styleId="ColorfulShading-Accent1">
     <w:name w:val="Colorful Shading Accent 1"/>
-    <w:basedOn w:val="Tabel-Normal"/>
+    <w:basedOn w:val="TableNormal"/>
     <w:uiPriority w:val="71"/>
     <w:semiHidden/>
     <w:unhideWhenUsed/>
@@ -11181,9 +11181,9 @@
       </w:rPr>
     </w:tblStylePr>
   </w:style>
-  <w:style w:type="table" w:styleId="Farvetskygge-fremhvningsfarve2">
+  <w:style w:type="table" w:styleId="ColorfulShading-Accent2">
     <w:name w:val="Colorful Shading Accent 2"/>
-    <w:basedOn w:val="Tabel-Normal"/>
+    <w:basedOn w:val="TableNormal"/>
     <w:uiPriority w:val="71"/>
     <w:semiHidden/>
     <w:unhideWhenUsed/>
@@ -11298,9 +11298,9 @@
       </w:rPr>
     </w:tblStylePr>
   </w:style>
-  <w:style w:type="table" w:styleId="Farvetskygge-fremhvningsfarve3">
+  <w:style w:type="table" w:styleId="ColorfulShading-Accent3">
     <w:name w:val="Colorful Shading Accent 3"/>
-    <w:basedOn w:val="Tabel-Normal"/>
+    <w:basedOn w:val="TableNormal"/>
     <w:uiPriority w:val="71"/>
     <w:semiHidden/>
     <w:unhideWhenUsed/>
@@ -11405,9 +11405,9 @@
       </w:tcPr>
     </w:tblStylePr>
   </w:style>
-  <w:style w:type="table" w:styleId="Farvetskygge-fremhvningsfarve4">
+  <w:style w:type="table" w:styleId="ColorfulShading-Accent4">
     <w:name w:val="Colorful Shading Accent 4"/>
-    <w:basedOn w:val="Tabel-Normal"/>
+    <w:basedOn w:val="TableNormal"/>
     <w:uiPriority w:val="71"/>
     <w:semiHidden/>
     <w:unhideWhenUsed/>
@@ -11522,9 +11522,9 @@
       </w:rPr>
     </w:tblStylePr>
   </w:style>
-  <w:style w:type="table" w:styleId="Farvetskygge-fremhvningsfarve5">
+  <w:style w:type="table" w:styleId="ColorfulShading-Accent5">
     <w:name w:val="Colorful Shading Accent 5"/>
-    <w:basedOn w:val="Tabel-Normal"/>
+    <w:basedOn w:val="TableNormal"/>
     <w:uiPriority w:val="71"/>
     <w:semiHidden/>
     <w:unhideWhenUsed/>
@@ -11639,9 +11639,9 @@
       </w:rPr>
     </w:tblStylePr>
   </w:style>
-  <w:style w:type="table" w:styleId="Farvetskygge-fremhvningsfarve6">
+  <w:style w:type="table" w:styleId="ColorfulShading-Accent6">
     <w:name w:val="Colorful Shading Accent 6"/>
-    <w:basedOn w:val="Tabel-Normal"/>
+    <w:basedOn w:val="TableNormal"/>
     <w:uiPriority w:val="71"/>
     <w:semiHidden/>
     <w:unhideWhenUsed/>
@@ -11756,9 +11756,9 @@
       </w:rPr>
     </w:tblStylePr>
   </w:style>
-  <w:style w:type="character" w:styleId="Kommentarhenvisning">
+  <w:style w:type="character" w:styleId="CommentReference">
     <w:name w:val="annotation reference"/>
-    <w:basedOn w:val="Standardskrifttypeiafsnit"/>
+    <w:basedOn w:val="DefaultParagraphFont"/>
     <w:uiPriority w:val="9"/>
     <w:semiHidden/>
     <w:rsid w:val="000162D0"/>
@@ -11768,10 +11768,10 @@
       <w:lang w:val="da-DK"/>
     </w:rPr>
   </w:style>
-  <w:style w:type="paragraph" w:styleId="Kommentartekst">
+  <w:style w:type="paragraph" w:styleId="CommentText">
     <w:name w:val="annotation text"/>
     <w:basedOn w:val="Normal"/>
-    <w:link w:val="KommentartekstTegn"/>
+    <w:link w:val="CommentTextChar"/>
     <w:uiPriority w:val="9"/>
     <w:semiHidden/>
     <w:rsid w:val="000162D0"/>
@@ -11783,10 +11783,10 @@
       <w:szCs w:val="20"/>
     </w:rPr>
   </w:style>
-  <w:style w:type="character" w:customStyle="1" w:styleId="KommentartekstTegn">
-    <w:name w:val="Kommentartekst Tegn"/>
-    <w:basedOn w:val="Standardskrifttypeiafsnit"/>
-    <w:link w:val="Kommentartekst"/>
+  <w:style w:type="character" w:customStyle="1" w:styleId="CommentTextChar">
+    <w:name w:val="Comment Text Char"/>
+    <w:basedOn w:val="DefaultParagraphFont"/>
+    <w:link w:val="CommentText"/>
     <w:uiPriority w:val="9"/>
     <w:semiHidden/>
     <w:rsid w:val="00A539A2"/>
@@ -11796,11 +11796,11 @@
       <w:lang w:val="da-DK"/>
     </w:rPr>
   </w:style>
-  <w:style w:type="paragraph" w:styleId="Kommentaremne">
+  <w:style w:type="paragraph" w:styleId="CommentSubject">
     <w:name w:val="annotation subject"/>
-    <w:basedOn w:val="Kommentartekst"/>
-    <w:next w:val="Kommentartekst"/>
-    <w:link w:val="KommentaremneTegn"/>
+    <w:basedOn w:val="CommentText"/>
+    <w:next w:val="CommentText"/>
+    <w:link w:val="CommentSubjectChar"/>
     <w:uiPriority w:val="99"/>
     <w:semiHidden/>
     <w:rsid w:val="000162D0"/>
@@ -11809,10 +11809,10 @@
       <w:bCs/>
     </w:rPr>
   </w:style>
-  <w:style w:type="character" w:customStyle="1" w:styleId="KommentaremneTegn">
-    <w:name w:val="Kommentaremne Tegn"/>
-    <w:basedOn w:val="KommentartekstTegn"/>
-    <w:link w:val="Kommentaremne"/>
+  <w:style w:type="character" w:customStyle="1" w:styleId="CommentSubjectChar">
+    <w:name w:val="Comment Subject Char"/>
+    <w:basedOn w:val="CommentTextChar"/>
+    <w:link w:val="CommentSubject"/>
     <w:uiPriority w:val="99"/>
     <w:semiHidden/>
     <w:rsid w:val="00A539A2"/>
@@ -11824,9 +11824,9 @@
       <w:lang w:val="da-DK"/>
     </w:rPr>
   </w:style>
-  <w:style w:type="table" w:styleId="Mrkliste">
+  <w:style w:type="table" w:styleId="DarkList">
     <w:name w:val="Dark List"/>
-    <w:basedOn w:val="Tabel-Normal"/>
+    <w:basedOn w:val="TableNormal"/>
     <w:uiPriority w:val="70"/>
     <w:semiHidden/>
     <w:unhideWhenUsed/>
@@ -11933,9 +11933,9 @@
       </w:tcPr>
     </w:tblStylePr>
   </w:style>
-  <w:style w:type="table" w:styleId="Mrkliste-fremhvningsfarve1">
+  <w:style w:type="table" w:styleId="DarkList-Accent1">
     <w:name w:val="Dark List Accent 1"/>
-    <w:basedOn w:val="Tabel-Normal"/>
+    <w:basedOn w:val="TableNormal"/>
     <w:uiPriority w:val="70"/>
     <w:semiHidden/>
     <w:unhideWhenUsed/>
@@ -12042,9 +12042,9 @@
       </w:tcPr>
     </w:tblStylePr>
   </w:style>
-  <w:style w:type="table" w:styleId="Mrkliste-fremhvningsfarve2">
+  <w:style w:type="table" w:styleId="DarkList-Accent2">
     <w:name w:val="Dark List Accent 2"/>
-    <w:basedOn w:val="Tabel-Normal"/>
+    <w:basedOn w:val="TableNormal"/>
     <w:uiPriority w:val="70"/>
     <w:semiHidden/>
     <w:unhideWhenUsed/>
@@ -12151,9 +12151,9 @@
       </w:tcPr>
     </w:tblStylePr>
   </w:style>
-  <w:style w:type="table" w:styleId="Mrkliste-fremhvningsfarve3">
+  <w:style w:type="table" w:styleId="DarkList-Accent3">
     <w:name w:val="Dark List Accent 3"/>
-    <w:basedOn w:val="Tabel-Normal"/>
+    <w:basedOn w:val="TableNormal"/>
     <w:uiPriority w:val="70"/>
     <w:semiHidden/>
     <w:unhideWhenUsed/>
@@ -12260,9 +12260,9 @@
       </w:tcPr>
     </w:tblStylePr>
   </w:style>
-  <w:style w:type="table" w:styleId="Mrkliste-fremhvningsfarve4">
+  <w:style w:type="table" w:styleId="DarkList-Accent4">
     <w:name w:val="Dark List Accent 4"/>
-    <w:basedOn w:val="Tabel-Normal"/>
+    <w:basedOn w:val="TableNormal"/>
     <w:uiPriority w:val="70"/>
     <w:semiHidden/>
     <w:unhideWhenUsed/>
@@ -12369,9 +12369,9 @@
       </w:tcPr>
     </w:tblStylePr>
   </w:style>
-  <w:style w:type="table" w:styleId="Mrkliste-fremhvningsfarve5">
+  <w:style w:type="table" w:styleId="DarkList-Accent5">
     <w:name w:val="Dark List Accent 5"/>
-    <w:basedOn w:val="Tabel-Normal"/>
+    <w:basedOn w:val="TableNormal"/>
     <w:uiPriority w:val="70"/>
     <w:semiHidden/>
     <w:unhideWhenUsed/>
@@ -12478,9 +12478,9 @@
       </w:tcPr>
     </w:tblStylePr>
   </w:style>
-  <w:style w:type="table" w:styleId="Mrkliste-fremhvningsfarve6">
+  <w:style w:type="table" w:styleId="DarkList-Accent6">
     <w:name w:val="Dark List Accent 6"/>
-    <w:basedOn w:val="Tabel-Normal"/>
+    <w:basedOn w:val="TableNormal"/>
     <w:uiPriority w:val="70"/>
     <w:semiHidden/>
     <w:unhideWhenUsed/>
@@ -12587,19 +12587,19 @@
       </w:tcPr>
     </w:tblStylePr>
   </w:style>
-  <w:style w:type="paragraph" w:styleId="Dato">
+  <w:style w:type="paragraph" w:styleId="Date">
     <w:name w:val="Date"/>
     <w:basedOn w:val="Normal"/>
     <w:next w:val="Normal"/>
-    <w:link w:val="DatoTegn"/>
+    <w:link w:val="DateChar"/>
     <w:uiPriority w:val="99"/>
     <w:semiHidden/>
     <w:rsid w:val="000162D0"/>
   </w:style>
-  <w:style w:type="character" w:customStyle="1" w:styleId="DatoTegn">
-    <w:name w:val="Dato Tegn"/>
-    <w:basedOn w:val="Standardskrifttypeiafsnit"/>
-    <w:link w:val="Dato"/>
+  <w:style w:type="character" w:customStyle="1" w:styleId="DateChar">
+    <w:name w:val="Date Char"/>
+    <w:basedOn w:val="DefaultParagraphFont"/>
+    <w:link w:val="Date"/>
     <w:uiPriority w:val="99"/>
     <w:semiHidden/>
     <w:rsid w:val="00A539A2"/>
@@ -12607,10 +12607,10 @@
       <w:lang w:val="da-DK"/>
     </w:rPr>
   </w:style>
-  <w:style w:type="paragraph" w:styleId="Dokumentoversigt">
+  <w:style w:type="paragraph" w:styleId="DocumentMap">
     <w:name w:val="Document Map"/>
     <w:basedOn w:val="Normal"/>
-    <w:link w:val="DokumentoversigtTegn"/>
+    <w:link w:val="DocumentMapChar"/>
     <w:uiPriority w:val="99"/>
     <w:semiHidden/>
     <w:rsid w:val="000162D0"/>
@@ -12623,10 +12623,10 @@
       <w:szCs w:val="16"/>
     </w:rPr>
   </w:style>
-  <w:style w:type="character" w:customStyle="1" w:styleId="DokumentoversigtTegn">
-    <w:name w:val="Dokumentoversigt Tegn"/>
-    <w:basedOn w:val="Standardskrifttypeiafsnit"/>
-    <w:link w:val="Dokumentoversigt"/>
+  <w:style w:type="character" w:customStyle="1" w:styleId="DocumentMapChar">
+    <w:name w:val="Document Map Char"/>
+    <w:basedOn w:val="DefaultParagraphFont"/>
+    <w:link w:val="DocumentMap"/>
     <w:uiPriority w:val="99"/>
     <w:semiHidden/>
     <w:rsid w:val="00A539A2"/>
@@ -12637,10 +12637,10 @@
       <w:lang w:val="da-DK"/>
     </w:rPr>
   </w:style>
-  <w:style w:type="paragraph" w:styleId="Mailsignatur">
+  <w:style w:type="paragraph" w:styleId="E-mailSignature">
     <w:name w:val="E-mail Signature"/>
     <w:basedOn w:val="Normal"/>
-    <w:link w:val="MailsignaturTegn"/>
+    <w:link w:val="E-mailSignatureChar"/>
     <w:uiPriority w:val="99"/>
     <w:semiHidden/>
     <w:rsid w:val="000162D0"/>
@@ -12648,10 +12648,10 @@
       <w:spacing w:line="240" w:lineRule="auto"/>
     </w:pPr>
   </w:style>
-  <w:style w:type="character" w:customStyle="1" w:styleId="MailsignaturTegn">
-    <w:name w:val="Mailsignatur Tegn"/>
-    <w:basedOn w:val="Standardskrifttypeiafsnit"/>
-    <w:link w:val="Mailsignatur"/>
+  <w:style w:type="character" w:customStyle="1" w:styleId="E-mailSignatureChar">
+    <w:name w:val="E-mail Signature Char"/>
+    <w:basedOn w:val="DefaultParagraphFont"/>
+    <w:link w:val="E-mailSignature"/>
     <w:uiPriority w:val="99"/>
     <w:semiHidden/>
     <w:rsid w:val="00A539A2"/>
@@ -12659,9 +12659,9 @@
       <w:lang w:val="da-DK"/>
     </w:rPr>
   </w:style>
-  <w:style w:type="character" w:styleId="Fremhv">
+  <w:style w:type="character" w:styleId="Emphasis">
     <w:name w:val="Emphasis"/>
-    <w:basedOn w:val="Standardskrifttypeiafsnit"/>
+    <w:basedOn w:val="DefaultParagraphFont"/>
     <w:uiPriority w:val="19"/>
     <w:semiHidden/>
     <w:rsid w:val="000162D0"/>
@@ -12671,7 +12671,7 @@
       <w:lang w:val="da-DK"/>
     </w:rPr>
   </w:style>
-  <w:style w:type="paragraph" w:styleId="Modtageradresse">
+  <w:style w:type="paragraph" w:styleId="EnvelopeAddress">
     <w:name w:val="envelope address"/>
     <w:basedOn w:val="Normal"/>
     <w:uiPriority w:val="99"/>
@@ -12688,7 +12688,7 @@
       <w:szCs w:val="24"/>
     </w:rPr>
   </w:style>
-  <w:style w:type="paragraph" w:styleId="Afsenderadresse">
+  <w:style w:type="paragraph" w:styleId="EnvelopeReturn">
     <w:name w:val="envelope return"/>
     <w:basedOn w:val="Normal"/>
     <w:uiPriority w:val="99"/>
@@ -12703,9 +12703,9 @@
       <w:szCs w:val="20"/>
     </w:rPr>
   </w:style>
-  <w:style w:type="character" w:styleId="BesgtLink">
+  <w:style w:type="character" w:styleId="FollowedHyperlink">
     <w:name w:val="FollowedHyperlink"/>
-    <w:basedOn w:val="Standardskrifttypeiafsnit"/>
+    <w:basedOn w:val="DefaultParagraphFont"/>
     <w:uiPriority w:val="21"/>
     <w:semiHidden/>
     <w:rsid w:val="000162D0"/>
@@ -12715,9 +12715,9 @@
       <w:lang w:val="da-DK"/>
     </w:rPr>
   </w:style>
-  <w:style w:type="character" w:styleId="Fodnotehenvisning">
+  <w:style w:type="character" w:styleId="FootnoteReference">
     <w:name w:val="footnote reference"/>
-    <w:basedOn w:val="Standardskrifttypeiafsnit"/>
+    <w:basedOn w:val="DefaultParagraphFont"/>
     <w:uiPriority w:val="21"/>
     <w:semiHidden/>
     <w:rsid w:val="000162D0"/>
@@ -12726,9 +12726,9 @@
       <w:lang w:val="da-DK"/>
     </w:rPr>
   </w:style>
-  <w:style w:type="table" w:styleId="Gittertabel1-lys">
+  <w:style w:type="table" w:styleId="GridTable1Light">
     <w:name w:val="Grid Table 1 Light"/>
-    <w:basedOn w:val="Tabel-Normal"/>
+    <w:basedOn w:val="TableNormal"/>
     <w:uiPriority w:val="46"/>
     <w:rsid w:val="000162D0"/>
     <w:pPr>
@@ -12783,9 +12783,9 @@
       </w:rPr>
     </w:tblStylePr>
   </w:style>
-  <w:style w:type="table" w:styleId="Gittertabel1-lys-farve1">
+  <w:style w:type="table" w:styleId="GridTable1Light-Accent1">
     <w:name w:val="Grid Table 1 Light Accent 1"/>
-    <w:basedOn w:val="Tabel-Normal"/>
+    <w:basedOn w:val="TableNormal"/>
     <w:uiPriority w:val="46"/>
     <w:rsid w:val="000162D0"/>
     <w:pPr>
@@ -12840,9 +12840,9 @@
       </w:rPr>
     </w:tblStylePr>
   </w:style>
-  <w:style w:type="table" w:styleId="Gittertabel1-lys-farve2">
+  <w:style w:type="table" w:styleId="GridTable1Light-Accent2">
     <w:name w:val="Grid Table 1 Light Accent 2"/>
-    <w:basedOn w:val="Tabel-Normal"/>
+    <w:basedOn w:val="TableNormal"/>
     <w:uiPriority w:val="46"/>
     <w:rsid w:val="000162D0"/>
     <w:pPr>
@@ -12897,9 +12897,9 @@
       </w:rPr>
     </w:tblStylePr>
   </w:style>
-  <w:style w:type="table" w:styleId="Gittertabel1-lys-farve3">
+  <w:style w:type="table" w:styleId="GridTable1Light-Accent3">
     <w:name w:val="Grid Table 1 Light Accent 3"/>
-    <w:basedOn w:val="Tabel-Normal"/>
+    <w:basedOn w:val="TableNormal"/>
     <w:uiPriority w:val="46"/>
     <w:rsid w:val="000162D0"/>
     <w:pPr>
@@ -12954,9 +12954,9 @@
       </w:rPr>
     </w:tblStylePr>
   </w:style>
-  <w:style w:type="table" w:styleId="Gittertabel1-lys-farve4">
+  <w:style w:type="table" w:styleId="GridTable1Light-Accent4">
     <w:name w:val="Grid Table 1 Light Accent 4"/>
-    <w:basedOn w:val="Tabel-Normal"/>
+    <w:basedOn w:val="TableNormal"/>
     <w:uiPriority w:val="46"/>
     <w:rsid w:val="000162D0"/>
     <w:pPr>
@@ -13011,9 +13011,9 @@
       </w:rPr>
     </w:tblStylePr>
   </w:style>
-  <w:style w:type="table" w:styleId="Gittertabel1-lys-farve5">
+  <w:style w:type="table" w:styleId="GridTable1Light-Accent5">
     <w:name w:val="Grid Table 1 Light Accent 5"/>
-    <w:basedOn w:val="Tabel-Normal"/>
+    <w:basedOn w:val="TableNormal"/>
     <w:uiPriority w:val="46"/>
     <w:rsid w:val="000162D0"/>
     <w:pPr>
@@ -13068,9 +13068,9 @@
       </w:rPr>
     </w:tblStylePr>
   </w:style>
-  <w:style w:type="table" w:styleId="Gittertabel1-lys-farve6">
+  <w:style w:type="table" w:styleId="GridTable1Light-Accent6">
     <w:name w:val="Grid Table 1 Light Accent 6"/>
-    <w:basedOn w:val="Tabel-Normal"/>
+    <w:basedOn w:val="TableNormal"/>
     <w:uiPriority w:val="46"/>
     <w:rsid w:val="000162D0"/>
     <w:pPr>
@@ -13125,9 +13125,9 @@
       </w:rPr>
     </w:tblStylePr>
   </w:style>
-  <w:style w:type="table" w:styleId="Gittertabel2">
+  <w:style w:type="table" w:styleId="GridTable2">
     <w:name w:val="Grid Table 2"/>
-    <w:basedOn w:val="Tabel-Normal"/>
+    <w:basedOn w:val="TableNormal"/>
     <w:uiPriority w:val="47"/>
     <w:rsid w:val="000162D0"/>
     <w:pPr>
@@ -13200,9 +13200,9 @@
       </w:tcPr>
     </w:tblStylePr>
   </w:style>
-  <w:style w:type="table" w:styleId="Gittertabel2-farve1">
+  <w:style w:type="table" w:styleId="GridTable2-Accent1">
     <w:name w:val="Grid Table 2 Accent 1"/>
-    <w:basedOn w:val="Tabel-Normal"/>
+    <w:basedOn w:val="TableNormal"/>
     <w:uiPriority w:val="47"/>
     <w:rsid w:val="000162D0"/>
     <w:pPr>
@@ -13275,9 +13275,9 @@
       </w:tcPr>
     </w:tblStylePr>
   </w:style>
-  <w:style w:type="table" w:styleId="Gittertabel2-farve2">
+  <w:style w:type="table" w:styleId="GridTable2-Accent2">
     <w:name w:val="Grid Table 2 Accent 2"/>
-    <w:basedOn w:val="Tabel-Normal"/>
+    <w:basedOn w:val="TableNormal"/>
     <w:uiPriority w:val="47"/>
     <w:rsid w:val="000162D0"/>
     <w:pPr>
@@ -13350,9 +13350,9 @@
       </w:tcPr>
     </w:tblStylePr>
   </w:style>
-  <w:style w:type="table" w:styleId="Gittertabel2-farve3">
+  <w:style w:type="table" w:styleId="GridTable2-Accent3">
     <w:name w:val="Grid Table 2 Accent 3"/>
-    <w:basedOn w:val="Tabel-Normal"/>
+    <w:basedOn w:val="TableNormal"/>
     <w:uiPriority w:val="47"/>
     <w:rsid w:val="000162D0"/>
     <w:pPr>
@@ -13425,9 +13425,9 @@
       </w:tcPr>
     </w:tblStylePr>
   </w:style>
-  <w:style w:type="table" w:styleId="Gittertabel2-farve4">
+  <w:style w:type="table" w:styleId="GridTable2-Accent4">
     <w:name w:val="Grid Table 2 Accent 4"/>
-    <w:basedOn w:val="Tabel-Normal"/>
+    <w:basedOn w:val="TableNormal"/>
     <w:uiPriority w:val="47"/>
     <w:rsid w:val="000162D0"/>
     <w:pPr>
@@ -13500,9 +13500,9 @@
       </w:tcPr>
     </w:tblStylePr>
   </w:style>
-  <w:style w:type="table" w:styleId="Gittertabel2-farve5">
+  <w:style w:type="table" w:styleId="GridTable2-Accent5">
     <w:name w:val="Grid Table 2 Accent 5"/>
-    <w:basedOn w:val="Tabel-Normal"/>
+    <w:basedOn w:val="TableNormal"/>
     <w:uiPriority w:val="47"/>
     <w:rsid w:val="000162D0"/>
     <w:pPr>
@@ -13575,9 +13575,9 @@
       </w:tcPr>
     </w:tblStylePr>
   </w:style>
-  <w:style w:type="table" w:styleId="Gittertabel2-farve6">
+  <w:style w:type="table" w:styleId="GridTable2-Accent6">
     <w:name w:val="Grid Table 2 Accent 6"/>
-    <w:basedOn w:val="Tabel-Normal"/>
+    <w:basedOn w:val="TableNormal"/>
     <w:uiPriority w:val="47"/>
     <w:rsid w:val="000162D0"/>
     <w:pPr>
@@ -13650,9 +13650,9 @@
       </w:tcPr>
     </w:tblStylePr>
   </w:style>
-  <w:style w:type="table" w:styleId="Gittertabel3">
+  <w:style w:type="table" w:styleId="GridTable3">
     <w:name w:val="Grid Table 3"/>
-    <w:basedOn w:val="Tabel-Normal"/>
+    <w:basedOn w:val="TableNormal"/>
     <w:uiPriority w:val="48"/>
     <w:rsid w:val="000162D0"/>
     <w:pPr>
@@ -13786,9 +13786,9 @@
       </w:tcPr>
     </w:tblStylePr>
   </w:style>
-  <w:style w:type="table" w:styleId="Gittertabel3-farve1">
+  <w:style w:type="table" w:styleId="GridTable3-Accent1">
     <w:name w:val="Grid Table 3 Accent 1"/>
-    <w:basedOn w:val="Tabel-Normal"/>
+    <w:basedOn w:val="TableNormal"/>
     <w:uiPriority w:val="48"/>
     <w:rsid w:val="000162D0"/>
     <w:pPr>
@@ -13922,9 +13922,9 @@
       </w:tcPr>
     </w:tblStylePr>
   </w:style>
-  <w:style w:type="table" w:styleId="Gittertabel3-farve2">
+  <w:style w:type="table" w:styleId="GridTable3-Accent2">
     <w:name w:val="Grid Table 3 Accent 2"/>
-    <w:basedOn w:val="Tabel-Normal"/>
+    <w:basedOn w:val="TableNormal"/>
     <w:uiPriority w:val="48"/>
     <w:rsid w:val="000162D0"/>
     <w:pPr>
@@ -14058,9 +14058,9 @@
       </w:tcPr>
     </w:tblStylePr>
   </w:style>
-  <w:style w:type="table" w:styleId="Gittertabel3-farve3">
+  <w:style w:type="table" w:styleId="GridTable3-Accent3">
     <w:name w:val="Grid Table 3 Accent 3"/>
-    <w:basedOn w:val="Tabel-Normal"/>
+    <w:basedOn w:val="TableNormal"/>
     <w:uiPriority w:val="48"/>
     <w:rsid w:val="000162D0"/>
     <w:pPr>
@@ -14194,9 +14194,9 @@
       </w:tcPr>
     </w:tblStylePr>
   </w:style>
-  <w:style w:type="table" w:styleId="Gittertabel3-farve4">
+  <w:style w:type="table" w:styleId="GridTable3-Accent4">
     <w:name w:val="Grid Table 3 Accent 4"/>
-    <w:basedOn w:val="Tabel-Normal"/>
+    <w:basedOn w:val="TableNormal"/>
     <w:uiPriority w:val="48"/>
     <w:rsid w:val="000162D0"/>
     <w:pPr>
@@ -14330,9 +14330,9 @@
       </w:tcPr>
     </w:tblStylePr>
   </w:style>
-  <w:style w:type="table" w:styleId="Gittertabel3-farve5">
+  <w:style w:type="table" w:styleId="GridTable3-Accent5">
     <w:name w:val="Grid Table 3 Accent 5"/>
-    <w:basedOn w:val="Tabel-Normal"/>
+    <w:basedOn w:val="TableNormal"/>
     <w:uiPriority w:val="48"/>
     <w:rsid w:val="000162D0"/>
     <w:pPr>
@@ -14466,9 +14466,9 @@
       </w:tcPr>
     </w:tblStylePr>
   </w:style>
-  <w:style w:type="table" w:styleId="Gittertabel3-farve6">
+  <w:style w:type="table" w:styleId="GridTable3-Accent6">
     <w:name w:val="Grid Table 3 Accent 6"/>
-    <w:basedOn w:val="Tabel-Normal"/>
+    <w:basedOn w:val="TableNormal"/>
     <w:uiPriority w:val="48"/>
     <w:rsid w:val="000162D0"/>
     <w:pPr>
@@ -14602,9 +14602,9 @@
       </w:tcPr>
     </w:tblStylePr>
   </w:style>
-  <w:style w:type="table" w:styleId="Gittertabel4">
+  <w:style w:type="table" w:styleId="GridTable4">
     <w:name w:val="Grid Table 4"/>
-    <w:basedOn w:val="Tabel-Normal"/>
+    <w:basedOn w:val="TableNormal"/>
     <w:uiPriority w:val="49"/>
     <w:rsid w:val="000162D0"/>
     <w:pPr>
@@ -14678,9 +14678,9 @@
       </w:tcPr>
     </w:tblStylePr>
   </w:style>
-  <w:style w:type="table" w:styleId="Gittertabel4-farve1">
+  <w:style w:type="table" w:styleId="GridTable4-Accent1">
     <w:name w:val="Grid Table 4 Accent 1"/>
-    <w:basedOn w:val="Tabel-Normal"/>
+    <w:basedOn w:val="TableNormal"/>
     <w:uiPriority w:val="49"/>
     <w:rsid w:val="000162D0"/>
     <w:pPr>
@@ -14754,9 +14754,9 @@
       </w:tcPr>
     </w:tblStylePr>
   </w:style>
-  <w:style w:type="table" w:styleId="Gittertabel4-farve2">
+  <w:style w:type="table" w:styleId="GridTable4-Accent2">
     <w:name w:val="Grid Table 4 Accent 2"/>
-    <w:basedOn w:val="Tabel-Normal"/>
+    <w:basedOn w:val="TableNormal"/>
     <w:uiPriority w:val="49"/>
     <w:rsid w:val="000162D0"/>
     <w:pPr>
@@ -14830,9 +14830,9 @@
       </w:tcPr>
     </w:tblStylePr>
   </w:style>
-  <w:style w:type="table" w:styleId="Gittertabel4-farve3">
+  <w:style w:type="table" w:styleId="GridTable4-Accent3">
     <w:name w:val="Grid Table 4 Accent 3"/>
-    <w:basedOn w:val="Tabel-Normal"/>
+    <w:basedOn w:val="TableNormal"/>
     <w:uiPriority w:val="49"/>
     <w:rsid w:val="000162D0"/>
     <w:pPr>
@@ -14906,9 +14906,9 @@
       </w:tcPr>
     </w:tblStylePr>
   </w:style>
-  <w:style w:type="table" w:styleId="Gittertabel4-farve4">
+  <w:style w:type="table" w:styleId="GridTable4-Accent4">
     <w:name w:val="Grid Table 4 Accent 4"/>
-    <w:basedOn w:val="Tabel-Normal"/>
+    <w:basedOn w:val="TableNormal"/>
     <w:uiPriority w:val="49"/>
     <w:rsid w:val="000162D0"/>
     <w:pPr>
@@ -14982,9 +14982,9 @@
       </w:tcPr>
     </w:tblStylePr>
   </w:style>
-  <w:style w:type="table" w:styleId="Gittertabel4-farve5">
+  <w:style w:type="table" w:styleId="GridTable4-Accent5">
     <w:name w:val="Grid Table 4 Accent 5"/>
-    <w:basedOn w:val="Tabel-Normal"/>
+    <w:basedOn w:val="TableNormal"/>
     <w:uiPriority w:val="49"/>
     <w:rsid w:val="000162D0"/>
     <w:pPr>
@@ -15058,9 +15058,9 @@
       </w:tcPr>
     </w:tblStylePr>
   </w:style>
-  <w:style w:type="table" w:styleId="Gittertabel4-farve6">
+  <w:style w:type="table" w:styleId="GridTable4-Accent6">
     <w:name w:val="Grid Table 4 Accent 6"/>
-    <w:basedOn w:val="Tabel-Normal"/>
+    <w:basedOn w:val="TableNormal"/>
     <w:uiPriority w:val="49"/>
     <w:rsid w:val="000162D0"/>
     <w:pPr>
@@ -15134,9 +15134,9 @@
       </w:tcPr>
     </w:tblStylePr>
   </w:style>
-  <w:style w:type="table" w:styleId="Gittertabel5-mrk">
+  <w:style w:type="table" w:styleId="GridTable5Dark">
     <w:name w:val="Grid Table 5 Dark"/>
-    <w:basedOn w:val="Tabel-Normal"/>
+    <w:basedOn w:val="TableNormal"/>
     <w:uiPriority w:val="50"/>
     <w:rsid w:val="000162D0"/>
     <w:pPr>
@@ -15240,9 +15240,9 @@
       </w:tcPr>
     </w:tblStylePr>
   </w:style>
-  <w:style w:type="table" w:styleId="Gittertabel5-mrk-farve1">
+  <w:style w:type="table" w:styleId="GridTable5Dark-Accent1">
     <w:name w:val="Grid Table 5 Dark Accent 1"/>
-    <w:basedOn w:val="Tabel-Normal"/>
+    <w:basedOn w:val="TableNormal"/>
     <w:uiPriority w:val="50"/>
     <w:rsid w:val="000162D0"/>
     <w:pPr>
@@ -15346,9 +15346,9 @@
       </w:tcPr>
     </w:tblStylePr>
   </w:style>
-  <w:style w:type="table" w:styleId="Gittertabel5-mrk-farve2">
+  <w:style w:type="table" w:styleId="GridTable5Dark-Accent2">
     <w:name w:val="Grid Table 5 Dark Accent 2"/>
-    <w:basedOn w:val="Tabel-Normal"/>
+    <w:basedOn w:val="TableNormal"/>
     <w:uiPriority w:val="50"/>
     <w:rsid w:val="000162D0"/>
     <w:pPr>
@@ -15452,9 +15452,9 @@
       </w:tcPr>
     </w:tblStylePr>
   </w:style>
-  <w:style w:type="table" w:styleId="Gittertabel5-mrk-farve3">
+  <w:style w:type="table" w:styleId="GridTable5Dark-Accent3">
     <w:name w:val="Grid Table 5 Dark Accent 3"/>
-    <w:basedOn w:val="Tabel-Normal"/>
+    <w:basedOn w:val="TableNormal"/>
     <w:uiPriority w:val="50"/>
     <w:rsid w:val="000162D0"/>
     <w:pPr>
@@ -15558,9 +15558,9 @@
       </w:tcPr>
     </w:tblStylePr>
   </w:style>
-  <w:style w:type="table" w:styleId="Gittertabel5-mrk-farve4">
+  <w:style w:type="table" w:styleId="GridTable5Dark-Accent4">
     <w:name w:val="Grid Table 5 Dark Accent 4"/>
-    <w:basedOn w:val="Tabel-Normal"/>
+    <w:basedOn w:val="TableNormal"/>
     <w:uiPriority w:val="50"/>
     <w:rsid w:val="000162D0"/>
     <w:pPr>
@@ -15664,9 +15664,9 @@
       </w:tcPr>
     </w:tblStylePr>
   </w:style>
-  <w:style w:type="table" w:styleId="Gittertabel5-mrk-farve5">
+  <w:style w:type="table" w:styleId="GridTable5Dark-Accent5">
     <w:name w:val="Grid Table 5 Dark Accent 5"/>
-    <w:basedOn w:val="Tabel-Normal"/>
+    <w:basedOn w:val="TableNormal"/>
     <w:uiPriority w:val="50"/>
     <w:rsid w:val="000162D0"/>
     <w:pPr>
@@ -15770,9 +15770,9 @@
       </w:tcPr>
     </w:tblStylePr>
   </w:style>
-  <w:style w:type="table" w:styleId="Gittertabel5-mrk-farve6">
+  <w:style w:type="table" w:styleId="GridTable5Dark-Accent6">
     <w:name w:val="Grid Table 5 Dark Accent 6"/>
-    <w:basedOn w:val="Tabel-Normal"/>
+    <w:basedOn w:val="TableNormal"/>
     <w:uiPriority w:val="50"/>
     <w:rsid w:val="000162D0"/>
     <w:pPr>
@@ -15876,9 +15876,9 @@
       </w:tcPr>
     </w:tblStylePr>
   </w:style>
-  <w:style w:type="table" w:styleId="Gittertabel6-farverig">
+  <w:style w:type="table" w:styleId="GridTable6Colorful">
     <w:name w:val="Grid Table 6 Colorful"/>
-    <w:basedOn w:val="Tabel-Normal"/>
+    <w:basedOn w:val="TableNormal"/>
     <w:uiPriority w:val="51"/>
     <w:rsid w:val="000162D0"/>
     <w:pPr>
@@ -15948,9 +15948,9 @@
       </w:tcPr>
     </w:tblStylePr>
   </w:style>
-  <w:style w:type="table" w:styleId="Gittertabel6-farverig-farve1">
+  <w:style w:type="table" w:styleId="GridTable6Colorful-Accent1">
     <w:name w:val="Grid Table 6 Colorful Accent 1"/>
-    <w:basedOn w:val="Tabel-Normal"/>
+    <w:basedOn w:val="TableNormal"/>
     <w:uiPriority w:val="51"/>
     <w:rsid w:val="000162D0"/>
     <w:pPr>
@@ -16020,9 +16020,9 @@
       </w:tcPr>
     </w:tblStylePr>
   </w:style>
-  <w:style w:type="table" w:styleId="Gittertabel6-farverig-farve2">
+  <w:style w:type="table" w:styleId="GridTable6Colorful-Accent2">
     <w:name w:val="Grid Table 6 Colorful Accent 2"/>
-    <w:basedOn w:val="Tabel-Normal"/>
+    <w:basedOn w:val="TableNormal"/>
     <w:uiPriority w:val="51"/>
     <w:rsid w:val="000162D0"/>
     <w:pPr>
@@ -16092,9 +16092,9 @@
       </w:tcPr>
     </w:tblStylePr>
   </w:style>
-  <w:style w:type="table" w:styleId="Gittertabel6-farverig-farve3">
+  <w:style w:type="table" w:styleId="GridTable6Colorful-Accent3">
     <w:name w:val="Grid Table 6 Colorful Accent 3"/>
-    <w:basedOn w:val="Tabel-Normal"/>
+    <w:basedOn w:val="TableNormal"/>
     <w:uiPriority w:val="51"/>
     <w:rsid w:val="000162D0"/>
     <w:pPr>
@@ -16164,9 +16164,9 @@
       </w:tcPr>
     </w:tblStylePr>
   </w:style>
-  <w:style w:type="table" w:styleId="Gittertabel6-farverig-farve4">
+  <w:style w:type="table" w:styleId="GridTable6Colorful-Accent4">
     <w:name w:val="Grid Table 6 Colorful Accent 4"/>
-    <w:basedOn w:val="Tabel-Normal"/>
+    <w:basedOn w:val="TableNormal"/>
     <w:uiPriority w:val="51"/>
     <w:rsid w:val="000162D0"/>
     <w:pPr>
@@ -16236,9 +16236,9 @@
       </w:tcPr>
     </w:tblStylePr>
   </w:style>
-  <w:style w:type="table" w:styleId="Gittertabel6-farverig-farve5">
+  <w:style w:type="table" w:styleId="GridTable6Colorful-Accent5">
     <w:name w:val="Grid Table 6 Colorful Accent 5"/>
-    <w:basedOn w:val="Tabel-Normal"/>
+    <w:basedOn w:val="TableNormal"/>
     <w:uiPriority w:val="51"/>
     <w:rsid w:val="000162D0"/>
     <w:pPr>
@@ -16308,9 +16308,9 @@
       </w:tcPr>
     </w:tblStylePr>
   </w:style>
-  <w:style w:type="table" w:styleId="Gittertabel6-farverig-farve6">
+  <w:style w:type="table" w:styleId="GridTable6Colorful-Accent6">
     <w:name w:val="Grid Table 6 Colorful Accent 6"/>
-    <w:basedOn w:val="Tabel-Normal"/>
+    <w:basedOn w:val="TableNormal"/>
     <w:uiPriority w:val="51"/>
     <w:rsid w:val="000162D0"/>
     <w:pPr>
@@ -16380,9 +16380,9 @@
       </w:tcPr>
     </w:tblStylePr>
   </w:style>
-  <w:style w:type="table" w:styleId="Gittertabel7-farverig">
+  <w:style w:type="table" w:styleId="GridTable7Colorful">
     <w:name w:val="Grid Table 7 Colorful"/>
-    <w:basedOn w:val="Tabel-Normal"/>
+    <w:basedOn w:val="TableNormal"/>
     <w:uiPriority w:val="52"/>
     <w:rsid w:val="000162D0"/>
     <w:pPr>
@@ -16519,9 +16519,9 @@
       </w:tcPr>
     </w:tblStylePr>
   </w:style>
-  <w:style w:type="table" w:styleId="Gittertabel7-farverig-farve1">
+  <w:style w:type="table" w:styleId="GridTable7Colorful-Accent1">
     <w:name w:val="Grid Table 7 Colorful Accent 1"/>
-    <w:basedOn w:val="Tabel-Normal"/>
+    <w:basedOn w:val="TableNormal"/>
     <w:uiPriority w:val="52"/>
     <w:rsid w:val="000162D0"/>
     <w:pPr>
@@ -16658,9 +16658,9 @@
       </w:tcPr>
     </w:tblStylePr>
   </w:style>
-  <w:style w:type="table" w:styleId="Gittertabel7-farverig-farve2">
+  <w:style w:type="table" w:styleId="GridTable7Colorful-Accent2">
     <w:name w:val="Grid Table 7 Colorful Accent 2"/>
-    <w:basedOn w:val="Tabel-Normal"/>
+    <w:basedOn w:val="TableNormal"/>
     <w:uiPriority w:val="52"/>
     <w:rsid w:val="000162D0"/>
     <w:pPr>
@@ -16797,9 +16797,9 @@
       </w:tcPr>
     </w:tblStylePr>
   </w:style>
-  <w:style w:type="table" w:styleId="Gittertabel7-farverig-farve3">
+  <w:style w:type="table" w:styleId="GridTable7Colorful-Accent3">
     <w:name w:val="Grid Table 7 Colorful Accent 3"/>
-    <w:basedOn w:val="Tabel-Normal"/>
+    <w:basedOn w:val="TableNormal"/>
     <w:uiPriority w:val="52"/>
     <w:rsid w:val="000162D0"/>
     <w:pPr>
@@ -16936,9 +16936,9 @@
       </w:tcPr>
     </w:tblStylePr>
   </w:style>
-  <w:style w:type="table" w:styleId="Gittertabel7-farverig-farve4">
+  <w:style w:type="table" w:styleId="GridTable7Colorful-Accent4">
     <w:name w:val="Grid Table 7 Colorful Accent 4"/>
-    <w:basedOn w:val="Tabel-Normal"/>
+    <w:basedOn w:val="TableNormal"/>
     <w:uiPriority w:val="52"/>
     <w:rsid w:val="000162D0"/>
     <w:pPr>
@@ -17075,9 +17075,9 @@
       </w:tcPr>
     </w:tblStylePr>
   </w:style>
-  <w:style w:type="table" w:styleId="Gittertabel7-farverig-farve5">
+  <w:style w:type="table" w:styleId="GridTable7Colorful-Accent5">
     <w:name w:val="Grid Table 7 Colorful Accent 5"/>
-    <w:basedOn w:val="Tabel-Normal"/>
+    <w:basedOn w:val="TableNormal"/>
     <w:uiPriority w:val="52"/>
     <w:rsid w:val="000162D0"/>
     <w:pPr>
@@ -17214,9 +17214,9 @@
       </w:tcPr>
     </w:tblStylePr>
   </w:style>
-  <w:style w:type="table" w:styleId="Gittertabel7-farverig-farve6">
+  <w:style w:type="table" w:styleId="GridTable7Colorful-Accent6">
     <w:name w:val="Grid Table 7 Colorful Accent 6"/>
-    <w:basedOn w:val="Tabel-Normal"/>
+    <w:basedOn w:val="TableNormal"/>
     <w:uiPriority w:val="52"/>
     <w:rsid w:val="000162D0"/>
     <w:pPr>
@@ -17355,7 +17355,7 @@
   </w:style>
   <w:style w:type="character" w:customStyle="1" w:styleId="Hashtag1">
     <w:name w:val="Hashtag1"/>
-    <w:basedOn w:val="Standardskrifttypeiafsnit"/>
+    <w:basedOn w:val="DefaultParagraphFont"/>
     <w:uiPriority w:val="99"/>
     <w:semiHidden/>
     <w:rsid w:val="000162D0"/>
@@ -17365,9 +17365,9 @@
       <w:lang w:val="da-DK"/>
     </w:rPr>
   </w:style>
-  <w:style w:type="character" w:styleId="HTML-akronym">
+  <w:style w:type="character" w:styleId="HTMLAcronym">
     <w:name w:val="HTML Acronym"/>
-    <w:basedOn w:val="Standardskrifttypeiafsnit"/>
+    <w:basedOn w:val="DefaultParagraphFont"/>
     <w:uiPriority w:val="99"/>
     <w:semiHidden/>
     <w:rsid w:val="000162D0"/>
@@ -17375,10 +17375,10 @@
       <w:lang w:val="da-DK"/>
     </w:rPr>
   </w:style>
-  <w:style w:type="paragraph" w:styleId="HTML-adresse">
+  <w:style w:type="paragraph" w:styleId="HTMLAddress">
     <w:name w:val="HTML Address"/>
     <w:basedOn w:val="Normal"/>
-    <w:link w:val="HTML-adresseTegn"/>
+    <w:link w:val="HTMLAddressChar"/>
     <w:uiPriority w:val="99"/>
     <w:semiHidden/>
     <w:rsid w:val="000162D0"/>
@@ -17390,10 +17390,10 @@
       <w:iCs/>
     </w:rPr>
   </w:style>
-  <w:style w:type="character" w:customStyle="1" w:styleId="HTML-adresseTegn">
-    <w:name w:val="HTML-adresse Tegn"/>
-    <w:basedOn w:val="Standardskrifttypeiafsnit"/>
-    <w:link w:val="HTML-adresse"/>
+  <w:style w:type="character" w:customStyle="1" w:styleId="HTMLAddressChar">
+    <w:name w:val="HTML Address Char"/>
+    <w:basedOn w:val="DefaultParagraphFont"/>
+    <w:link w:val="HTMLAddress"/>
     <w:uiPriority w:val="99"/>
     <w:semiHidden/>
     <w:rsid w:val="00A539A2"/>
@@ -17403,9 +17403,9 @@
       <w:lang w:val="da-DK"/>
     </w:rPr>
   </w:style>
-  <w:style w:type="character" w:styleId="HTML-citat">
+  <w:style w:type="character" w:styleId="HTMLCite">
     <w:name w:val="HTML Cite"/>
-    <w:basedOn w:val="Standardskrifttypeiafsnit"/>
+    <w:basedOn w:val="DefaultParagraphFont"/>
     <w:uiPriority w:val="99"/>
     <w:semiHidden/>
     <w:rsid w:val="000162D0"/>
@@ -17415,9 +17415,9 @@
       <w:lang w:val="da-DK"/>
     </w:rPr>
   </w:style>
-  <w:style w:type="character" w:styleId="HTML-kode">
+  <w:style w:type="character" w:styleId="HTMLCode">
     <w:name w:val="HTML Code"/>
-    <w:basedOn w:val="Standardskrifttypeiafsnit"/>
+    <w:basedOn w:val="DefaultParagraphFont"/>
     <w:uiPriority w:val="99"/>
     <w:semiHidden/>
     <w:rsid w:val="000162D0"/>
@@ -17428,9 +17428,9 @@
       <w:lang w:val="da-DK"/>
     </w:rPr>
   </w:style>
-  <w:style w:type="character" w:styleId="HTML-definition">
+  <w:style w:type="character" w:styleId="HTMLDefinition">
     <w:name w:val="HTML Definition"/>
-    <w:basedOn w:val="Standardskrifttypeiafsnit"/>
+    <w:basedOn w:val="DefaultParagraphFont"/>
     <w:uiPriority w:val="99"/>
     <w:semiHidden/>
     <w:rsid w:val="000162D0"/>
@@ -17440,9 +17440,9 @@
       <w:lang w:val="da-DK"/>
     </w:rPr>
   </w:style>
-  <w:style w:type="character" w:styleId="HTML-tastatur">
+  <w:style w:type="character" w:styleId="HTMLKeyboard">
     <w:name w:val="HTML Keyboard"/>
-    <w:basedOn w:val="Standardskrifttypeiafsnit"/>
+    <w:basedOn w:val="DefaultParagraphFont"/>
     <w:uiPriority w:val="99"/>
     <w:semiHidden/>
     <w:rsid w:val="000162D0"/>
@@ -17453,10 +17453,10 @@
       <w:lang w:val="da-DK"/>
     </w:rPr>
   </w:style>
-  <w:style w:type="paragraph" w:styleId="FormateretHTML">
+  <w:style w:type="paragraph" w:styleId="HTMLPreformatted">
     <w:name w:val="HTML Preformatted"/>
     <w:basedOn w:val="Normal"/>
-    <w:link w:val="FormateretHTMLTegn"/>
+    <w:link w:val="HTMLPreformattedChar"/>
     <w:uiPriority w:val="99"/>
     <w:semiHidden/>
     <w:rsid w:val="000162D0"/>
@@ -17469,10 +17469,10 @@
       <w:szCs w:val="20"/>
     </w:rPr>
   </w:style>
-  <w:style w:type="character" w:customStyle="1" w:styleId="FormateretHTMLTegn">
-    <w:name w:val="Formateret HTML Tegn"/>
-    <w:basedOn w:val="Standardskrifttypeiafsnit"/>
-    <w:link w:val="FormateretHTML"/>
+  <w:style w:type="character" w:customStyle="1" w:styleId="HTMLPreformattedChar">
+    <w:name w:val="HTML Preformatted Char"/>
+    <w:basedOn w:val="DefaultParagraphFont"/>
+    <w:link w:val="HTMLPreformatted"/>
     <w:uiPriority w:val="99"/>
     <w:semiHidden/>
     <w:rsid w:val="00A539A2"/>
@@ -17483,9 +17483,9 @@
       <w:lang w:val="da-DK"/>
     </w:rPr>
   </w:style>
-  <w:style w:type="character" w:styleId="HTML-eksempel">
+  <w:style w:type="character" w:styleId="HTMLSample">
     <w:name w:val="HTML Sample"/>
-    <w:basedOn w:val="Standardskrifttypeiafsnit"/>
+    <w:basedOn w:val="DefaultParagraphFont"/>
     <w:uiPriority w:val="99"/>
     <w:semiHidden/>
     <w:rsid w:val="000162D0"/>
@@ -17496,9 +17496,9 @@
       <w:lang w:val="da-DK"/>
     </w:rPr>
   </w:style>
-  <w:style w:type="character" w:styleId="HTML-skrivemaskine">
+  <w:style w:type="character" w:styleId="HTMLTypewriter">
     <w:name w:val="HTML Typewriter"/>
-    <w:basedOn w:val="Standardskrifttypeiafsnit"/>
+    <w:basedOn w:val="DefaultParagraphFont"/>
     <w:uiPriority w:val="99"/>
     <w:semiHidden/>
     <w:rsid w:val="000162D0"/>
@@ -17509,9 +17509,9 @@
       <w:lang w:val="da-DK"/>
     </w:rPr>
   </w:style>
-  <w:style w:type="character" w:styleId="HTML-variabel">
+  <w:style w:type="character" w:styleId="HTMLVariable">
     <w:name w:val="HTML Variable"/>
-    <w:basedOn w:val="Standardskrifttypeiafsnit"/>
+    <w:basedOn w:val="DefaultParagraphFont"/>
     <w:uiPriority w:val="99"/>
     <w:semiHidden/>
     <w:rsid w:val="000162D0"/>
@@ -17523,7 +17523,7 @@
   </w:style>
   <w:style w:type="character" w:styleId="Hyperlink">
     <w:name w:val="Hyperlink"/>
-    <w:basedOn w:val="Standardskrifttypeiafsnit"/>
+    <w:basedOn w:val="DefaultParagraphFont"/>
     <w:uiPriority w:val="99"/>
     <w:rsid w:val="000162D0"/>
     <w:rPr>
@@ -17532,7 +17532,7 @@
       <w:lang w:val="da-DK"/>
     </w:rPr>
   </w:style>
-  <w:style w:type="paragraph" w:styleId="Indeks1">
+  <w:style w:type="paragraph" w:styleId="Index1">
     <w:name w:val="index 1"/>
     <w:basedOn w:val="Normal"/>
     <w:next w:val="Normal"/>
@@ -17545,7 +17545,7 @@
       <w:ind w:left="180" w:hanging="180"/>
     </w:pPr>
   </w:style>
-  <w:style w:type="paragraph" w:styleId="Indeks2">
+  <w:style w:type="paragraph" w:styleId="Index2">
     <w:name w:val="index 2"/>
     <w:basedOn w:val="Normal"/>
     <w:next w:val="Normal"/>
@@ -17558,7 +17558,7 @@
       <w:ind w:left="360" w:hanging="180"/>
     </w:pPr>
   </w:style>
-  <w:style w:type="paragraph" w:styleId="Indeks3">
+  <w:style w:type="paragraph" w:styleId="Index3">
     <w:name w:val="index 3"/>
     <w:basedOn w:val="Normal"/>
     <w:next w:val="Normal"/>
@@ -17571,7 +17571,7 @@
       <w:ind w:left="540" w:hanging="180"/>
     </w:pPr>
   </w:style>
-  <w:style w:type="paragraph" w:styleId="Indeks4">
+  <w:style w:type="paragraph" w:styleId="Index4">
     <w:name w:val="index 4"/>
     <w:basedOn w:val="Normal"/>
     <w:next w:val="Normal"/>
@@ -17584,7 +17584,7 @@
       <w:ind w:left="720" w:hanging="180"/>
     </w:pPr>
   </w:style>
-  <w:style w:type="paragraph" w:styleId="Indeks5">
+  <w:style w:type="paragraph" w:styleId="Index5">
     <w:name w:val="index 5"/>
     <w:basedOn w:val="Normal"/>
     <w:next w:val="Normal"/>
@@ -17597,7 +17597,7 @@
       <w:ind w:left="900" w:hanging="180"/>
     </w:pPr>
   </w:style>
-  <w:style w:type="paragraph" w:styleId="Indeks6">
+  <w:style w:type="paragraph" w:styleId="Index6">
     <w:name w:val="index 6"/>
     <w:basedOn w:val="Normal"/>
     <w:next w:val="Normal"/>
@@ -17610,7 +17610,7 @@
       <w:ind w:left="1080" w:hanging="180"/>
     </w:pPr>
   </w:style>
-  <w:style w:type="paragraph" w:styleId="Indeks7">
+  <w:style w:type="paragraph" w:styleId="Index7">
     <w:name w:val="index 7"/>
     <w:basedOn w:val="Normal"/>
     <w:next w:val="Normal"/>
@@ -17623,7 +17623,7 @@
       <w:ind w:left="1260" w:hanging="180"/>
     </w:pPr>
   </w:style>
-  <w:style w:type="paragraph" w:styleId="Indeks8">
+  <w:style w:type="paragraph" w:styleId="Index8">
     <w:name w:val="index 8"/>
     <w:basedOn w:val="Normal"/>
     <w:next w:val="Normal"/>
@@ -17636,7 +17636,7 @@
       <w:ind w:left="1440" w:hanging="180"/>
     </w:pPr>
   </w:style>
-  <w:style w:type="paragraph" w:styleId="Indeks9">
+  <w:style w:type="paragraph" w:styleId="Index9">
     <w:name w:val="index 9"/>
     <w:basedOn w:val="Normal"/>
     <w:next w:val="Normal"/>
@@ -17649,10 +17649,10 @@
       <w:ind w:left="1620" w:hanging="180"/>
     </w:pPr>
   </w:style>
-  <w:style w:type="paragraph" w:styleId="Indeksoverskrift">
+  <w:style w:type="paragraph" w:styleId="IndexHeading">
     <w:name w:val="index heading"/>
     <w:basedOn w:val="Normal"/>
-    <w:next w:val="Indeks1"/>
+    <w:next w:val="Index1"/>
     <w:uiPriority w:val="99"/>
     <w:semiHidden/>
     <w:rsid w:val="000162D0"/>
@@ -17662,9 +17662,9 @@
       <w:bCs/>
     </w:rPr>
   </w:style>
-  <w:style w:type="table" w:styleId="Lystgitter">
+  <w:style w:type="table" w:styleId="LightGrid">
     <w:name w:val="Light Grid"/>
-    <w:basedOn w:val="Tabel-Normal"/>
+    <w:basedOn w:val="TableNormal"/>
     <w:uiPriority w:val="62"/>
     <w:semiHidden/>
     <w:unhideWhenUsed/>
@@ -17787,9 +17787,9 @@
       </w:tcPr>
     </w:tblStylePr>
   </w:style>
-  <w:style w:type="table" w:styleId="Lystgitter-farve1">
+  <w:style w:type="table" w:styleId="LightGrid-Accent1">
     <w:name w:val="Light Grid Accent 1"/>
-    <w:basedOn w:val="Tabel-Normal"/>
+    <w:basedOn w:val="TableNormal"/>
     <w:uiPriority w:val="62"/>
     <w:semiHidden/>
     <w:unhideWhenUsed/>
@@ -17912,9 +17912,9 @@
       </w:tcPr>
     </w:tblStylePr>
   </w:style>
-  <w:style w:type="table" w:styleId="Lystgitter-fremhvningsfarve2">
+  <w:style w:type="table" w:styleId="LightGrid-Accent2">
     <w:name w:val="Light Grid Accent 2"/>
-    <w:basedOn w:val="Tabel-Normal"/>
+    <w:basedOn w:val="TableNormal"/>
     <w:uiPriority w:val="62"/>
     <w:semiHidden/>
     <w:unhideWhenUsed/>
@@ -18037,9 +18037,9 @@
       </w:tcPr>
     </w:tblStylePr>
   </w:style>
-  <w:style w:type="table" w:styleId="Lystgitter-fremhvningsfarve3">
+  <w:style w:type="table" w:styleId="LightGrid-Accent3">
     <w:name w:val="Light Grid Accent 3"/>
-    <w:basedOn w:val="Tabel-Normal"/>
+    <w:basedOn w:val="TableNormal"/>
     <w:uiPriority w:val="62"/>
     <w:semiHidden/>
     <w:unhideWhenUsed/>
@@ -18162,9 +18162,9 @@
       </w:tcPr>
     </w:tblStylePr>
   </w:style>
-  <w:style w:type="table" w:styleId="Lystgitter-fremhvningsfarve4">
+  <w:style w:type="table" w:styleId="LightGrid-Accent4">
     <w:name w:val="Light Grid Accent 4"/>
-    <w:basedOn w:val="Tabel-Normal"/>
+    <w:basedOn w:val="TableNormal"/>
     <w:uiPriority w:val="62"/>
     <w:semiHidden/>
     <w:unhideWhenUsed/>
@@ -18287,9 +18287,9 @@
       </w:tcPr>
     </w:tblStylePr>
   </w:style>
-  <w:style w:type="table" w:styleId="Lystgitter-fremhvningsfarve5">
+  <w:style w:type="table" w:styleId="LightGrid-Accent5">
     <w:name w:val="Light Grid Accent 5"/>
-    <w:basedOn w:val="Tabel-Normal"/>
+    <w:basedOn w:val="TableNormal"/>
     <w:uiPriority w:val="62"/>
     <w:semiHidden/>
     <w:unhideWhenUsed/>
@@ -18412,9 +18412,9 @@
       </w:tcPr>
     </w:tblStylePr>
   </w:style>
-  <w:style w:type="table" w:styleId="Lystgitter-fremhvningsfarve6">
+  <w:style w:type="table" w:styleId="LightGrid-Accent6">
     <w:name w:val="Light Grid Accent 6"/>
-    <w:basedOn w:val="Tabel-Normal"/>
+    <w:basedOn w:val="TableNormal"/>
     <w:uiPriority w:val="62"/>
     <w:semiHidden/>
     <w:unhideWhenUsed/>
@@ -18537,9 +18537,9 @@
       </w:tcPr>
     </w:tblStylePr>
   </w:style>
-  <w:style w:type="table" w:styleId="Lysliste">
+  <w:style w:type="table" w:styleId="LightList">
     <w:name w:val="Light List"/>
-    <w:basedOn w:val="Tabel-Normal"/>
+    <w:basedOn w:val="TableNormal"/>
     <w:uiPriority w:val="61"/>
     <w:semiHidden/>
     <w:unhideWhenUsed/>
@@ -18624,9 +18624,9 @@
       </w:tcPr>
     </w:tblStylePr>
   </w:style>
-  <w:style w:type="table" w:styleId="Lysliste-farve1">
+  <w:style w:type="table" w:styleId="LightList-Accent1">
     <w:name w:val="Light List Accent 1"/>
-    <w:basedOn w:val="Tabel-Normal"/>
+    <w:basedOn w:val="TableNormal"/>
     <w:uiPriority w:val="61"/>
     <w:semiHidden/>
     <w:unhideWhenUsed/>
@@ -18711,9 +18711,9 @@
       </w:tcPr>
     </w:tblStylePr>
   </w:style>
-  <w:style w:type="table" w:styleId="Lysliste-fremhvningsfarve2">
+  <w:style w:type="table" w:styleId="LightList-Accent2">
     <w:name w:val="Light List Accent 2"/>
-    <w:basedOn w:val="Tabel-Normal"/>
+    <w:basedOn w:val="TableNormal"/>
     <w:uiPriority w:val="61"/>
     <w:semiHidden/>
     <w:unhideWhenUsed/>
@@ -18798,9 +18798,9 @@
       </w:tcPr>
     </w:tblStylePr>
   </w:style>
-  <w:style w:type="table" w:styleId="Lysliste-fremhvningsfarve3">
+  <w:style w:type="table" w:styleId="LightList-Accent3">
     <w:name w:val="Light List Accent 3"/>
-    <w:basedOn w:val="Tabel-Normal"/>
+    <w:basedOn w:val="TableNormal"/>
     <w:uiPriority w:val="61"/>
     <w:semiHidden/>
     <w:unhideWhenUsed/>
@@ -18885,9 +18885,9 @@
       </w:tcPr>
     </w:tblStylePr>
   </w:style>
-  <w:style w:type="table" w:styleId="Lysliste-fremhvningsfarve4">
+  <w:style w:type="table" w:styleId="LightList-Accent4">
     <w:name w:val="Light List Accent 4"/>
-    <w:basedOn w:val="Tabel-Normal"/>
+    <w:basedOn w:val="TableNormal"/>
     <w:uiPriority w:val="61"/>
     <w:semiHidden/>
     <w:unhideWhenUsed/>
@@ -18972,9 +18972,9 @@
       </w:tcPr>
     </w:tblStylePr>
   </w:style>
-  <w:style w:type="table" w:styleId="Lysliste-fremhvningsfarve5">
+  <w:style w:type="table" w:styleId="LightList-Accent5">
     <w:name w:val="Light List Accent 5"/>
-    <w:basedOn w:val="Tabel-Normal"/>
+    <w:basedOn w:val="TableNormal"/>
     <w:uiPriority w:val="61"/>
     <w:semiHidden/>
     <w:unhideWhenUsed/>
@@ -19059,9 +19059,9 @@
       </w:tcPr>
     </w:tblStylePr>
   </w:style>
-  <w:style w:type="table" w:styleId="Lysliste-fremhvningsfarve6">
+  <w:style w:type="table" w:styleId="LightList-Accent6">
     <w:name w:val="Light List Accent 6"/>
-    <w:basedOn w:val="Tabel-Normal"/>
+    <w:basedOn w:val="TableNormal"/>
     <w:uiPriority w:val="61"/>
     <w:semiHidden/>
     <w:unhideWhenUsed/>
@@ -19146,9 +19146,9 @@
       </w:tcPr>
     </w:tblStylePr>
   </w:style>
-  <w:style w:type="table" w:styleId="Lysskygge">
+  <w:style w:type="table" w:styleId="LightShading">
     <w:name w:val="Light Shading"/>
-    <w:basedOn w:val="Tabel-Normal"/>
+    <w:basedOn w:val="TableNormal"/>
     <w:uiPriority w:val="60"/>
     <w:semiHidden/>
     <w:unhideWhenUsed/>
@@ -19244,9 +19244,9 @@
       </w:tcPr>
     </w:tblStylePr>
   </w:style>
-  <w:style w:type="table" w:styleId="Lysskygge-farve1">
+  <w:style w:type="table" w:styleId="LightShading-Accent1">
     <w:name w:val="Light Shading Accent 1"/>
-    <w:basedOn w:val="Tabel-Normal"/>
+    <w:basedOn w:val="TableNormal"/>
     <w:uiPriority w:val="60"/>
     <w:semiHidden/>
     <w:unhideWhenUsed/>
@@ -19342,9 +19342,9 @@
       </w:tcPr>
     </w:tblStylePr>
   </w:style>
-  <w:style w:type="table" w:styleId="Lysskygge-fremhvningsfarve2">
+  <w:style w:type="table" w:styleId="LightShading-Accent2">
     <w:name w:val="Light Shading Accent 2"/>
-    <w:basedOn w:val="Tabel-Normal"/>
+    <w:basedOn w:val="TableNormal"/>
     <w:uiPriority w:val="60"/>
     <w:semiHidden/>
     <w:unhideWhenUsed/>
@@ -19440,9 +19440,9 @@
       </w:tcPr>
     </w:tblStylePr>
   </w:style>
-  <w:style w:type="table" w:styleId="Lysskygge-fremhvningsfarve3">
+  <w:style w:type="table" w:styleId="LightShading-Accent3">
     <w:name w:val="Light Shading Accent 3"/>
-    <w:basedOn w:val="Tabel-Normal"/>
+    <w:basedOn w:val="TableNormal"/>
     <w:uiPriority w:val="60"/>
     <w:semiHidden/>
     <w:unhideWhenUsed/>
@@ -19538,9 +19538,9 @@
       </w:tcPr>
     </w:tblStylePr>
   </w:style>
-  <w:style w:type="table" w:styleId="Lysskygge-fremhvningsfarve4">
+  <w:style w:type="table" w:styleId="LightShading-Accent4">
     <w:name w:val="Light Shading Accent 4"/>
-    <w:basedOn w:val="Tabel-Normal"/>
+    <w:basedOn w:val="TableNormal"/>
     <w:uiPriority w:val="60"/>
     <w:semiHidden/>
     <w:unhideWhenUsed/>
@@ -19636,9 +19636,9 @@
       </w:tcPr>
     </w:tblStylePr>
   </w:style>
-  <w:style w:type="table" w:styleId="Lysskygge-fremhvningsfarve5">
+  <w:style w:type="table" w:styleId="LightShading-Accent5">
     <w:name w:val="Light Shading Accent 5"/>
-    <w:basedOn w:val="Tabel-Normal"/>
+    <w:basedOn w:val="TableNormal"/>
     <w:uiPriority w:val="60"/>
     <w:semiHidden/>
     <w:unhideWhenUsed/>
@@ -19734,9 +19734,9 @@
       </w:tcPr>
     </w:tblStylePr>
   </w:style>
-  <w:style w:type="table" w:styleId="Lysskygge-fremhvningsfarve6">
+  <w:style w:type="table" w:styleId="LightShading-Accent6">
     <w:name w:val="Light Shading Accent 6"/>
-    <w:basedOn w:val="Tabel-Normal"/>
+    <w:basedOn w:val="TableNormal"/>
     <w:uiPriority w:val="60"/>
     <w:semiHidden/>
     <w:unhideWhenUsed/>
@@ -19832,9 +19832,9 @@
       </w:tcPr>
     </w:tblStylePr>
   </w:style>
-  <w:style w:type="character" w:styleId="Linjenummer">
+  <w:style w:type="character" w:styleId="LineNumber">
     <w:name w:val="line number"/>
-    <w:basedOn w:val="Standardskrifttypeiafsnit"/>
+    <w:basedOn w:val="DefaultParagraphFont"/>
     <w:uiPriority w:val="99"/>
     <w:semiHidden/>
     <w:rsid w:val="000162D0"/>
@@ -19842,7 +19842,7 @@
       <w:lang w:val="da-DK"/>
     </w:rPr>
   </w:style>
-  <w:style w:type="paragraph" w:styleId="Liste">
+  <w:style w:type="paragraph" w:styleId="List">
     <w:name w:val="List"/>
     <w:basedOn w:val="Normal"/>
     <w:uiPriority w:val="99"/>
@@ -19853,7 +19853,7 @@
       <w:contextualSpacing/>
     </w:pPr>
   </w:style>
-  <w:style w:type="paragraph" w:styleId="Liste2">
+  <w:style w:type="paragraph" w:styleId="List2">
     <w:name w:val="List 2"/>
     <w:basedOn w:val="Normal"/>
     <w:uiPriority w:val="99"/>
@@ -19864,7 +19864,7 @@
       <w:contextualSpacing/>
     </w:pPr>
   </w:style>
-  <w:style w:type="paragraph" w:styleId="Liste3">
+  <w:style w:type="paragraph" w:styleId="List3">
     <w:name w:val="List 3"/>
     <w:basedOn w:val="Normal"/>
     <w:uiPriority w:val="99"/>
@@ -19875,7 +19875,7 @@
       <w:contextualSpacing/>
     </w:pPr>
   </w:style>
-  <w:style w:type="paragraph" w:styleId="Liste4">
+  <w:style w:type="paragraph" w:styleId="List4">
     <w:name w:val="List 4"/>
     <w:basedOn w:val="Normal"/>
     <w:uiPriority w:val="99"/>
@@ -19886,7 +19886,7 @@
       <w:contextualSpacing/>
     </w:pPr>
   </w:style>
-  <w:style w:type="paragraph" w:styleId="Liste5">
+  <w:style w:type="paragraph" w:styleId="List5">
     <w:name w:val="List 5"/>
     <w:basedOn w:val="Normal"/>
     <w:uiPriority w:val="99"/>
@@ -19897,7 +19897,7 @@
       <w:contextualSpacing/>
     </w:pPr>
   </w:style>
-  <w:style w:type="paragraph" w:styleId="Opstilling-punkttegn2">
+  <w:style w:type="paragraph" w:styleId="ListBullet2">
     <w:name w:val="List Bullet 2"/>
     <w:basedOn w:val="Normal"/>
     <w:uiPriority w:val="99"/>
@@ -19910,7 +19910,7 @@
       <w:contextualSpacing/>
     </w:pPr>
   </w:style>
-  <w:style w:type="paragraph" w:styleId="Opstilling-punkttegn3">
+  <w:style w:type="paragraph" w:styleId="ListBullet3">
     <w:name w:val="List Bullet 3"/>
     <w:basedOn w:val="Normal"/>
     <w:uiPriority w:val="99"/>
@@ -19923,7 +19923,7 @@
       <w:contextualSpacing/>
     </w:pPr>
   </w:style>
-  <w:style w:type="paragraph" w:styleId="Opstilling-punkttegn4">
+  <w:style w:type="paragraph" w:styleId="ListBullet4">
     <w:name w:val="List Bullet 4"/>
     <w:basedOn w:val="Normal"/>
     <w:uiPriority w:val="99"/>
@@ -19936,7 +19936,7 @@
       <w:contextualSpacing/>
     </w:pPr>
   </w:style>
-  <w:style w:type="paragraph" w:styleId="Opstilling-punkttegn5">
+  <w:style w:type="paragraph" w:styleId="ListBullet5">
     <w:name w:val="List Bullet 5"/>
     <w:basedOn w:val="Normal"/>
     <w:uiPriority w:val="99"/>
@@ -19949,7 +19949,7 @@
       <w:contextualSpacing/>
     </w:pPr>
   </w:style>
-  <w:style w:type="paragraph" w:styleId="Opstilling-forts">
+  <w:style w:type="paragraph" w:styleId="ListContinue">
     <w:name w:val="List Continue"/>
     <w:basedOn w:val="Normal"/>
     <w:uiPriority w:val="99"/>
@@ -19961,7 +19961,7 @@
       <w:contextualSpacing/>
     </w:pPr>
   </w:style>
-  <w:style w:type="paragraph" w:styleId="Opstilling-forts2">
+  <w:style w:type="paragraph" w:styleId="ListContinue2">
     <w:name w:val="List Continue 2"/>
     <w:basedOn w:val="Normal"/>
     <w:uiPriority w:val="99"/>
@@ -19973,7 +19973,7 @@
       <w:contextualSpacing/>
     </w:pPr>
   </w:style>
-  <w:style w:type="paragraph" w:styleId="Opstilling-forts3">
+  <w:style w:type="paragraph" w:styleId="ListContinue3">
     <w:name w:val="List Continue 3"/>
     <w:basedOn w:val="Normal"/>
     <w:uiPriority w:val="99"/>
@@ -19985,7 +19985,7 @@
       <w:contextualSpacing/>
     </w:pPr>
   </w:style>
-  <w:style w:type="paragraph" w:styleId="Opstilling-forts4">
+  <w:style w:type="paragraph" w:styleId="ListContinue4">
     <w:name w:val="List Continue 4"/>
     <w:basedOn w:val="Normal"/>
     <w:uiPriority w:val="99"/>
@@ -19997,7 +19997,7 @@
       <w:contextualSpacing/>
     </w:pPr>
   </w:style>
-  <w:style w:type="paragraph" w:styleId="Opstilling-forts5">
+  <w:style w:type="paragraph" w:styleId="ListContinue5">
     <w:name w:val="List Continue 5"/>
     <w:basedOn w:val="Normal"/>
     <w:uiPriority w:val="99"/>
@@ -20009,7 +20009,7 @@
       <w:contextualSpacing/>
     </w:pPr>
   </w:style>
-  <w:style w:type="paragraph" w:styleId="Opstilling-talellerbogst2">
+  <w:style w:type="paragraph" w:styleId="ListNumber2">
     <w:name w:val="List Number 2"/>
     <w:basedOn w:val="Normal"/>
     <w:uiPriority w:val="99"/>
@@ -20022,7 +20022,7 @@
       <w:contextualSpacing/>
     </w:pPr>
   </w:style>
-  <w:style w:type="paragraph" w:styleId="Opstilling-talellerbogst3">
+  <w:style w:type="paragraph" w:styleId="ListNumber3">
     <w:name w:val="List Number 3"/>
     <w:basedOn w:val="Normal"/>
     <w:uiPriority w:val="99"/>
@@ -20035,7 +20035,7 @@
       <w:contextualSpacing/>
     </w:pPr>
   </w:style>
-  <w:style w:type="paragraph" w:styleId="Opstilling-talellerbogst4">
+  <w:style w:type="paragraph" w:styleId="ListNumber4">
     <w:name w:val="List Number 4"/>
     <w:basedOn w:val="Normal"/>
     <w:uiPriority w:val="99"/>
@@ -20048,7 +20048,7 @@
       <w:contextualSpacing/>
     </w:pPr>
   </w:style>
-  <w:style w:type="paragraph" w:styleId="Opstilling-talellerbogst5">
+  <w:style w:type="paragraph" w:styleId="ListNumber5">
     <w:name w:val="List Number 5"/>
     <w:basedOn w:val="Normal"/>
     <w:uiPriority w:val="99"/>
@@ -20061,7 +20061,7 @@
       <w:contextualSpacing/>
     </w:pPr>
   </w:style>
-  <w:style w:type="paragraph" w:styleId="Listeafsnit">
+  <w:style w:type="paragraph" w:styleId="ListParagraph">
     <w:name w:val="List Paragraph"/>
     <w:basedOn w:val="Normal"/>
     <w:uiPriority w:val="99"/>
@@ -20072,9 +20072,9 @@
       <w:contextualSpacing/>
     </w:pPr>
   </w:style>
-  <w:style w:type="table" w:styleId="Listetabel1-lys">
+  <w:style w:type="table" w:styleId="ListTable1Light">
     <w:name w:val="List Table 1 Light"/>
-    <w:basedOn w:val="Tabel-Normal"/>
+    <w:basedOn w:val="TableNormal"/>
     <w:uiPriority w:val="46"/>
     <w:rsid w:val="000162D0"/>
     <w:pPr>
@@ -20133,9 +20133,9 @@
       </w:tcPr>
     </w:tblStylePr>
   </w:style>
-  <w:style w:type="table" w:styleId="Listetabel1-lys-farve1">
+  <w:style w:type="table" w:styleId="ListTable1Light-Accent1">
     <w:name w:val="List Table 1 Light Accent 1"/>
-    <w:basedOn w:val="Tabel-Normal"/>
+    <w:basedOn w:val="TableNormal"/>
     <w:uiPriority w:val="46"/>
     <w:rsid w:val="000162D0"/>
     <w:pPr>
@@ -20194,9 +20194,9 @@
       </w:tcPr>
     </w:tblStylePr>
   </w:style>
-  <w:style w:type="table" w:styleId="Listetabel1-lys-farve2">
+  <w:style w:type="table" w:styleId="ListTable1Light-Accent2">
     <w:name w:val="List Table 1 Light Accent 2"/>
-    <w:basedOn w:val="Tabel-Normal"/>
+    <w:basedOn w:val="TableNormal"/>
     <w:uiPriority w:val="46"/>
     <w:rsid w:val="000162D0"/>
     <w:pPr>
@@ -20255,9 +20255,9 @@
       </w:tcPr>
     </w:tblStylePr>
   </w:style>
-  <w:style w:type="table" w:styleId="Listetabel1-lys-farve3">
+  <w:style w:type="table" w:styleId="ListTable1Light-Accent3">
     <w:name w:val="List Table 1 Light Accent 3"/>
-    <w:basedOn w:val="Tabel-Normal"/>
+    <w:basedOn w:val="TableNormal"/>
     <w:uiPriority w:val="46"/>
     <w:rsid w:val="000162D0"/>
     <w:pPr>
@@ -20316,9 +20316,9 @@
       </w:tcPr>
     </w:tblStylePr>
   </w:style>
-  <w:style w:type="table" w:styleId="Listetabel1-lys-farve4">
+  <w:style w:type="table" w:styleId="ListTable1Light-Accent4">
     <w:name w:val="List Table 1 Light Accent 4"/>
-    <w:basedOn w:val="Tabel-Normal"/>
+    <w:basedOn w:val="TableNormal"/>
     <w:uiPriority w:val="46"/>
     <w:rsid w:val="000162D0"/>
     <w:pPr>
@@ -20377,9 +20377,9 @@
       </w:tcPr>
     </w:tblStylePr>
   </w:style>
-  <w:style w:type="table" w:styleId="Listetabel1-lys-farve5">
+  <w:style w:type="table" w:styleId="ListTable1Light-Accent5">
     <w:name w:val="List Table 1 Light Accent 5"/>
-    <w:basedOn w:val="Tabel-Normal"/>
+    <w:basedOn w:val="TableNormal"/>
     <w:uiPriority w:val="46"/>
     <w:rsid w:val="000162D0"/>
     <w:pPr>
@@ -20438,9 +20438,9 @@
       </w:tcPr>
     </w:tblStylePr>
   </w:style>
-  <w:style w:type="table" w:styleId="Listetabel1-lys-farve6">
+  <w:style w:type="table" w:styleId="ListTable1Light-Accent6">
     <w:name w:val="List Table 1 Light Accent 6"/>
-    <w:basedOn w:val="Tabel-Normal"/>
+    <w:basedOn w:val="TableNormal"/>
     <w:uiPriority w:val="46"/>
     <w:rsid w:val="000162D0"/>
     <w:pPr>
@@ -20499,9 +20499,9 @@
       </w:tcPr>
     </w:tblStylePr>
   </w:style>
-  <w:style w:type="table" w:styleId="Listetabel2">
+  <w:style w:type="table" w:styleId="ListTable2">
     <w:name w:val="List Table 2"/>
-    <w:basedOn w:val="Tabel-Normal"/>
+    <w:basedOn w:val="TableNormal"/>
     <w:uiPriority w:val="47"/>
     <w:rsid w:val="000162D0"/>
     <w:pPr>
@@ -20553,9 +20553,9 @@
       </w:tcPr>
     </w:tblStylePr>
   </w:style>
-  <w:style w:type="table" w:styleId="Listetabel2-farve1">
+  <w:style w:type="table" w:styleId="ListTable2-Accent1">
     <w:name w:val="List Table 2 Accent 1"/>
-    <w:basedOn w:val="Tabel-Normal"/>
+    <w:basedOn w:val="TableNormal"/>
     <w:uiPriority w:val="47"/>
     <w:rsid w:val="000162D0"/>
     <w:pPr>
@@ -20607,9 +20607,9 @@
       </w:tcPr>
     </w:tblStylePr>
   </w:style>
-  <w:style w:type="table" w:styleId="Listetabel2-farve2">
+  <w:style w:type="table" w:styleId="ListTable2-Accent2">
     <w:name w:val="List Table 2 Accent 2"/>
-    <w:basedOn w:val="Tabel-Normal"/>
+    <w:basedOn w:val="TableNormal"/>
     <w:uiPriority w:val="47"/>
     <w:rsid w:val="000162D0"/>
     <w:pPr>
@@ -20661,9 +20661,9 @@
       </w:tcPr>
     </w:tblStylePr>
   </w:style>
-  <w:style w:type="table" w:styleId="Listetabel2-farve3">
+  <w:style w:type="table" w:styleId="ListTable2-Accent3">
     <w:name w:val="List Table 2 Accent 3"/>
-    <w:basedOn w:val="Tabel-Normal"/>
+    <w:basedOn w:val="TableNormal"/>
     <w:uiPriority w:val="47"/>
     <w:rsid w:val="000162D0"/>
     <w:pPr>
@@ -20715,9 +20715,9 @@
       </w:tcPr>
     </w:tblStylePr>
   </w:style>
-  <w:style w:type="table" w:styleId="Listetabel2-farve4">
+  <w:style w:type="table" w:styleId="ListTable2-Accent4">
     <w:name w:val="List Table 2 Accent 4"/>
-    <w:basedOn w:val="Tabel-Normal"/>
+    <w:basedOn w:val="TableNormal"/>
     <w:uiPriority w:val="47"/>
     <w:rsid w:val="000162D0"/>
     <w:pPr>
@@ -20769,9 +20769,9 @@
       </w:tcPr>
     </w:tblStylePr>
   </w:style>
-  <w:style w:type="table" w:styleId="Listetabel2-farve5">
+  <w:style w:type="table" w:styleId="ListTable2-Accent5">
     <w:name w:val="List Table 2 Accent 5"/>
-    <w:basedOn w:val="Tabel-Normal"/>
+    <w:basedOn w:val="TableNormal"/>
     <w:uiPriority w:val="47"/>
     <w:rsid w:val="000162D0"/>
     <w:pPr>
@@ -20823,9 +20823,9 @@
       </w:tcPr>
     </w:tblStylePr>
   </w:style>
-  <w:style w:type="table" w:styleId="Listetabel2-farve6">
+  <w:style w:type="table" w:styleId="ListTable2-Accent6">
     <w:name w:val="List Table 2 Accent 6"/>
-    <w:basedOn w:val="Tabel-Normal"/>
+    <w:basedOn w:val="TableNormal"/>
     <w:uiPriority w:val="47"/>
     <w:rsid w:val="000162D0"/>
     <w:pPr>
@@ -20877,9 +20877,9 @@
       </w:tcPr>
     </w:tblStylePr>
   </w:style>
-  <w:style w:type="table" w:styleId="Listetabel3">
+  <w:style w:type="table" w:styleId="ListTable3">
     <w:name w:val="List Table 3"/>
-    <w:basedOn w:val="Tabel-Normal"/>
+    <w:basedOn w:val="TableNormal"/>
     <w:uiPriority w:val="48"/>
     <w:rsid w:val="000162D0"/>
     <w:pPr>
@@ -21001,9 +21001,9 @@
       </w:tcPr>
     </w:tblStylePr>
   </w:style>
-  <w:style w:type="table" w:styleId="Listetabel3-farve1">
+  <w:style w:type="table" w:styleId="ListTable3-Accent1">
     <w:name w:val="List Table 3 Accent 1"/>
-    <w:basedOn w:val="Tabel-Normal"/>
+    <w:basedOn w:val="TableNormal"/>
     <w:uiPriority w:val="48"/>
     <w:rsid w:val="000162D0"/>
     <w:pPr>
@@ -21125,9 +21125,9 @@
       </w:tcPr>
     </w:tblStylePr>
   </w:style>
-  <w:style w:type="table" w:styleId="Listetabel3-farve2">
+  <w:style w:type="table" w:styleId="ListTable3-Accent2">
     <w:name w:val="List Table 3 Accent 2"/>
-    <w:basedOn w:val="Tabel-Normal"/>
+    <w:basedOn w:val="TableNormal"/>
     <w:uiPriority w:val="48"/>
     <w:rsid w:val="000162D0"/>
     <w:pPr>
@@ -21249,9 +21249,9 @@
       </w:tcPr>
     </w:tblStylePr>
   </w:style>
-  <w:style w:type="table" w:styleId="Listetabel3-farve3">
+  <w:style w:type="table" w:styleId="ListTable3-Accent3">
     <w:name w:val="List Table 3 Accent 3"/>
-    <w:basedOn w:val="Tabel-Normal"/>
+    <w:basedOn w:val="TableNormal"/>
     <w:uiPriority w:val="48"/>
     <w:rsid w:val="000162D0"/>
     <w:pPr>
@@ -21373,9 +21373,9 @@
       </w:tcPr>
     </w:tblStylePr>
   </w:style>
-  <w:style w:type="table" w:styleId="Listetabel3-farve4">
+  <w:style w:type="table" w:styleId="ListTable3-Accent4">
     <w:name w:val="List Table 3 Accent 4"/>
-    <w:basedOn w:val="Tabel-Normal"/>
+    <w:basedOn w:val="TableNormal"/>
     <w:uiPriority w:val="48"/>
     <w:rsid w:val="000162D0"/>
     <w:pPr>
@@ -21497,9 +21497,9 @@
       </w:tcPr>
     </w:tblStylePr>
   </w:style>
-  <w:style w:type="table" w:styleId="Listetabel3-farve5">
+  <w:style w:type="table" w:styleId="ListTable3-Accent5">
     <w:name w:val="List Table 3 Accent 5"/>
-    <w:basedOn w:val="Tabel-Normal"/>
+    <w:basedOn w:val="TableNormal"/>
     <w:uiPriority w:val="48"/>
     <w:rsid w:val="000162D0"/>
     <w:pPr>
@@ -21621,9 +21621,9 @@
       </w:tcPr>
     </w:tblStylePr>
   </w:style>
-  <w:style w:type="table" w:styleId="Listetabel3-farve6">
+  <w:style w:type="table" w:styleId="ListTable3-Accent6">
     <w:name w:val="List Table 3 Accent 6"/>
-    <w:basedOn w:val="Tabel-Normal"/>
+    <w:basedOn w:val="TableNormal"/>
     <w:uiPriority w:val="48"/>
     <w:rsid w:val="000162D0"/>
     <w:pPr>
@@ -21745,9 +21745,9 @@
       </w:tcPr>
     </w:tblStylePr>
   </w:style>
-  <w:style w:type="table" w:styleId="Listetabel4">
+  <w:style w:type="table" w:styleId="ListTable4">
     <w:name w:val="List Table 4"/>
-    <w:basedOn w:val="Tabel-Normal"/>
+    <w:basedOn w:val="TableNormal"/>
     <w:uiPriority w:val="49"/>
     <w:rsid w:val="000162D0"/>
     <w:pPr>
@@ -21819,9 +21819,9 @@
       </w:tcPr>
     </w:tblStylePr>
   </w:style>
-  <w:style w:type="table" w:styleId="Listetabel4-farve1">
+  <w:style w:type="table" w:styleId="ListTable4-Accent1">
     <w:name w:val="List Table 4 Accent 1"/>
-    <w:basedOn w:val="Tabel-Normal"/>
+    <w:basedOn w:val="TableNormal"/>
     <w:uiPriority w:val="49"/>
     <w:rsid w:val="000162D0"/>
     <w:pPr>
@@ -21893,9 +21893,9 @@
       </w:tcPr>
     </w:tblStylePr>
   </w:style>
-  <w:style w:type="table" w:styleId="Listetabel4-farve2">
+  <w:style w:type="table" w:styleId="ListTable4-Accent2">
     <w:name w:val="List Table 4 Accent 2"/>
-    <w:basedOn w:val="Tabel-Normal"/>
+    <w:basedOn w:val="TableNormal"/>
     <w:uiPriority w:val="49"/>
     <w:rsid w:val="000162D0"/>
     <w:pPr>
@@ -21967,9 +21967,9 @@
       </w:tcPr>
     </w:tblStylePr>
   </w:style>
-  <w:style w:type="table" w:styleId="Listetabel4-farve3">
+  <w:style w:type="table" w:styleId="ListTable4-Accent3">
     <w:name w:val="List Table 4 Accent 3"/>
-    <w:basedOn w:val="Tabel-Normal"/>
+    <w:basedOn w:val="TableNormal"/>
     <w:uiPriority w:val="49"/>
     <w:rsid w:val="000162D0"/>
     <w:pPr>
@@ -22041,9 +22041,9 @@
       </w:tcPr>
     </w:tblStylePr>
   </w:style>
-  <w:style w:type="table" w:styleId="Listetabel4-farve4">
+  <w:style w:type="table" w:styleId="ListTable4-Accent4">
     <w:name w:val="List Table 4 Accent 4"/>
-    <w:basedOn w:val="Tabel-Normal"/>
+    <w:basedOn w:val="TableNormal"/>
     <w:uiPriority w:val="49"/>
     <w:rsid w:val="000162D0"/>
     <w:pPr>
@@ -22115,9 +22115,9 @@
       </w:tcPr>
     </w:tblStylePr>
   </w:style>
-  <w:style w:type="table" w:styleId="Listetabel4-farve5">
+  <w:style w:type="table" w:styleId="ListTable4-Accent5">
     <w:name w:val="List Table 4 Accent 5"/>
-    <w:basedOn w:val="Tabel-Normal"/>
+    <w:basedOn w:val="TableNormal"/>
     <w:uiPriority w:val="49"/>
     <w:rsid w:val="000162D0"/>
     <w:pPr>
@@ -22189,9 +22189,9 @@
       </w:tcPr>
     </w:tblStylePr>
   </w:style>
-  <w:style w:type="table" w:styleId="Listetabel4-farve6">
+  <w:style w:type="table" w:styleId="ListTable4-Accent6">
     <w:name w:val="List Table 4 Accent 6"/>
-    <w:basedOn w:val="Tabel-Normal"/>
+    <w:basedOn w:val="TableNormal"/>
     <w:uiPriority w:val="49"/>
     <w:rsid w:val="000162D0"/>
     <w:pPr>
@@ -22263,9 +22263,9 @@
       </w:tcPr>
     </w:tblStylePr>
   </w:style>
-  <w:style w:type="table" w:styleId="Listetabel5-mrk">
+  <w:style w:type="table" w:styleId="ListTable5Dark">
     <w:name w:val="List Table 5 Dark"/>
-    <w:basedOn w:val="Tabel-Normal"/>
+    <w:basedOn w:val="TableNormal"/>
     <w:uiPriority w:val="50"/>
     <w:rsid w:val="000162D0"/>
     <w:pPr>
@@ -22397,9 +22397,9 @@
       </w:tcPr>
     </w:tblStylePr>
   </w:style>
-  <w:style w:type="table" w:styleId="Listetabel5-mrk-farve1">
+  <w:style w:type="table" w:styleId="ListTable5Dark-Accent1">
     <w:name w:val="List Table 5 Dark Accent 1"/>
-    <w:basedOn w:val="Tabel-Normal"/>
+    <w:basedOn w:val="TableNormal"/>
     <w:uiPriority w:val="50"/>
     <w:rsid w:val="000162D0"/>
     <w:pPr>
@@ -22531,9 +22531,9 @@
       </w:tcPr>
     </w:tblStylePr>
   </w:style>
-  <w:style w:type="table" w:styleId="Listetabel5-mrk-farve2">
+  <w:style w:type="table" w:styleId="ListTable5Dark-Accent2">
     <w:name w:val="List Table 5 Dark Accent 2"/>
-    <w:basedOn w:val="Tabel-Normal"/>
+    <w:basedOn w:val="TableNormal"/>
     <w:uiPriority w:val="50"/>
     <w:rsid w:val="000162D0"/>
     <w:pPr>
@@ -22665,9 +22665,9 @@
       </w:tcPr>
     </w:tblStylePr>
   </w:style>
-  <w:style w:type="table" w:styleId="Listetabel5-mrk-farve3">
+  <w:style w:type="table" w:styleId="ListTable5Dark-Accent3">
     <w:name w:val="List Table 5 Dark Accent 3"/>
-    <w:basedOn w:val="Tabel-Normal"/>
+    <w:basedOn w:val="TableNormal"/>
     <w:uiPriority w:val="50"/>
     <w:rsid w:val="000162D0"/>
     <w:pPr>
@@ -22799,9 +22799,9 @@
       </w:tcPr>
     </w:tblStylePr>
   </w:style>
-  <w:style w:type="table" w:styleId="Listetabel5-mrk-farve4">
+  <w:style w:type="table" w:styleId="ListTable5Dark-Accent4">
     <w:name w:val="List Table 5 Dark Accent 4"/>
-    <w:basedOn w:val="Tabel-Normal"/>
+    <w:basedOn w:val="TableNormal"/>
     <w:uiPriority w:val="50"/>
     <w:rsid w:val="000162D0"/>
     <w:pPr>
@@ -22933,9 +22933,9 @@
       </w:tcPr>
     </w:tblStylePr>
   </w:style>
-  <w:style w:type="table" w:styleId="Listetabel5-mrk-farve5">
+  <w:style w:type="table" w:styleId="ListTable5Dark-Accent5">
     <w:name w:val="List Table 5 Dark Accent 5"/>
-    <w:basedOn w:val="Tabel-Normal"/>
+    <w:basedOn w:val="TableNormal"/>
     <w:uiPriority w:val="50"/>
     <w:rsid w:val="000162D0"/>
     <w:pPr>
@@ -23067,9 +23067,9 @@
       </w:tcPr>
     </w:tblStylePr>
   </w:style>
-  <w:style w:type="table" w:styleId="Listetabel5-mrk-farve6">
+  <w:style w:type="table" w:styleId="ListTable5Dark-Accent6">
     <w:name w:val="List Table 5 Dark Accent 6"/>
-    <w:basedOn w:val="Tabel-Normal"/>
+    <w:basedOn w:val="TableNormal"/>
     <w:uiPriority w:val="50"/>
     <w:rsid w:val="000162D0"/>
     <w:pPr>
@@ -23201,9 +23201,9 @@
       </w:tcPr>
     </w:tblStylePr>
   </w:style>
-  <w:style w:type="table" w:styleId="Listetabel6-farverig">
+  <w:style w:type="table" w:styleId="ListTable6Colorful">
     <w:name w:val="List Table 6 Colorful"/>
-    <w:basedOn w:val="Tabel-Normal"/>
+    <w:basedOn w:val="TableNormal"/>
     <w:uiPriority w:val="51"/>
     <w:rsid w:val="000162D0"/>
     <w:pPr>
@@ -23269,9 +23269,9 @@
       </w:tcPr>
     </w:tblStylePr>
   </w:style>
-  <w:style w:type="table" w:styleId="Listetabel6-farverig-farve1">
+  <w:style w:type="table" w:styleId="ListTable6Colorful-Accent1">
     <w:name w:val="List Table 6 Colorful Accent 1"/>
-    <w:basedOn w:val="Tabel-Normal"/>
+    <w:basedOn w:val="TableNormal"/>
     <w:uiPriority w:val="51"/>
     <w:rsid w:val="000162D0"/>
     <w:pPr>
@@ -23337,9 +23337,9 @@
       </w:tcPr>
     </w:tblStylePr>
   </w:style>
-  <w:style w:type="table" w:styleId="Listetabel6-farverig-farve2">
+  <w:style w:type="table" w:styleId="ListTable6Colorful-Accent2">
     <w:name w:val="List Table 6 Colorful Accent 2"/>
-    <w:basedOn w:val="Tabel-Normal"/>
+    <w:basedOn w:val="TableNormal"/>
     <w:uiPriority w:val="51"/>
     <w:rsid w:val="000162D0"/>
     <w:pPr>
@@ -23405,9 +23405,9 @@
       </w:tcPr>
     </w:tblStylePr>
   </w:style>
-  <w:style w:type="table" w:styleId="Listetabel6-farverig-farve3">
+  <w:style w:type="table" w:styleId="ListTable6Colorful-Accent3">
     <w:name w:val="List Table 6 Colorful Accent 3"/>
-    <w:basedOn w:val="Tabel-Normal"/>
+    <w:basedOn w:val="TableNormal"/>
     <w:uiPriority w:val="51"/>
     <w:rsid w:val="000162D0"/>
     <w:pPr>
@@ -23473,9 +23473,9 @@
       </w:tcPr>
     </w:tblStylePr>
   </w:style>
-  <w:style w:type="table" w:styleId="Listetabel6-farverig-farve4">
+  <w:style w:type="table" w:styleId="ListTable6Colorful-Accent4">
     <w:name w:val="List Table 6 Colorful Accent 4"/>
-    <w:basedOn w:val="Tabel-Normal"/>
+    <w:basedOn w:val="TableNormal"/>
     <w:uiPriority w:val="51"/>
     <w:rsid w:val="000162D0"/>
     <w:pPr>
@@ -23541,9 +23541,9 @@
       </w:tcPr>
     </w:tblStylePr>
   </w:style>
-  <w:style w:type="table" w:styleId="Listetabel6-farverig-farve5">
+  <w:style w:type="table" w:styleId="ListTable6Colorful-Accent5">
     <w:name w:val="List Table 6 Colorful Accent 5"/>
-    <w:basedOn w:val="Tabel-Normal"/>
+    <w:basedOn w:val="TableNormal"/>
     <w:uiPriority w:val="51"/>
     <w:rsid w:val="000162D0"/>
     <w:pPr>
@@ -23609,9 +23609,9 @@
       </w:tcPr>
     </w:tblStylePr>
   </w:style>
-  <w:style w:type="table" w:styleId="Listetabel6-farverig-farve6">
+  <w:style w:type="table" w:styleId="ListTable6Colorful-Accent6">
     <w:name w:val="List Table 6 Colorful Accent 6"/>
-    <w:basedOn w:val="Tabel-Normal"/>
+    <w:basedOn w:val="TableNormal"/>
     <w:uiPriority w:val="51"/>
     <w:rsid w:val="000162D0"/>
     <w:pPr>
@@ -23677,9 +23677,9 @@
       </w:tcPr>
     </w:tblStylePr>
   </w:style>
-  <w:style w:type="table" w:styleId="Listetabel7-farverig">
+  <w:style w:type="table" w:styleId="ListTable7Colorful">
     <w:name w:val="List Table 7 Colorful"/>
-    <w:basedOn w:val="Tabel-Normal"/>
+    <w:basedOn w:val="TableNormal"/>
     <w:uiPriority w:val="52"/>
     <w:rsid w:val="000162D0"/>
     <w:pPr>
@@ -23800,9 +23800,9 @@
       </w:tcPr>
     </w:tblStylePr>
   </w:style>
-  <w:style w:type="table" w:styleId="Listetabel7-farverig-farve1">
+  <w:style w:type="table" w:styleId="ListTable7Colorful-Accent1">
     <w:name w:val="List Table 7 Colorful Accent 1"/>
-    <w:basedOn w:val="Tabel-Normal"/>
+    <w:basedOn w:val="TableNormal"/>
     <w:uiPriority w:val="52"/>
     <w:rsid w:val="000162D0"/>
     <w:pPr>
@@ -23923,9 +23923,9 @@
       </w:tcPr>
     </w:tblStylePr>
   </w:style>
-  <w:style w:type="table" w:styleId="Listetabel7-farverig-farve2">
+  <w:style w:type="table" w:styleId="ListTable7Colorful-Accent2">
     <w:name w:val="List Table 7 Colorful Accent 2"/>
-    <w:basedOn w:val="Tabel-Normal"/>
+    <w:basedOn w:val="TableNormal"/>
     <w:uiPriority w:val="52"/>
     <w:rsid w:val="000162D0"/>
     <w:pPr>
@@ -24046,9 +24046,9 @@
       </w:tcPr>
     </w:tblStylePr>
   </w:style>
-  <w:style w:type="table" w:styleId="Listetabel7-farverig-farve3">
+  <w:style w:type="table" w:styleId="ListTable7Colorful-Accent3">
     <w:name w:val="List Table 7 Colorful Accent 3"/>
-    <w:basedOn w:val="Tabel-Normal"/>
+    <w:basedOn w:val="TableNormal"/>
     <w:uiPriority w:val="52"/>
     <w:rsid w:val="000162D0"/>
     <w:pPr>
@@ -24169,9 +24169,9 @@
       </w:tcPr>
     </w:tblStylePr>
   </w:style>
-  <w:style w:type="table" w:styleId="Listetabel7-farverig-farve4">
+  <w:style w:type="table" w:styleId="ListTable7Colorful-Accent4">
     <w:name w:val="List Table 7 Colorful Accent 4"/>
-    <w:basedOn w:val="Tabel-Normal"/>
+    <w:basedOn w:val="TableNormal"/>
     <w:uiPriority w:val="52"/>
     <w:rsid w:val="000162D0"/>
     <w:pPr>
@@ -24292,9 +24292,9 @@
       </w:tcPr>
     </w:tblStylePr>
   </w:style>
-  <w:style w:type="table" w:styleId="Listetabel7-farverig-farve5">
+  <w:style w:type="table" w:styleId="ListTable7Colorful-Accent5">
     <w:name w:val="List Table 7 Colorful Accent 5"/>
-    <w:basedOn w:val="Tabel-Normal"/>
+    <w:basedOn w:val="TableNormal"/>
     <w:uiPriority w:val="52"/>
     <w:rsid w:val="000162D0"/>
     <w:pPr>
@@ -24415,9 +24415,9 @@
       </w:tcPr>
     </w:tblStylePr>
   </w:style>
-  <w:style w:type="table" w:styleId="Listetabel7-farverig-farve6">
+  <w:style w:type="table" w:styleId="ListTable7Colorful-Accent6">
     <w:name w:val="List Table 7 Colorful Accent 6"/>
-    <w:basedOn w:val="Tabel-Normal"/>
+    <w:basedOn w:val="TableNormal"/>
     <w:uiPriority w:val="52"/>
     <w:rsid w:val="000162D0"/>
     <w:pPr>
@@ -24538,9 +24538,9 @@
       </w:tcPr>
     </w:tblStylePr>
   </w:style>
-  <w:style w:type="paragraph" w:styleId="Makrotekst">
+  <w:style w:type="paragraph" w:styleId="MacroText">
     <w:name w:val="macro"/>
-    <w:link w:val="MakrotekstTegn"/>
+    <w:link w:val="MacroTextChar"/>
     <w:uiPriority w:val="99"/>
     <w:semiHidden/>
     <w:rsid w:val="000162D0"/>
@@ -24563,10 +24563,10 @@
       <w:szCs w:val="20"/>
     </w:rPr>
   </w:style>
-  <w:style w:type="character" w:customStyle="1" w:styleId="MakrotekstTegn">
-    <w:name w:val="Makrotekst Tegn"/>
-    <w:basedOn w:val="Standardskrifttypeiafsnit"/>
-    <w:link w:val="Makrotekst"/>
+  <w:style w:type="character" w:customStyle="1" w:styleId="MacroTextChar">
+    <w:name w:val="Macro Text Char"/>
+    <w:basedOn w:val="DefaultParagraphFont"/>
+    <w:link w:val="MacroText"/>
     <w:uiPriority w:val="99"/>
     <w:semiHidden/>
     <w:rsid w:val="00A539A2"/>
@@ -24577,9 +24577,9 @@
       <w:lang w:val="da-DK"/>
     </w:rPr>
   </w:style>
-  <w:style w:type="table" w:styleId="Mediumgitter1">
+  <w:style w:type="table" w:styleId="MediumGrid1">
     <w:name w:val="Medium Grid 1"/>
-    <w:basedOn w:val="Tabel-Normal"/>
+    <w:basedOn w:val="TableNormal"/>
     <w:uiPriority w:val="67"/>
     <w:semiHidden/>
     <w:unhideWhenUsed/>
@@ -24645,9 +24645,9 @@
       </w:tcPr>
     </w:tblStylePr>
   </w:style>
-  <w:style w:type="table" w:styleId="Mediumgitter1-fremhvningsfarve1">
+  <w:style w:type="table" w:styleId="MediumGrid1-Accent1">
     <w:name w:val="Medium Grid 1 Accent 1"/>
-    <w:basedOn w:val="Tabel-Normal"/>
+    <w:basedOn w:val="TableNormal"/>
     <w:uiPriority w:val="67"/>
     <w:semiHidden/>
     <w:unhideWhenUsed/>
@@ -24713,9 +24713,9 @@
       </w:tcPr>
     </w:tblStylePr>
   </w:style>
-  <w:style w:type="table" w:styleId="Mediumgitter1-fremhvningsfarve2">
+  <w:style w:type="table" w:styleId="MediumGrid1-Accent2">
     <w:name w:val="Medium Grid 1 Accent 2"/>
-    <w:basedOn w:val="Tabel-Normal"/>
+    <w:basedOn w:val="TableNormal"/>
     <w:uiPriority w:val="67"/>
     <w:semiHidden/>
     <w:unhideWhenUsed/>
@@ -24781,9 +24781,9 @@
       </w:tcPr>
     </w:tblStylePr>
   </w:style>
-  <w:style w:type="table" w:styleId="Mediumgitter1-fremhvningsfarve3">
+  <w:style w:type="table" w:styleId="MediumGrid1-Accent3">
     <w:name w:val="Medium Grid 1 Accent 3"/>
-    <w:basedOn w:val="Tabel-Normal"/>
+    <w:basedOn w:val="TableNormal"/>
     <w:uiPriority w:val="67"/>
     <w:semiHidden/>
     <w:unhideWhenUsed/>
@@ -24849,9 +24849,9 @@
       </w:tcPr>
     </w:tblStylePr>
   </w:style>
-  <w:style w:type="table" w:styleId="Mediumgitter1-fremhvningsfarve4">
+  <w:style w:type="table" w:styleId="MediumGrid1-Accent4">
     <w:name w:val="Medium Grid 1 Accent 4"/>
-    <w:basedOn w:val="Tabel-Normal"/>
+    <w:basedOn w:val="TableNormal"/>
     <w:uiPriority w:val="67"/>
     <w:semiHidden/>
     <w:unhideWhenUsed/>
@@ -24917,9 +24917,9 @@
       </w:tcPr>
     </w:tblStylePr>
   </w:style>
-  <w:style w:type="table" w:styleId="Mediumgitter1-fremhvningsfarve5">
+  <w:style w:type="table" w:styleId="MediumGrid1-Accent5">
     <w:name w:val="Medium Grid 1 Accent 5"/>
-    <w:basedOn w:val="Tabel-Normal"/>
+    <w:basedOn w:val="TableNormal"/>
     <w:uiPriority w:val="67"/>
     <w:semiHidden/>
     <w:unhideWhenUsed/>
@@ -24985,9 +24985,9 @@
       </w:tcPr>
     </w:tblStylePr>
   </w:style>
-  <w:style w:type="table" w:styleId="Mediumgitter1-fremhvningsfarve6">
+  <w:style w:type="table" w:styleId="MediumGrid1-Accent6">
     <w:name w:val="Medium Grid 1 Accent 6"/>
-    <w:basedOn w:val="Tabel-Normal"/>
+    <w:basedOn w:val="TableNormal"/>
     <w:uiPriority w:val="67"/>
     <w:semiHidden/>
     <w:unhideWhenUsed/>
@@ -25053,9 +25053,9 @@
       </w:tcPr>
     </w:tblStylePr>
   </w:style>
-  <w:style w:type="table" w:styleId="Mediumgitter2">
+  <w:style w:type="table" w:styleId="MediumGrid2">
     <w:name w:val="Medium Grid 2"/>
-    <w:basedOn w:val="Tabel-Normal"/>
+    <w:basedOn w:val="TableNormal"/>
     <w:uiPriority w:val="68"/>
     <w:semiHidden/>
     <w:unhideWhenUsed/>
@@ -25173,9 +25173,9 @@
       </w:tcPr>
     </w:tblStylePr>
   </w:style>
-  <w:style w:type="table" w:styleId="Mediumgitter2-fremhvningsfarve1">
+  <w:style w:type="table" w:styleId="MediumGrid2-Accent1">
     <w:name w:val="Medium Grid 2 Accent 1"/>
-    <w:basedOn w:val="Tabel-Normal"/>
+    <w:basedOn w:val="TableNormal"/>
     <w:uiPriority w:val="68"/>
     <w:semiHidden/>
     <w:unhideWhenUsed/>
@@ -25293,9 +25293,9 @@
       </w:tcPr>
     </w:tblStylePr>
   </w:style>
-  <w:style w:type="table" w:styleId="Mediumgitter2-fremhvningsfarve2">
+  <w:style w:type="table" w:styleId="MediumGrid2-Accent2">
     <w:name w:val="Medium Grid 2 Accent 2"/>
-    <w:basedOn w:val="Tabel-Normal"/>
+    <w:basedOn w:val="TableNormal"/>
     <w:uiPriority w:val="68"/>
     <w:semiHidden/>
     <w:unhideWhenUsed/>
@@ -25413,9 +25413,9 @@
       </w:tcPr>
     </w:tblStylePr>
   </w:style>
-  <w:style w:type="table" w:styleId="Mediumgitter2-fremhvningsfarve3">
+  <w:style w:type="table" w:styleId="MediumGrid2-Accent3">
     <w:name w:val="Medium Grid 2 Accent 3"/>
-    <w:basedOn w:val="Tabel-Normal"/>
+    <w:basedOn w:val="TableNormal"/>
     <w:uiPriority w:val="68"/>
     <w:semiHidden/>
     <w:unhideWhenUsed/>
@@ -25533,9 +25533,9 @@
       </w:tcPr>
     </w:tblStylePr>
   </w:style>
-  <w:style w:type="table" w:styleId="Mediumgitter2-fremhvningsfarve4">
+  <w:style w:type="table" w:styleId="MediumGrid2-Accent4">
     <w:name w:val="Medium Grid 2 Accent 4"/>
-    <w:basedOn w:val="Tabel-Normal"/>
+    <w:basedOn w:val="TableNormal"/>
     <w:uiPriority w:val="68"/>
     <w:semiHidden/>
     <w:unhideWhenUsed/>
@@ -25653,9 +25653,9 @@
       </w:tcPr>
     </w:tblStylePr>
   </w:style>
-  <w:style w:type="table" w:styleId="Mediumgitter2-fremhvningsfarve5">
+  <w:style w:type="table" w:styleId="MediumGrid2-Accent5">
     <w:name w:val="Medium Grid 2 Accent 5"/>
-    <w:basedOn w:val="Tabel-Normal"/>
+    <w:basedOn w:val="TableNormal"/>
     <w:uiPriority w:val="68"/>
     <w:semiHidden/>
     <w:unhideWhenUsed/>
@@ -25773,9 +25773,9 @@
       </w:tcPr>
     </w:tblStylePr>
   </w:style>
-  <w:style w:type="table" w:styleId="Mediumgitter2-fremhvningsfarve6">
+  <w:style w:type="table" w:styleId="MediumGrid2-Accent6">
     <w:name w:val="Medium Grid 2 Accent 6"/>
-    <w:basedOn w:val="Tabel-Normal"/>
+    <w:basedOn w:val="TableNormal"/>
     <w:uiPriority w:val="68"/>
     <w:semiHidden/>
     <w:unhideWhenUsed/>
@@ -25893,9 +25893,9 @@
       </w:tcPr>
     </w:tblStylePr>
   </w:style>
-  <w:style w:type="table" w:styleId="Mediumgitter3">
+  <w:style w:type="table" w:styleId="MediumGrid3">
     <w:name w:val="Medium Grid 3"/>
-    <w:basedOn w:val="Tabel-Normal"/>
+    <w:basedOn w:val="TableNormal"/>
     <w:uiPriority w:val="69"/>
     <w:semiHidden/>
     <w:unhideWhenUsed/>
@@ -26029,9 +26029,9 @@
       </w:tcPr>
     </w:tblStylePr>
   </w:style>
-  <w:style w:type="table" w:styleId="Mediumgitter3-fremhvningsfarve1">
+  <w:style w:type="table" w:styleId="MediumGrid3-Accent1">
     <w:name w:val="Medium Grid 3 Accent 1"/>
-    <w:basedOn w:val="Tabel-Normal"/>
+    <w:basedOn w:val="TableNormal"/>
     <w:uiPriority w:val="69"/>
     <w:semiHidden/>
     <w:unhideWhenUsed/>
@@ -26165,9 +26165,9 @@
       </w:tcPr>
     </w:tblStylePr>
   </w:style>
-  <w:style w:type="table" w:styleId="Mediumgitter3-fremhvningsfarve2">
+  <w:style w:type="table" w:styleId="MediumGrid3-Accent2">
     <w:name w:val="Medium Grid 3 Accent 2"/>
-    <w:basedOn w:val="Tabel-Normal"/>
+    <w:basedOn w:val="TableNormal"/>
     <w:uiPriority w:val="69"/>
     <w:semiHidden/>
     <w:unhideWhenUsed/>
@@ -26301,9 +26301,9 @@
       </w:tcPr>
     </w:tblStylePr>
   </w:style>
-  <w:style w:type="table" w:styleId="Mediumgitter3-fremhvningsfarve3">
+  <w:style w:type="table" w:styleId="MediumGrid3-Accent3">
     <w:name w:val="Medium Grid 3 Accent 3"/>
-    <w:basedOn w:val="Tabel-Normal"/>
+    <w:basedOn w:val="TableNormal"/>
     <w:uiPriority w:val="69"/>
     <w:semiHidden/>
     <w:unhideWhenUsed/>
@@ -26437,9 +26437,9 @@
       </w:tcPr>
     </w:tblStylePr>
   </w:style>
-  <w:style w:type="table" w:styleId="Mediumgitter3-fremhvningsfarve4">
+  <w:style w:type="table" w:styleId="MediumGrid3-Accent4">
     <w:name w:val="Medium Grid 3 Accent 4"/>
-    <w:basedOn w:val="Tabel-Normal"/>
+    <w:basedOn w:val="TableNormal"/>
     <w:uiPriority w:val="69"/>
     <w:semiHidden/>
     <w:unhideWhenUsed/>
@@ -26573,9 +26573,9 @@
       </w:tcPr>
     </w:tblStylePr>
   </w:style>
-  <w:style w:type="table" w:styleId="Mediumgitter3-fremhvningsfarve5">
+  <w:style w:type="table" w:styleId="MediumGrid3-Accent5">
     <w:name w:val="Medium Grid 3 Accent 5"/>
-    <w:basedOn w:val="Tabel-Normal"/>
+    <w:basedOn w:val="TableNormal"/>
     <w:uiPriority w:val="69"/>
     <w:semiHidden/>
     <w:unhideWhenUsed/>
@@ -26709,9 +26709,9 @@
       </w:tcPr>
     </w:tblStylePr>
   </w:style>
-  <w:style w:type="table" w:styleId="Mediumgitter3-fremhvningsfarve6">
+  <w:style w:type="table" w:styleId="MediumGrid3-Accent6">
     <w:name w:val="Medium Grid 3 Accent 6"/>
-    <w:basedOn w:val="Tabel-Normal"/>
+    <w:basedOn w:val="TableNormal"/>
     <w:uiPriority w:val="69"/>
     <w:semiHidden/>
     <w:unhideWhenUsed/>
@@ -26845,9 +26845,9 @@
       </w:tcPr>
     </w:tblStylePr>
   </w:style>
-  <w:style w:type="table" w:styleId="Mediumliste1">
+  <w:style w:type="table" w:styleId="MediumList1">
     <w:name w:val="Medium List 1"/>
-    <w:basedOn w:val="Tabel-Normal"/>
+    <w:basedOn w:val="TableNormal"/>
     <w:uiPriority w:val="65"/>
     <w:semiHidden/>
     <w:unhideWhenUsed/>
@@ -26924,9 +26924,9 @@
       </w:tcPr>
     </w:tblStylePr>
   </w:style>
-  <w:style w:type="table" w:styleId="Mediumliste1-farve1">
+  <w:style w:type="table" w:styleId="MediumList1-Accent1">
     <w:name w:val="Medium List 1 Accent 1"/>
-    <w:basedOn w:val="Tabel-Normal"/>
+    <w:basedOn w:val="TableNormal"/>
     <w:uiPriority w:val="65"/>
     <w:semiHidden/>
     <w:unhideWhenUsed/>
@@ -27003,9 +27003,9 @@
       </w:tcPr>
     </w:tblStylePr>
   </w:style>
-  <w:style w:type="table" w:styleId="Mediumliste1-fremhvningsfarve2">
+  <w:style w:type="table" w:styleId="MediumList1-Accent2">
     <w:name w:val="Medium List 1 Accent 2"/>
-    <w:basedOn w:val="Tabel-Normal"/>
+    <w:basedOn w:val="TableNormal"/>
     <w:uiPriority w:val="65"/>
     <w:semiHidden/>
     <w:unhideWhenUsed/>
@@ -27082,9 +27082,9 @@
       </w:tcPr>
     </w:tblStylePr>
   </w:style>
-  <w:style w:type="table" w:styleId="Mediumliste1-fremhvningsfarve3">
+  <w:style w:type="table" w:styleId="MediumList1-Accent3">
     <w:name w:val="Medium List 1 Accent 3"/>
-    <w:basedOn w:val="Tabel-Normal"/>
+    <w:basedOn w:val="TableNormal"/>
     <w:uiPriority w:val="65"/>
     <w:semiHidden/>
     <w:unhideWhenUsed/>
@@ -27161,9 +27161,9 @@
       </w:tcPr>
     </w:tblStylePr>
   </w:style>
-  <w:style w:type="table" w:styleId="Mediumliste1-fremhvningsfarve4">
+  <w:style w:type="table" w:styleId="MediumList1-Accent4">
     <w:name w:val="Medium List 1 Accent 4"/>
-    <w:basedOn w:val="Tabel-Normal"/>
+    <w:basedOn w:val="TableNormal"/>
     <w:uiPriority w:val="65"/>
     <w:semiHidden/>
     <w:unhideWhenUsed/>
@@ -27240,9 +27240,9 @@
       </w:tcPr>
     </w:tblStylePr>
   </w:style>
-  <w:style w:type="table" w:styleId="Mediumliste1-fremhvningsfarve5">
+  <w:style w:type="table" w:styleId="MediumList1-Accent5">
     <w:name w:val="Medium List 1 Accent 5"/>
-    <w:basedOn w:val="Tabel-Normal"/>
+    <w:basedOn w:val="TableNormal"/>
     <w:uiPriority w:val="65"/>
     <w:semiHidden/>
     <w:unhideWhenUsed/>
@@ -27319,9 +27319,9 @@
       </w:tcPr>
     </w:tblStylePr>
   </w:style>
-  <w:style w:type="table" w:styleId="Mediumliste1-fremhvningsfarve6">
+  <w:style w:type="table" w:styleId="MediumList1-Accent6">
     <w:name w:val="Medium List 1 Accent 6"/>
-    <w:basedOn w:val="Tabel-Normal"/>
+    <w:basedOn w:val="TableNormal"/>
     <w:uiPriority w:val="65"/>
     <w:semiHidden/>
     <w:unhideWhenUsed/>
@@ -27398,9 +27398,9 @@
       </w:tcPr>
     </w:tblStylePr>
   </w:style>
-  <w:style w:type="table" w:styleId="Mediumliste2">
+  <w:style w:type="table" w:styleId="MediumList2">
     <w:name w:val="Medium List 2"/>
-    <w:basedOn w:val="Tabel-Normal"/>
+    <w:basedOn w:val="TableNormal"/>
     <w:uiPriority w:val="66"/>
     <w:semiHidden/>
     <w:unhideWhenUsed/>
@@ -27521,9 +27521,9 @@
       </w:tcPr>
     </w:tblStylePr>
   </w:style>
-  <w:style w:type="table" w:styleId="Mediumliste2-fremhvningsfarve1">
+  <w:style w:type="table" w:styleId="MediumList2-Accent1">
     <w:name w:val="Medium List 2 Accent 1"/>
-    <w:basedOn w:val="Tabel-Normal"/>
+    <w:basedOn w:val="TableNormal"/>
     <w:uiPriority w:val="66"/>
     <w:semiHidden/>
     <w:unhideWhenUsed/>
@@ -27644,9 +27644,9 @@
       </w:tcPr>
     </w:tblStylePr>
   </w:style>
-  <w:style w:type="table" w:styleId="Mediumliste2-fremhvningsfarve2">
+  <w:style w:type="table" w:styleId="MediumList2-Accent2">
     <w:name w:val="Medium List 2 Accent 2"/>
-    <w:basedOn w:val="Tabel-Normal"/>
+    <w:basedOn w:val="TableNormal"/>
     <w:uiPriority w:val="66"/>
     <w:semiHidden/>
     <w:unhideWhenUsed/>
@@ -27767,9 +27767,9 @@
       </w:tcPr>
     </w:tblStylePr>
   </w:style>
-  <w:style w:type="table" w:styleId="Mediumliste2-fremhvningsfarve3">
+  <w:style w:type="table" w:styleId="MediumList2-Accent3">
     <w:name w:val="Medium List 2 Accent 3"/>
-    <w:basedOn w:val="Tabel-Normal"/>
+    <w:basedOn w:val="TableNormal"/>
     <w:uiPriority w:val="66"/>
     <w:semiHidden/>
     <w:unhideWhenUsed/>
@@ -27890,9 +27890,9 @@
       </w:tcPr>
     </w:tblStylePr>
   </w:style>
-  <w:style w:type="table" w:styleId="Mediumliste2-fremhvningsfarve4">
+  <w:style w:type="table" w:styleId="MediumList2-Accent4">
     <w:name w:val="Medium List 2 Accent 4"/>
-    <w:basedOn w:val="Tabel-Normal"/>
+    <w:basedOn w:val="TableNormal"/>
     <w:uiPriority w:val="66"/>
     <w:semiHidden/>
     <w:unhideWhenUsed/>
@@ -28013,9 +28013,9 @@
       </w:tcPr>
     </w:tblStylePr>
   </w:style>
-  <w:style w:type="table" w:styleId="Mediumliste2-fremhvningsfarve5">
+  <w:style w:type="table" w:styleId="MediumList2-Accent5">
     <w:name w:val="Medium List 2 Accent 5"/>
-    <w:basedOn w:val="Tabel-Normal"/>
+    <w:basedOn w:val="TableNormal"/>
     <w:uiPriority w:val="66"/>
     <w:semiHidden/>
     <w:unhideWhenUsed/>
@@ -28136,9 +28136,9 @@
       </w:tcPr>
     </w:tblStylePr>
   </w:style>
-  <w:style w:type="table" w:styleId="Mediumliste2-fremhvningsfarve6">
+  <w:style w:type="table" w:styleId="MediumList2-Accent6">
     <w:name w:val="Medium List 2 Accent 6"/>
-    <w:basedOn w:val="Tabel-Normal"/>
+    <w:basedOn w:val="TableNormal"/>
     <w:uiPriority w:val="66"/>
     <w:semiHidden/>
     <w:unhideWhenUsed/>
@@ -28259,9 +28259,9 @@
       </w:tcPr>
     </w:tblStylePr>
   </w:style>
-  <w:style w:type="table" w:styleId="Mediumskygge1">
+  <w:style w:type="table" w:styleId="MediumShading1">
     <w:name w:val="Medium Shading 1"/>
-    <w:basedOn w:val="Tabel-Normal"/>
+    <w:basedOn w:val="TableNormal"/>
     <w:uiPriority w:val="63"/>
     <w:semiHidden/>
     <w:unhideWhenUsed/>
@@ -28360,9 +28360,9 @@
       </w:tcPr>
     </w:tblStylePr>
   </w:style>
-  <w:style w:type="table" w:styleId="Mediumskygge1-farve1">
+  <w:style w:type="table" w:styleId="MediumShading1-Accent1">
     <w:name w:val="Medium Shading 1 Accent 1"/>
-    <w:basedOn w:val="Tabel-Normal"/>
+    <w:basedOn w:val="TableNormal"/>
     <w:uiPriority w:val="63"/>
     <w:semiHidden/>
     <w:unhideWhenUsed/>
@@ -28461,9 +28461,9 @@
       </w:tcPr>
     </w:tblStylePr>
   </w:style>
-  <w:style w:type="table" w:styleId="Mediumskygge1-fremhvningsfarve2">
+  <w:style w:type="table" w:styleId="MediumShading1-Accent2">
     <w:name w:val="Medium Shading 1 Accent 2"/>
-    <w:basedOn w:val="Tabel-Normal"/>
+    <w:basedOn w:val="TableNormal"/>
     <w:uiPriority w:val="63"/>
     <w:semiHidden/>
     <w:unhideWhenUsed/>
@@ -28562,9 +28562,9 @@
       </w:tcPr>
     </w:tblStylePr>
   </w:style>
-  <w:style w:type="table" w:styleId="Mediumskygge1-fremhvningsfarve3">
+  <w:style w:type="table" w:styleId="MediumShading1-Accent3">
     <w:name w:val="Medium Shading 1 Accent 3"/>
-    <w:basedOn w:val="Tabel-Normal"/>
+    <w:basedOn w:val="TableNormal"/>
     <w:uiPriority w:val="63"/>
     <w:semiHidden/>
     <w:unhideWhenUsed/>
@@ -28663,9 +28663,9 @@
       </w:tcPr>
     </w:tblStylePr>
   </w:style>
-  <w:style w:type="table" w:styleId="Mediumskygge1-fremhvningsfarve4">
+  <w:style w:type="table" w:styleId="MediumShading1-Accent4">
     <w:name w:val="Medium Shading 1 Accent 4"/>
-    <w:basedOn w:val="Tabel-Normal"/>
+    <w:basedOn w:val="TableNormal"/>
     <w:uiPriority w:val="63"/>
     <w:semiHidden/>
     <w:unhideWhenUsed/>
@@ -28764,9 +28764,9 @@
       </w:tcPr>
     </w:tblStylePr>
   </w:style>
-  <w:style w:type="table" w:styleId="Mediumskygge1-fremhvningsfarve5">
+  <w:style w:type="table" w:styleId="MediumShading1-Accent5">
     <w:name w:val="Medium Shading 1 Accent 5"/>
-    <w:basedOn w:val="Tabel-Normal"/>
+    <w:basedOn w:val="TableNormal"/>
     <w:uiPriority w:val="63"/>
     <w:semiHidden/>
     <w:unhideWhenUsed/>
@@ -28865,9 +28865,9 @@
       </w:tcPr>
     </w:tblStylePr>
   </w:style>
-  <w:style w:type="table" w:styleId="Mediumskygge1-fremhvningsfarve6">
+  <w:style w:type="table" w:styleId="MediumShading1-Accent6">
     <w:name w:val="Medium Shading 1 Accent 6"/>
-    <w:basedOn w:val="Tabel-Normal"/>
+    <w:basedOn w:val="TableNormal"/>
     <w:uiPriority w:val="63"/>
     <w:semiHidden/>
     <w:unhideWhenUsed/>
@@ -28966,9 +28966,9 @@
       </w:tcPr>
     </w:tblStylePr>
   </w:style>
-  <w:style w:type="table" w:styleId="Mediumskygge2">
+  <w:style w:type="table" w:styleId="MediumShading2">
     <w:name w:val="Medium Shading 2"/>
-    <w:basedOn w:val="Tabel-Normal"/>
+    <w:basedOn w:val="TableNormal"/>
     <w:uiPriority w:val="64"/>
     <w:semiHidden/>
     <w:unhideWhenUsed/>
@@ -29110,9 +29110,9 @@
       </w:tcPr>
     </w:tblStylePr>
   </w:style>
-  <w:style w:type="table" w:styleId="Mediumskygge2-farve1">
+  <w:style w:type="table" w:styleId="MediumShading2-Accent1">
     <w:name w:val="Medium Shading 2 Accent 1"/>
-    <w:basedOn w:val="Tabel-Normal"/>
+    <w:basedOn w:val="TableNormal"/>
     <w:uiPriority w:val="64"/>
     <w:semiHidden/>
     <w:unhideWhenUsed/>
@@ -29254,9 +29254,9 @@
       </w:tcPr>
     </w:tblStylePr>
   </w:style>
-  <w:style w:type="table" w:styleId="Mediumskygge2-fremhvningsfarve2">
+  <w:style w:type="table" w:styleId="MediumShading2-Accent2">
     <w:name w:val="Medium Shading 2 Accent 2"/>
-    <w:basedOn w:val="Tabel-Normal"/>
+    <w:basedOn w:val="TableNormal"/>
     <w:uiPriority w:val="64"/>
     <w:semiHidden/>
     <w:unhideWhenUsed/>
@@ -29398,9 +29398,9 @@
       </w:tcPr>
     </w:tblStylePr>
   </w:style>
-  <w:style w:type="table" w:styleId="Mediumskygge2-fremhvningsfarve3">
+  <w:style w:type="table" w:styleId="MediumShading2-Accent3">
     <w:name w:val="Medium Shading 2 Accent 3"/>
-    <w:basedOn w:val="Tabel-Normal"/>
+    <w:basedOn w:val="TableNormal"/>
     <w:uiPriority w:val="64"/>
     <w:semiHidden/>
     <w:unhideWhenUsed/>
@@ -29542,9 +29542,9 @@
       </w:tcPr>
     </w:tblStylePr>
   </w:style>
-  <w:style w:type="table" w:styleId="Mediumskygge2-fremhvningsfarve4">
+  <w:style w:type="table" w:styleId="MediumShading2-Accent4">
     <w:name w:val="Medium Shading 2 Accent 4"/>
-    <w:basedOn w:val="Tabel-Normal"/>
+    <w:basedOn w:val="TableNormal"/>
     <w:uiPriority w:val="64"/>
     <w:semiHidden/>
     <w:unhideWhenUsed/>
@@ -29686,9 +29686,9 @@
       </w:tcPr>
     </w:tblStylePr>
   </w:style>
-  <w:style w:type="table" w:styleId="Mediumskygge2-fremhvningsfarve5">
+  <w:style w:type="table" w:styleId="MediumShading2-Accent5">
     <w:name w:val="Medium Shading 2 Accent 5"/>
-    <w:basedOn w:val="Tabel-Normal"/>
+    <w:basedOn w:val="TableNormal"/>
     <w:uiPriority w:val="64"/>
     <w:semiHidden/>
     <w:unhideWhenUsed/>
@@ -29830,9 +29830,9 @@
       </w:tcPr>
     </w:tblStylePr>
   </w:style>
-  <w:style w:type="table" w:styleId="Mediumskygge2-fremhvningsfarve6">
+  <w:style w:type="table" w:styleId="MediumShading2-Accent6">
     <w:name w:val="Medium Shading 2 Accent 6"/>
-    <w:basedOn w:val="Tabel-Normal"/>
+    <w:basedOn w:val="TableNormal"/>
     <w:uiPriority w:val="64"/>
     <w:semiHidden/>
     <w:unhideWhenUsed/>
@@ -29976,7 +29976,7 @@
   </w:style>
   <w:style w:type="character" w:customStyle="1" w:styleId="Mention1">
     <w:name w:val="Mention1"/>
-    <w:basedOn w:val="Standardskrifttypeiafsnit"/>
+    <w:basedOn w:val="DefaultParagraphFont"/>
     <w:uiPriority w:val="99"/>
     <w:semiHidden/>
     <w:rsid w:val="000162D0"/>
@@ -29986,10 +29986,10 @@
       <w:lang w:val="da-DK"/>
     </w:rPr>
   </w:style>
-  <w:style w:type="paragraph" w:styleId="Brevhoved">
+  <w:style w:type="paragraph" w:styleId="MessageHeader">
     <w:name w:val="Message Header"/>
     <w:basedOn w:val="Normal"/>
-    <w:link w:val="BrevhovedTegn"/>
+    <w:link w:val="MessageHeaderChar"/>
     <w:uiPriority w:val="99"/>
     <w:semiHidden/>
     <w:rsid w:val="000162D0"/>
@@ -30010,10 +30010,10 @@
       <w:szCs w:val="24"/>
     </w:rPr>
   </w:style>
-  <w:style w:type="character" w:customStyle="1" w:styleId="BrevhovedTegn">
-    <w:name w:val="Brevhoved Tegn"/>
-    <w:basedOn w:val="Standardskrifttypeiafsnit"/>
-    <w:link w:val="Brevhoved"/>
+  <w:style w:type="character" w:customStyle="1" w:styleId="MessageHeaderChar">
+    <w:name w:val="Message Header Char"/>
+    <w:basedOn w:val="DefaultParagraphFont"/>
+    <w:link w:val="MessageHeader"/>
     <w:uiPriority w:val="99"/>
     <w:semiHidden/>
     <w:rsid w:val="00A539A2"/>
@@ -30037,11 +30037,11 @@
       <w:szCs w:val="24"/>
     </w:rPr>
   </w:style>
-  <w:style w:type="paragraph" w:styleId="Noteoverskrift">
+  <w:style w:type="paragraph" w:styleId="NoteHeading">
     <w:name w:val="Note Heading"/>
     <w:basedOn w:val="Normal"/>
     <w:next w:val="Normal"/>
-    <w:link w:val="NoteoverskriftTegn"/>
+    <w:link w:val="NoteHeadingChar"/>
     <w:uiPriority w:val="99"/>
     <w:semiHidden/>
     <w:rsid w:val="000162D0"/>
@@ -30049,10 +30049,10 @@
       <w:spacing w:line="240" w:lineRule="auto"/>
     </w:pPr>
   </w:style>
-  <w:style w:type="character" w:customStyle="1" w:styleId="NoteoverskriftTegn">
-    <w:name w:val="Noteoverskrift Tegn"/>
-    <w:basedOn w:val="Standardskrifttypeiafsnit"/>
-    <w:link w:val="Noteoverskrift"/>
+  <w:style w:type="character" w:customStyle="1" w:styleId="NoteHeadingChar">
+    <w:name w:val="Note Heading Char"/>
+    <w:basedOn w:val="DefaultParagraphFont"/>
+    <w:link w:val="NoteHeading"/>
     <w:uiPriority w:val="99"/>
     <w:semiHidden/>
     <w:rsid w:val="00A539A2"/>
@@ -30060,9 +30060,9 @@
       <w:lang w:val="da-DK"/>
     </w:rPr>
   </w:style>
-  <w:style w:type="table" w:styleId="Almindeligtabel1">
+  <w:style w:type="table" w:styleId="PlainTable1">
     <w:name w:val="Plain Table 1"/>
-    <w:basedOn w:val="Tabel-Normal"/>
+    <w:basedOn w:val="TableNormal"/>
     <w:uiPriority w:val="41"/>
     <w:rsid w:val="000162D0"/>
     <w:pPr>
@@ -30123,9 +30123,9 @@
       </w:tcPr>
     </w:tblStylePr>
   </w:style>
-  <w:style w:type="table" w:styleId="Almindeligtabel2">
+  <w:style w:type="table" w:styleId="PlainTable2">
     <w:name w:val="Plain Table 2"/>
-    <w:basedOn w:val="Tabel-Normal"/>
+    <w:basedOn w:val="TableNormal"/>
     <w:uiPriority w:val="42"/>
     <w:rsid w:val="000162D0"/>
     <w:pPr>
@@ -30203,9 +30203,9 @@
       </w:tcPr>
     </w:tblStylePr>
   </w:style>
-  <w:style w:type="table" w:styleId="Almindeligtabel3">
+  <w:style w:type="table" w:styleId="PlainTable3">
     <w:name w:val="Plain Table 3"/>
-    <w:basedOn w:val="Tabel-Normal"/>
+    <w:basedOn w:val="TableNormal"/>
     <w:uiPriority w:val="43"/>
     <w:rsid w:val="000162D0"/>
     <w:pPr>
@@ -30296,9 +30296,9 @@
       </w:tcPr>
     </w:tblStylePr>
   </w:style>
-  <w:style w:type="table" w:styleId="Almindeligtabel4">
+  <w:style w:type="table" w:styleId="PlainTable4">
     <w:name w:val="Plain Table 4"/>
-    <w:basedOn w:val="Tabel-Normal"/>
+    <w:basedOn w:val="TableNormal"/>
     <w:uiPriority w:val="44"/>
     <w:rsid w:val="000162D0"/>
     <w:pPr>
@@ -30345,9 +30345,9 @@
       </w:tcPr>
     </w:tblStylePr>
   </w:style>
-  <w:style w:type="table" w:styleId="Almindeligtabel5">
+  <w:style w:type="table" w:styleId="PlainTable5">
     <w:name w:val="Plain Table 5"/>
-    <w:basedOn w:val="Tabel-Normal"/>
+    <w:basedOn w:val="TableNormal"/>
     <w:uiPriority w:val="45"/>
     <w:rsid w:val="000162D0"/>
     <w:pPr>
@@ -30465,10 +30465,10 @@
       </w:tcPr>
     </w:tblStylePr>
   </w:style>
-  <w:style w:type="paragraph" w:styleId="Almindeligtekst">
+  <w:style w:type="paragraph" w:styleId="PlainText">
     <w:name w:val="Plain Text"/>
     <w:basedOn w:val="Normal"/>
-    <w:link w:val="AlmindeligtekstTegn"/>
+    <w:link w:val="PlainTextChar"/>
     <w:uiPriority w:val="99"/>
     <w:semiHidden/>
     <w:rsid w:val="000162D0"/>
@@ -30481,10 +30481,10 @@
       <w:szCs w:val="21"/>
     </w:rPr>
   </w:style>
-  <w:style w:type="character" w:customStyle="1" w:styleId="AlmindeligtekstTegn">
-    <w:name w:val="Almindelig tekst Tegn"/>
-    <w:basedOn w:val="Standardskrifttypeiafsnit"/>
-    <w:link w:val="Almindeligtekst"/>
+  <w:style w:type="character" w:customStyle="1" w:styleId="PlainTextChar">
+    <w:name w:val="Plain Text Char"/>
+    <w:basedOn w:val="DefaultParagraphFont"/>
+    <w:link w:val="PlainText"/>
     <w:uiPriority w:val="99"/>
     <w:semiHidden/>
     <w:rsid w:val="00A539A2"/>
@@ -30495,19 +30495,19 @@
       <w:lang w:val="da-DK"/>
     </w:rPr>
   </w:style>
-  <w:style w:type="paragraph" w:styleId="Starthilsen">
+  <w:style w:type="paragraph" w:styleId="Salutation">
     <w:name w:val="Salutation"/>
     <w:basedOn w:val="Normal"/>
     <w:next w:val="Normal"/>
-    <w:link w:val="StarthilsenTegn"/>
+    <w:link w:val="SalutationChar"/>
     <w:uiPriority w:val="99"/>
     <w:semiHidden/>
     <w:rsid w:val="000162D0"/>
   </w:style>
-  <w:style w:type="character" w:customStyle="1" w:styleId="StarthilsenTegn">
-    <w:name w:val="Starthilsen Tegn"/>
-    <w:basedOn w:val="Standardskrifttypeiafsnit"/>
-    <w:link w:val="Starthilsen"/>
+  <w:style w:type="character" w:customStyle="1" w:styleId="SalutationChar">
+    <w:name w:val="Salutation Char"/>
+    <w:basedOn w:val="DefaultParagraphFont"/>
+    <w:link w:val="Salutation"/>
     <w:uiPriority w:val="99"/>
     <w:semiHidden/>
     <w:rsid w:val="00A539A2"/>
@@ -30517,7 +30517,7 @@
   </w:style>
   <w:style w:type="character" w:customStyle="1" w:styleId="SmartHyperlink1">
     <w:name w:val="Smart Hyperlink1"/>
-    <w:basedOn w:val="Standardskrifttypeiafsnit"/>
+    <w:basedOn w:val="DefaultParagraphFont"/>
     <w:uiPriority w:val="99"/>
     <w:semiHidden/>
     <w:rsid w:val="000162D0"/>
@@ -30526,9 +30526,9 @@
       <w:lang w:val="da-DK"/>
     </w:rPr>
   </w:style>
-  <w:style w:type="table" w:styleId="Tabel-3D-effekter1">
+  <w:style w:type="table" w:styleId="Table3Deffects1">
     <w:name w:val="Table 3D effects 1"/>
-    <w:basedOn w:val="Tabel-Normal"/>
+    <w:basedOn w:val="TableNormal"/>
     <w:uiPriority w:val="99"/>
     <w:semiHidden/>
     <w:unhideWhenUsed/>
@@ -30634,9 +30634,9 @@
       </w:tcPr>
     </w:tblStylePr>
   </w:style>
-  <w:style w:type="table" w:styleId="Tabel-3D-effekter2">
+  <w:style w:type="table" w:styleId="Table3Deffects2">
     <w:name w:val="Table 3D effects 2"/>
-    <w:basedOn w:val="Tabel-Normal"/>
+    <w:basedOn w:val="TableNormal"/>
     <w:uiPriority w:val="99"/>
     <w:semiHidden/>
     <w:unhideWhenUsed/>
@@ -30707,9 +30707,9 @@
       </w:tcPr>
     </w:tblStylePr>
   </w:style>
-  <w:style w:type="table" w:styleId="Tabel-3D-effekter3">
+  <w:style w:type="table" w:styleId="Table3Deffects3">
     <w:name w:val="Table 3D effects 3"/>
-    <w:basedOn w:val="Tabel-Normal"/>
+    <w:basedOn w:val="TableNormal"/>
     <w:uiPriority w:val="99"/>
     <w:semiHidden/>
     <w:unhideWhenUsed/>
@@ -30796,9 +30796,9 @@
       </w:tcPr>
     </w:tblStylePr>
   </w:style>
-  <w:style w:type="table" w:styleId="Tabel-Klassisk1">
+  <w:style w:type="table" w:styleId="TableClassic1">
     <w:name w:val="Table Classic 1"/>
-    <w:basedOn w:val="Tabel-Normal"/>
+    <w:basedOn w:val="TableNormal"/>
     <w:uiPriority w:val="99"/>
     <w:semiHidden/>
     <w:unhideWhenUsed/>
@@ -30878,9 +30878,9 @@
       </w:tcPr>
     </w:tblStylePr>
   </w:style>
-  <w:style w:type="table" w:styleId="Tabel-Klassisk2">
+  <w:style w:type="table" w:styleId="TableClassic2">
     <w:name w:val="Table Classic 2"/>
-    <w:basedOn w:val="Tabel-Normal"/>
+    <w:basedOn w:val="TableNormal"/>
     <w:uiPriority w:val="99"/>
     <w:semiHidden/>
     <w:unhideWhenUsed/>
@@ -30968,9 +30968,9 @@
       </w:tcPr>
     </w:tblStylePr>
   </w:style>
-  <w:style w:type="table" w:styleId="Tabel-Klassisk3">
+  <w:style w:type="table" w:styleId="TableClassic3">
     <w:name w:val="Table Classic 3"/>
-    <w:basedOn w:val="Tabel-Normal"/>
+    <w:basedOn w:val="TableNormal"/>
     <w:uiPriority w:val="99"/>
     <w:semiHidden/>
     <w:unhideWhenUsed/>
@@ -31036,9 +31036,9 @@
       </w:tcPr>
     </w:tblStylePr>
   </w:style>
-  <w:style w:type="table" w:styleId="Tabel-Klassisk4">
+  <w:style w:type="table" w:styleId="TableClassic4">
     <w:name w:val="Table Classic 4"/>
-    <w:basedOn w:val="Tabel-Normal"/>
+    <w:basedOn w:val="TableNormal"/>
     <w:uiPriority w:val="99"/>
     <w:semiHidden/>
     <w:unhideWhenUsed/>
@@ -31125,9 +31125,9 @@
       </w:tcPr>
     </w:tblStylePr>
   </w:style>
-  <w:style w:type="table" w:styleId="Tabel-Farvet1">
+  <w:style w:type="table" w:styleId="TableColorful1">
     <w:name w:val="Table Colorful 1"/>
-    <w:basedOn w:val="Tabel-Normal"/>
+    <w:basedOn w:val="TableNormal"/>
     <w:uiPriority w:val="99"/>
     <w:semiHidden/>
     <w:unhideWhenUsed/>
@@ -31205,9 +31205,9 @@
       </w:tcPr>
     </w:tblStylePr>
   </w:style>
-  <w:style w:type="table" w:styleId="Tabel-Farvet2">
+  <w:style w:type="table" w:styleId="TableColorful2">
     <w:name w:val="Table Colorful 2"/>
-    <w:basedOn w:val="Tabel-Normal"/>
+    <w:basedOn w:val="TableNormal"/>
     <w:uiPriority w:val="99"/>
     <w:semiHidden/>
     <w:unhideWhenUsed/>
@@ -31279,9 +31279,9 @@
       </w:tcPr>
     </w:tblStylePr>
   </w:style>
-  <w:style w:type="table" w:styleId="Tabel-Farvet3">
+  <w:style w:type="table" w:styleId="TableColorful3">
     <w:name w:val="Table Colorful 3"/>
-    <w:basedOn w:val="Tabel-Normal"/>
+    <w:basedOn w:val="TableNormal"/>
     <w:uiPriority w:val="99"/>
     <w:semiHidden/>
     <w:unhideWhenUsed/>
@@ -31337,9 +31337,9 @@
       </w:tcPr>
     </w:tblStylePr>
   </w:style>
-  <w:style w:type="table" w:styleId="Tabel-Spalter1">
+  <w:style w:type="table" w:styleId="TableColumns1">
     <w:name w:val="Table Columns 1"/>
-    <w:basedOn w:val="Tabel-Normal"/>
+    <w:basedOn w:val="TableNormal"/>
     <w:uiPriority w:val="99"/>
     <w:semiHidden/>
     <w:unhideWhenUsed/>
@@ -31455,9 +31455,9 @@
       </w:tcPr>
     </w:tblStylePr>
   </w:style>
-  <w:style w:type="table" w:styleId="Tabel-Spalter2">
+  <w:style w:type="table" w:styleId="TableColumns2">
     <w:name w:val="Table Columns 2"/>
-    <w:basedOn w:val="Tabel-Normal"/>
+    <w:basedOn w:val="TableNormal"/>
     <w:uiPriority w:val="99"/>
     <w:semiHidden/>
     <w:unhideWhenUsed/>
@@ -31567,9 +31567,9 @@
       </w:tcPr>
     </w:tblStylePr>
   </w:style>
-  <w:style w:type="table" w:styleId="Tabel-Spalter3">
+  <w:style w:type="table" w:styleId="TableColumns3">
     <w:name w:val="Table Columns 3"/>
-    <w:basedOn w:val="Tabel-Normal"/>
+    <w:basedOn w:val="TableNormal"/>
     <w:uiPriority w:val="99"/>
     <w:semiHidden/>
     <w:unhideWhenUsed/>
@@ -31673,9 +31673,9 @@
       </w:tcPr>
     </w:tblStylePr>
   </w:style>
-  <w:style w:type="table" w:styleId="Tabel-Spalter4">
+  <w:style w:type="table" w:styleId="TableColumns4">
     <w:name w:val="Table Columns 4"/>
-    <w:basedOn w:val="Tabel-Normal"/>
+    <w:basedOn w:val="TableNormal"/>
     <w:uiPriority w:val="99"/>
     <w:semiHidden/>
     <w:unhideWhenUsed/>
@@ -31741,9 +31741,9 @@
       </w:tcPr>
     </w:tblStylePr>
   </w:style>
-  <w:style w:type="table" w:styleId="Tabel-Spalter5">
+  <w:style w:type="table" w:styleId="TableColumns5">
     <w:name w:val="Table Columns 5"/>
-    <w:basedOn w:val="Tabel-Normal"/>
+    <w:basedOn w:val="TableNormal"/>
     <w:uiPriority w:val="99"/>
     <w:semiHidden/>
     <w:unhideWhenUsed/>
@@ -31829,9 +31829,9 @@
       </w:rPr>
     </w:tblStylePr>
   </w:style>
-  <w:style w:type="table" w:styleId="Tabel-Moderne">
+  <w:style w:type="table" w:styleId="TableContemporary">
     <w:name w:val="Table Contemporary"/>
-    <w:basedOn w:val="Tabel-Normal"/>
+    <w:basedOn w:val="TableNormal"/>
     <w:uiPriority w:val="99"/>
     <w:semiHidden/>
     <w:unhideWhenUsed/>
@@ -31885,9 +31885,9 @@
       </w:tcPr>
     </w:tblStylePr>
   </w:style>
-  <w:style w:type="table" w:styleId="Tabel-Elegant">
+  <w:style w:type="table" w:styleId="TableElegant">
     <w:name w:val="Table Elegant"/>
-    <w:basedOn w:val="Tabel-Normal"/>
+    <w:basedOn w:val="TableNormal"/>
     <w:uiPriority w:val="99"/>
     <w:semiHidden/>
     <w:unhideWhenUsed/>
@@ -31919,9 +31919,9 @@
       </w:tcPr>
     </w:tblStylePr>
   </w:style>
-  <w:style w:type="table" w:styleId="Tabel-Gitter1">
+  <w:style w:type="table" w:styleId="TableGrid1">
     <w:name w:val="Table Grid 1"/>
-    <w:basedOn w:val="Tabel-Normal"/>
+    <w:basedOn w:val="TableNormal"/>
     <w:uiPriority w:val="99"/>
     <w:semiHidden/>
     <w:unhideWhenUsed/>
@@ -31966,9 +31966,9 @@
       </w:tcPr>
     </w:tblStylePr>
   </w:style>
-  <w:style w:type="table" w:styleId="Tabel-Gitter2">
+  <w:style w:type="table" w:styleId="TableGrid2">
     <w:name w:val="Table Grid 2"/>
-    <w:basedOn w:val="Tabel-Normal"/>
+    <w:basedOn w:val="TableNormal"/>
     <w:uiPriority w:val="99"/>
     <w:semiHidden/>
     <w:unhideWhenUsed/>
@@ -32036,9 +32036,9 @@
       </w:tcPr>
     </w:tblStylePr>
   </w:style>
-  <w:style w:type="table" w:styleId="Tabel-Gitter3">
+  <w:style w:type="table" w:styleId="TableGrid3">
     <w:name w:val="Table Grid 3"/>
-    <w:basedOn w:val="Tabel-Normal"/>
+    <w:basedOn w:val="TableNormal"/>
     <w:uiPriority w:val="99"/>
     <w:semiHidden/>
     <w:unhideWhenUsed/>
@@ -32093,9 +32093,9 @@
       </w:tcPr>
     </w:tblStylePr>
   </w:style>
-  <w:style w:type="table" w:styleId="Tabel-Gitter4">
+  <w:style w:type="table" w:styleId="TableGrid4">
     <w:name w:val="Table Grid 4"/>
-    <w:basedOn w:val="Tabel-Normal"/>
+    <w:basedOn w:val="TableNormal"/>
     <w:uiPriority w:val="99"/>
     <w:semiHidden/>
     <w:unhideWhenUsed/>
@@ -32156,9 +32156,9 @@
       </w:tcPr>
     </w:tblStylePr>
   </w:style>
-  <w:style w:type="table" w:styleId="Tabel-Gitter5">
+  <w:style w:type="table" w:styleId="TableGrid5">
     <w:name w:val="Table Grid 5"/>
-    <w:basedOn w:val="Tabel-Normal"/>
+    <w:basedOn w:val="TableNormal"/>
     <w:uiPriority w:val="99"/>
     <w:semiHidden/>
     <w:unhideWhenUsed/>
@@ -32222,9 +32222,9 @@
       </w:tcPr>
     </w:tblStylePr>
   </w:style>
-  <w:style w:type="table" w:styleId="Tabel-Gitter6">
+  <w:style w:type="table" w:styleId="TableGrid6">
     <w:name w:val="Table Grid 6"/>
-    <w:basedOn w:val="Tabel-Normal"/>
+    <w:basedOn w:val="TableNormal"/>
     <w:uiPriority w:val="99"/>
     <w:semiHidden/>
     <w:unhideWhenUsed/>
@@ -32291,9 +32291,9 @@
       </w:tcPr>
     </w:tblStylePr>
   </w:style>
-  <w:style w:type="table" w:styleId="Tabel-Gitter7">
+  <w:style w:type="table" w:styleId="TableGrid7">
     <w:name w:val="Table Grid 7"/>
-    <w:basedOn w:val="Tabel-Normal"/>
+    <w:basedOn w:val="TableNormal"/>
     <w:uiPriority w:val="99"/>
     <w:semiHidden/>
     <w:unhideWhenUsed/>
@@ -32379,9 +32379,9 @@
       </w:tcPr>
     </w:tblStylePr>
   </w:style>
-  <w:style w:type="table" w:styleId="Tabel-Gitter8">
+  <w:style w:type="table" w:styleId="TableGrid8">
     <w:name w:val="Table Grid 8"/>
-    <w:basedOn w:val="Tabel-Normal"/>
+    <w:basedOn w:val="TableNormal"/>
     <w:uiPriority w:val="99"/>
     <w:semiHidden/>
     <w:unhideWhenUsed/>
@@ -32443,9 +32443,9 @@
       </w:tcPr>
     </w:tblStylePr>
   </w:style>
-  <w:style w:type="table" w:styleId="Tabelgitter-lys">
+  <w:style w:type="table" w:styleId="TableGridLight">
     <w:name w:val="Grid Table Light"/>
-    <w:basedOn w:val="Tabel-Normal"/>
+    <w:basedOn w:val="TableNormal"/>
     <w:uiPriority w:val="40"/>
     <w:rsid w:val="000162D0"/>
     <w:pPr>
@@ -32462,9 +32462,9 @@
       </w:tblBorders>
     </w:tblPr>
   </w:style>
-  <w:style w:type="table" w:styleId="Tabel-Liste1">
+  <w:style w:type="table" w:styleId="TableList1">
     <w:name w:val="Table List 1"/>
-    <w:basedOn w:val="Tabel-Normal"/>
+    <w:basedOn w:val="TableNormal"/>
     <w:uiPriority w:val="99"/>
     <w:semiHidden/>
     <w:unhideWhenUsed/>
@@ -32545,9 +32545,9 @@
       </w:tcPr>
     </w:tblStylePr>
   </w:style>
-  <w:style w:type="table" w:styleId="Tabel-Liste2">
+  <w:style w:type="table" w:styleId="TableList2">
     <w:name w:val="Table List 2"/>
-    <w:basedOn w:val="Tabel-Normal"/>
+    <w:basedOn w:val="TableNormal"/>
     <w:uiPriority w:val="99"/>
     <w:semiHidden/>
     <w:unhideWhenUsed/>
@@ -32623,9 +32623,9 @@
       </w:tcPr>
     </w:tblStylePr>
   </w:style>
-  <w:style w:type="table" w:styleId="Tabel-Liste3">
+  <w:style w:type="table" w:styleId="TableList3">
     <w:name w:val="Table List 3"/>
-    <w:basedOn w:val="Tabel-Normal"/>
+    <w:basedOn w:val="TableNormal"/>
     <w:uiPriority w:val="99"/>
     <w:semiHidden/>
     <w:unhideWhenUsed/>
@@ -32680,9 +32680,9 @@
       </w:tcPr>
     </w:tblStylePr>
   </w:style>
-  <w:style w:type="table" w:styleId="Tabel-Liste4">
+  <w:style w:type="table" w:styleId="TableList4">
     <w:name w:val="Table List 4"/>
-    <w:basedOn w:val="Tabel-Normal"/>
+    <w:basedOn w:val="TableNormal"/>
     <w:uiPriority w:val="99"/>
     <w:semiHidden/>
     <w:unhideWhenUsed/>
@@ -32716,9 +32716,9 @@
       </w:tcPr>
     </w:tblStylePr>
   </w:style>
-  <w:style w:type="table" w:styleId="Tabel-Liste5">
+  <w:style w:type="table" w:styleId="TableList5">
     <w:name w:val="Table List 5"/>
-    <w:basedOn w:val="Tabel-Normal"/>
+    <w:basedOn w:val="TableNormal"/>
     <w:uiPriority w:val="99"/>
     <w:semiHidden/>
     <w:unhideWhenUsed/>
@@ -32763,9 +32763,9 @@
       </w:tcPr>
     </w:tblStylePr>
   </w:style>
-  <w:style w:type="table" w:styleId="Tabel-Liste6">
+  <w:style w:type="table" w:styleId="TableList6">
     <w:name w:val="Table List 6"/>
-    <w:basedOn w:val="Tabel-Normal"/>
+    <w:basedOn w:val="TableNormal"/>
     <w:uiPriority w:val="99"/>
     <w:semiHidden/>
     <w:unhideWhenUsed/>
@@ -32821,9 +32821,9 @@
       </w:tcPr>
     </w:tblStylePr>
   </w:style>
-  <w:style w:type="table" w:styleId="Tabel-Liste7">
+  <w:style w:type="table" w:styleId="TableList7">
     <w:name w:val="Table List 7"/>
-    <w:basedOn w:val="Tabel-Normal"/>
+    <w:basedOn w:val="TableNormal"/>
     <w:uiPriority w:val="99"/>
     <w:semiHidden/>
     <w:unhideWhenUsed/>
@@ -32917,9 +32917,9 @@
       </w:tcPr>
     </w:tblStylePr>
   </w:style>
-  <w:style w:type="table" w:styleId="Tabel-Liste8">
+  <w:style w:type="table" w:styleId="TableList8">
     <w:name w:val="Table List 8"/>
-    <w:basedOn w:val="Tabel-Normal"/>
+    <w:basedOn w:val="TableNormal"/>
     <w:uiPriority w:val="99"/>
     <w:semiHidden/>
     <w:unhideWhenUsed/>
@@ -33015,9 +33015,9 @@
       </w:tcPr>
     </w:tblStylePr>
   </w:style>
-  <w:style w:type="table" w:styleId="Tabel-Professionel">
+  <w:style w:type="table" w:styleId="TableProfessional">
     <w:name w:val="Table Professional"/>
-    <w:basedOn w:val="Tabel-Normal"/>
+    <w:basedOn w:val="TableNormal"/>
     <w:uiPriority w:val="99"/>
     <w:semiHidden/>
     <w:unhideWhenUsed/>
@@ -33051,9 +33051,9 @@
       </w:tcPr>
     </w:tblStylePr>
   </w:style>
-  <w:style w:type="table" w:styleId="Tabel-Enkelt1">
+  <w:style w:type="table" w:styleId="TableSimple1">
     <w:name w:val="Table Simple 1"/>
-    <w:basedOn w:val="Tabel-Normal"/>
+    <w:basedOn w:val="TableNormal"/>
     <w:uiPriority w:val="99"/>
     <w:semiHidden/>
     <w:unhideWhenUsed/>
@@ -33088,9 +33088,9 @@
       </w:tcPr>
     </w:tblStylePr>
   </w:style>
-  <w:style w:type="table" w:styleId="Tabel-Enkelt2">
+  <w:style w:type="table" w:styleId="TableSimple2">
     <w:name w:val="Table Simple 2"/>
-    <w:basedOn w:val="Tabel-Normal"/>
+    <w:basedOn w:val="TableNormal"/>
     <w:uiPriority w:val="99"/>
     <w:semiHidden/>
     <w:unhideWhenUsed/>
@@ -33182,9 +33182,9 @@
       </w:tcPr>
     </w:tblStylePr>
   </w:style>
-  <w:style w:type="table" w:styleId="Tabel-Enkelt3">
+  <w:style w:type="table" w:styleId="TableSimple3">
     <w:name w:val="Table Simple 3"/>
-    <w:basedOn w:val="Tabel-Normal"/>
+    <w:basedOn w:val="TableNormal"/>
     <w:uiPriority w:val="99"/>
     <w:semiHidden/>
     <w:unhideWhenUsed/>
@@ -33216,9 +33216,9 @@
       </w:tcPr>
     </w:tblStylePr>
   </w:style>
-  <w:style w:type="table" w:styleId="Tabel-Hrfin1">
+  <w:style w:type="table" w:styleId="TableSubtle1">
     <w:name w:val="Table Subtle 1"/>
-    <w:basedOn w:val="Tabel-Normal"/>
+    <w:basedOn w:val="TableNormal"/>
     <w:uiPriority w:val="99"/>
     <w:semiHidden/>
     <w:unhideWhenUsed/>
@@ -33306,9 +33306,9 @@
       </w:tcPr>
     </w:tblStylePr>
   </w:style>
-  <w:style w:type="table" w:styleId="Tabel-Hrfin2">
+  <w:style w:type="table" w:styleId="TableSubtle2">
     <w:name w:val="Table Subtle 2"/>
-    <w:basedOn w:val="Tabel-Normal"/>
+    <w:basedOn w:val="TableNormal"/>
     <w:uiPriority w:val="99"/>
     <w:semiHidden/>
     <w:unhideWhenUsed/>
@@ -33388,9 +33388,9 @@
       </w:tcPr>
     </w:tblStylePr>
   </w:style>
-  <w:style w:type="table" w:styleId="Tabel-Tema">
+  <w:style w:type="table" w:styleId="TableTheme">
     <w:name w:val="Table Theme"/>
-    <w:basedOn w:val="Tabel-Normal"/>
+    <w:basedOn w:val="TableNormal"/>
     <w:uiPriority w:val="99"/>
     <w:semiHidden/>
     <w:unhideWhenUsed/>
@@ -33406,9 +33406,9 @@
       </w:tblBorders>
     </w:tblPr>
   </w:style>
-  <w:style w:type="table" w:styleId="Tabel-Web1">
+  <w:style w:type="table" w:styleId="TableWeb1">
     <w:name w:val="Table Web 1"/>
-    <w:basedOn w:val="Tabel-Normal"/>
+    <w:basedOn w:val="TableNormal"/>
     <w:uiPriority w:val="99"/>
     <w:semiHidden/>
     <w:unhideWhenUsed/>
@@ -33443,9 +33443,9 @@
       </w:tcPr>
     </w:tblStylePr>
   </w:style>
-  <w:style w:type="table" w:styleId="Tabel-Web2">
+  <w:style w:type="table" w:styleId="TableWeb2">
     <w:name w:val="Table Web 2"/>
-    <w:basedOn w:val="Tabel-Normal"/>
+    <w:basedOn w:val="TableNormal"/>
     <w:uiPriority w:val="99"/>
     <w:semiHidden/>
     <w:unhideWhenUsed/>
@@ -33480,9 +33480,9 @@
       </w:tcPr>
     </w:tblStylePr>
   </w:style>
-  <w:style w:type="table" w:styleId="Tabel-Web3">
+  <w:style w:type="table" w:styleId="TableWeb3">
     <w:name w:val="Table Web 3"/>
-    <w:basedOn w:val="Tabel-Normal"/>
+    <w:basedOn w:val="TableNormal"/>
     <w:uiPriority w:val="99"/>
     <w:semiHidden/>
     <w:unhideWhenUsed/>
@@ -33519,7 +33519,7 @@
   </w:style>
   <w:style w:type="character" w:customStyle="1" w:styleId="UnresolvedMention1">
     <w:name w:val="Unresolved Mention1"/>
-    <w:basedOn w:val="Standardskrifttypeiafsnit"/>
+    <w:basedOn w:val="DefaultParagraphFont"/>
     <w:uiPriority w:val="99"/>
     <w:semiHidden/>
     <w:rsid w:val="000162D0"/>
@@ -33591,7 +33591,7 @@
   </w:style>
   <w:style w:type="table" w:customStyle="1" w:styleId="Ramboll-Table">
     <w:name w:val="Ramboll - Table"/>
-    <w:basedOn w:val="Tabel-Normal"/>
+    <w:basedOn w:val="TableNormal"/>
     <w:uiPriority w:val="99"/>
     <w:rsid w:val="00FE4348"/>
     <w:pPr>
@@ -33641,10 +33641,10 @@
       <w:b/>
     </w:rPr>
   </w:style>
-  <w:style w:type="character" w:customStyle="1" w:styleId="Indholdsfortegnelse4Tegn">
-    <w:name w:val="Indholdsfortegnelse 4 Tegn"/>
-    <w:basedOn w:val="Standardskrifttypeiafsnit"/>
-    <w:link w:val="Indholdsfortegnelse4"/>
+  <w:style w:type="character" w:customStyle="1" w:styleId="TOC4Char">
+    <w:name w:val="TOC 4 Char"/>
+    <w:basedOn w:val="DefaultParagraphFont"/>
+    <w:link w:val="TOC4"/>
     <w:uiPriority w:val="39"/>
     <w:rsid w:val="00C72D20"/>
     <w:rPr>
@@ -33704,7 +33704,7 @@
   </w:style>
   <w:style w:type="character" w:customStyle="1" w:styleId="FrontpageHeading1Char">
     <w:name w:val="Frontpage Heading 1 Char"/>
-    <w:basedOn w:val="Standardskrifttypeiafsnit"/>
+    <w:basedOn w:val="DefaultParagraphFont"/>
     <w:link w:val="FrontpageHeading1"/>
     <w:uiPriority w:val="6"/>
     <w:rsid w:val="001E1890"/>
@@ -33757,7 +33757,7 @@
   </w:style>
   <w:style w:type="character" w:customStyle="1" w:styleId="Template-ReftoFrontpageheading2Char">
     <w:name w:val="Template - Ref to Frontpage heading 2 Char"/>
-    <w:basedOn w:val="Standardskrifttypeiafsnit"/>
+    <w:basedOn w:val="DefaultParagraphFont"/>
     <w:link w:val="Template-ReftoFrontpageheading2"/>
     <w:uiPriority w:val="8"/>
     <w:semiHidden/>
@@ -33936,7 +33936,7 @@
   </w:style>
   <w:style w:type="paragraph" w:customStyle="1" w:styleId="TOCHeading-Indent">
     <w:name w:val="TOC Heading - Indent"/>
-    <w:basedOn w:val="Overskrift"/>
+    <w:basedOn w:val="TOCHeading"/>
     <w:uiPriority w:val="39"/>
     <w:semiHidden/>
     <w:rsid w:val="00A27A90"/>
@@ -33978,7 +33978,7 @@
       <w:lang w:eastAsia="da-DK"/>
     </w:rPr>
   </w:style>
-  <w:style w:type="paragraph" w:styleId="Korrektur">
+  <w:style w:type="paragraph" w:styleId="Revision">
     <w:name w:val="Revision"/>
     <w:hidden/>
     <w:uiPriority w:val="99"/>
@@ -33992,7 +33992,7 @@
 </file>
 
 <file path=word/glossary/document.xml><?xml version="1.0" encoding="utf-8"?>
-<w:glossaryDocument xmlns:wpc="http://schemas.microsoft.com/office/word/2010/wordprocessingCanvas" xmlns:cx="http://schemas.microsoft.com/office/drawing/2014/chartex" xmlns:cx1="http://schemas.microsoft.com/office/drawing/2015/9/8/chartex" xmlns:cx2="http://schemas.microsoft.com/office/drawing/2015/10/21/chartex" xmlns:cx3="http://schemas.microsoft.com/office/drawing/2016/5/9/chartex" xmlns:cx4="http://schemas.microsoft.com/office/drawing/2016/5/10/chartex" xmlns:cx5="http://schemas.microsoft.com/office/drawing/2016/5/11/chartex" xmlns:cx6="http://schemas.microsoft.com/office/drawing/2016/5/12/chartex" xmlns:cx7="http://schemas.microsoft.com/office/drawing/2016/5/13/chartex" xmlns:cx8="http://schemas.microsoft.com/office/drawing/2016/5/14/chartex" xmlns:mc="http://schemas.openxmlformats.org/markup-compatibility/2006" xmlns:aink="http://schemas.microsoft.com/office/drawing/2016/ink" xmlns:am3d="http://schemas.microsoft.com/office/drawing/2017/model3d" xmlns:o="urn:schemas-microsoft-com:office:office" xmlns:oel="http://schemas.microsoft.com/office/2019/extlst" xmlns:r="http://schemas.openxmlformats.org/officeDocument/2006/relationships" xmlns:m="http://schemas.openxmlformats.org/officeDocument/2006/math" xmlns:v="urn:schemas-microsoft-com:vml" xmlns:wp14="http://schemas.microsoft.com/office/word/2010/wordprocessingDrawing" xmlns:wp="http://schemas.openxmlformats.org/drawingml/2006/wordprocessingDrawing" xmlns:w10="urn:schemas-microsoft-com:office:word" xmlns:w="http://schemas.openxmlformats.org/wordprocessingml/2006/main" xmlns:w14="http://schemas.microsoft.com/office/word/2010/wordml" xmlns:w15="http://schemas.microsoft.com/office/word/2012/wordml" xmlns:w16cei="http://schemas.microsoft.com/office/word/2026/wordml/cei" xmlns:w16cex="http://schemas.microsoft.com/office/word/2018/wordml/cex" xmlns:w16cid="http://schemas.microsoft.com/office/word/2016/wordml/cid" xmlns:w16="http://schemas.microsoft.com/office/word/2018/wordml" xmlns:w16du="http://schemas.microsoft.com/office/word/2023/wordml/word16du" xmlns:w16sdtdh="http://schemas.microsoft.com/office/word/2020/wordml/sdtdatahash" xmlns:w16sdtfl="http://schemas.microsoft.com/office/word/2024/wordml/sdtformatlock" xmlns:w16se="http://schemas.microsoft.com/office/word/2015/wordml/symex" xmlns:wpg="http://schemas.microsoft.com/office/word/2010/wordprocessingGroup" xmlns:wpi="http://schemas.microsoft.com/office/word/2010/wordprocessingInk" xmlns:wne="http://schemas.microsoft.com/office/word/2006/wordml" xmlns:wps="http://schemas.microsoft.com/office/word/2010/wordprocessingShape" mc:Ignorable="w14 w15 w16se w16cid w16 w16cex w16sdtdh w16sdtfl w16du wp14">
+<w:glossaryDocument xmlns:wpc="http://schemas.microsoft.com/office/word/2010/wordprocessingCanvas" xmlns:cx="http://schemas.microsoft.com/office/drawing/2014/chartex" xmlns:cx1="http://schemas.microsoft.com/office/drawing/2015/9/8/chartex" xmlns:cx2="http://schemas.microsoft.com/office/drawing/2015/10/21/chartex" xmlns:cx3="http://schemas.microsoft.com/office/drawing/2016/5/9/chartex" xmlns:cx4="http://schemas.microsoft.com/office/drawing/2016/5/10/chartex" xmlns:cx5="http://schemas.microsoft.com/office/drawing/2016/5/11/chartex" xmlns:cx6="http://schemas.microsoft.com/office/drawing/2016/5/12/chartex" xmlns:cx7="http://schemas.microsoft.com/office/drawing/2016/5/13/chartex" xmlns:cx8="http://schemas.microsoft.com/office/drawing/2016/5/14/chartex" xmlns:mc="http://schemas.openxmlformats.org/markup-compatibility/2006" xmlns:aink="http://schemas.microsoft.com/office/drawing/2016/ink" xmlns:am3d="http://schemas.microsoft.com/office/drawing/2017/model3d" xmlns:o="urn:schemas-microsoft-com:office:office" xmlns:oel="http://schemas.microsoft.com/office/2019/extlst" xmlns:r="http://schemas.openxmlformats.org/officeDocument/2006/relationships" xmlns:m="http://schemas.openxmlformats.org/officeDocument/2006/math" xmlns:v="urn:schemas-microsoft-com:vml" xmlns:wp14="http://schemas.microsoft.com/office/word/2010/wordprocessingDrawing" xmlns:wp="http://schemas.openxmlformats.org/drawingml/2006/wordprocessingDrawing" xmlns:w10="urn:schemas-microsoft-com:office:word" xmlns:w="http://schemas.openxmlformats.org/wordprocessingml/2006/main" xmlns:w14="http://schemas.microsoft.com/office/word/2010/wordml" xmlns:w15="http://schemas.microsoft.com/office/word/2012/wordml" xmlns:w16cex="http://schemas.microsoft.com/office/word/2018/wordml/cex" xmlns:w16cid="http://schemas.microsoft.com/office/word/2016/wordml/cid" xmlns:w16="http://schemas.microsoft.com/office/word/2018/wordml" xmlns:w16du="http://schemas.microsoft.com/office/word/2023/wordml/word16du" xmlns:w16sdtdh="http://schemas.microsoft.com/office/word/2020/wordml/sdtdatahash" xmlns:w16sdtfl="http://schemas.microsoft.com/office/word/2024/wordml/sdtformatlock" xmlns:w16se="http://schemas.microsoft.com/office/word/2015/wordml/symex" xmlns:wpg="http://schemas.microsoft.com/office/word/2010/wordprocessingGroup" xmlns:wpi="http://schemas.microsoft.com/office/word/2010/wordprocessingInk" xmlns:wne="http://schemas.microsoft.com/office/word/2006/wordml" xmlns:wps="http://schemas.microsoft.com/office/word/2010/wordprocessingShape" mc:Ignorable="w14 w15 w16se w16cid w16 w16cex w16sdtdh w16sdtfl w16du wp14">
   <w:docParts>
     <w:docPart>
       <w:docPartPr>
@@ -34016,7 +34016,7 @@
           </w:pPr>
           <w:r>
             <w:rPr>
-              <w:rStyle w:val="Pladsholdertekst"/>
+              <w:rStyle w:val="PlaceholderText"/>
             </w:rPr>
             <w:t>[Title]</w:t>
           </w:r>
@@ -34213,6 +34213,7 @@
     <w:rsid w:val="0004512F"/>
     <w:rsid w:val="0004748F"/>
     <w:rsid w:val="0006632B"/>
+    <w:rsid w:val="00082B84"/>
     <w:rsid w:val="00084418"/>
     <w:rsid w:val="000A1C6A"/>
     <w:rsid w:val="000D3ECB"/>
@@ -34252,6 +34253,7 @@
     <w:rsid w:val="003D6656"/>
     <w:rsid w:val="003D7B2D"/>
     <w:rsid w:val="003E148B"/>
+    <w:rsid w:val="0040436A"/>
     <w:rsid w:val="00435762"/>
     <w:rsid w:val="00474879"/>
     <w:rsid w:val="004762B9"/>
@@ -34354,7 +34356,7 @@
   <w:themeFontLang w:val="da-DK" w:eastAsia="ja-JP" w:bidi="ar-SA"/>
   <w:clrSchemeMapping w:bg1="light1" w:t1="dark1" w:bg2="light2" w:t2="dark2" w:accent1="accent1" w:accent2="accent2" w:accent3="accent3" w:accent4="accent4" w:accent5="accent5" w:accent6="accent6" w:hyperlink="hyperlink" w:followedHyperlink="followedHyperlink"/>
   <w:decimalSymbol w:val=","/>
-  <w:listSeparator w:val=","/>
+  <w:listSeparator w:val=";"/>
   <w15:chartTrackingRefBased/>
 </w:settings>
 </file>
@@ -34764,13 +34766,13 @@
       <w:szCs w:val="3276"/>
     </w:rPr>
   </w:style>
-  <w:style w:type="character" w:default="1" w:styleId="Standardskrifttypeiafsnit">
+  <w:style w:type="character" w:default="1" w:styleId="DefaultParagraphFont">
     <w:name w:val="Default Paragraph Font"/>
     <w:uiPriority w:val="1"/>
     <w:semiHidden/>
     <w:unhideWhenUsed/>
   </w:style>
-  <w:style w:type="table" w:default="1" w:styleId="Tabel-Normal">
+  <w:style w:type="table" w:default="1" w:styleId="TableNormal">
     <w:name w:val="Normal Table"/>
     <w:uiPriority w:val="99"/>
     <w:semiHidden/>
@@ -34785,15 +34787,15 @@
       </w:tblCellMar>
     </w:tblPr>
   </w:style>
-  <w:style w:type="numbering" w:default="1" w:styleId="Ingenoversigt">
+  <w:style w:type="numbering" w:default="1" w:styleId="NoList">
     <w:name w:val="No List"/>
     <w:uiPriority w:val="99"/>
     <w:semiHidden/>
     <w:unhideWhenUsed/>
   </w:style>
-  <w:style w:type="character" w:styleId="Pladsholdertekst">
+  <w:style w:type="character" w:styleId="PlaceholderText">
     <w:name w:val="Placeholder Text"/>
-    <w:basedOn w:val="Standardskrifttypeiafsnit"/>
+    <w:basedOn w:val="DefaultParagraphFont"/>
     <w:uiPriority w:val="99"/>
     <w:semiHidden/>
     <w:rsid w:val="00C436EB"/>
@@ -35052,6 +35054,12 @@
 </file>
 
 <file path=customXml/item1.xml><?xml version="1.0" encoding="utf-8"?>
+<p:properties xmlns:p="http://schemas.microsoft.com/office/2006/metadata/properties" xmlns:xsi="http://www.w3.org/2001/XMLSchema-instance" xmlns:pc="http://schemas.microsoft.com/office/infopath/2007/PartnerControls">
+  <documentManagement/>
+</p:properties>
+</file>
+
+<file path=customXml/item2.xml><?xml version="1.0" encoding="utf-8"?>
 <?mso-contentType ?>
 <FormTemplates xmlns="http://schemas.microsoft.com/sharepoint/v3/contenttype/forms">
   <Display>DocumentLibraryForm</Display>
@@ -35060,13 +35068,11 @@
 </FormTemplates>
 </file>
 
-<file path=customXml/item2.xml><?xml version="1.0" encoding="utf-8"?>
-<p:properties xmlns:p="http://schemas.microsoft.com/office/2006/metadata/properties" xmlns:xsi="http://www.w3.org/2001/XMLSchema-instance" xmlns:pc="http://schemas.microsoft.com/office/infopath/2007/PartnerControls">
-  <documentManagement/>
-</p:properties>
+<file path=customXml/item3.xml><?xml version="1.0" encoding="utf-8"?>
+<b:Sources xmlns:b="http://schemas.openxmlformats.org/officeDocument/2006/bibliography" xmlns="http://schemas.openxmlformats.org/officeDocument/2006/bibliography" SelectedStyle="\APASixthEditionOfficeOnline.xsl" StyleName="APA" Version="6"/>
 </file>
 
-<file path=customXml/item3.xml><?xml version="1.0" encoding="utf-8"?>
+<file path=customXml/item4.xml><?xml version="1.0" encoding="utf-8"?>
 <ct:contentTypeSchema xmlns:ct="http://schemas.microsoft.com/office/2006/metadata/contentType" xmlns:ma="http://schemas.microsoft.com/office/2006/metadata/properties/metaAttributes" ct:_="" ma:_="" ma:contentTypeName="Document" ma:contentTypeID="0x01010057E82F1AC96EBD4C80B8E5BCF4A18160" ma:contentTypeVersion="3" ma:contentTypeDescription="Create a new document." ma:contentTypeScope="" ma:versionID="4f830f4d57684f96c95d804c1f6e076a">
   <xsd:schema xmlns:xsd="http://www.w3.org/2001/XMLSchema" xmlns:xs="http://www.w3.org/2001/XMLSchema" xmlns:p="http://schemas.microsoft.com/office/2006/metadata/properties" xmlns:ns2="16623a2b-bfa6-483a-947f-2936f6235951" targetNamespace="http://schemas.microsoft.com/office/2006/metadata/properties" ma:root="true" ma:fieldsID="8bb55d0eda7dfdccba7dc0f5765567c9" ns2:_="">
     <xsd:import namespace="16623a2b-bfa6-483a-947f-2936f6235951"/>
@@ -35204,19 +35210,7 @@
 </ct:contentTypeSchema>
 </file>
 
-<file path=customXml/item4.xml><?xml version="1.0" encoding="utf-8"?>
-<b:Sources xmlns:b="http://schemas.openxmlformats.org/officeDocument/2006/bibliography" xmlns="http://schemas.openxmlformats.org/officeDocument/2006/bibliography" SelectedStyle="\APASixthEditionOfficeOnline.xsl" StyleName="APA" Version="6"/>
-</file>
-
 <file path=customXml/itemProps1.xml><?xml version="1.0" encoding="utf-8"?>
-<ds:datastoreItem xmlns:ds="http://schemas.openxmlformats.org/officeDocument/2006/customXml" ds:itemID="{41E57539-CBB0-4D24-915F-FFDCF601D1CE}">
-  <ds:schemaRefs>
-    <ds:schemaRef ds:uri="http://schemas.microsoft.com/sharepoint/v3/contenttype/forms"/>
-  </ds:schemaRefs>
-</ds:datastoreItem>
-</file>
-
-<file path=customXml/itemProps2.xml><?xml version="1.0" encoding="utf-8"?>
 <ds:datastoreItem xmlns:ds="http://schemas.openxmlformats.org/officeDocument/2006/customXml" ds:itemID="{CD64ABE4-435D-48EA-9667-266901E4B523}">
   <ds:schemaRefs>
     <ds:schemaRef ds:uri="http://schemas.microsoft.com/office/2006/metadata/properties"/>
@@ -35225,7 +35219,23 @@
 </ds:datastoreItem>
 </file>
 
+<file path=customXml/itemProps2.xml><?xml version="1.0" encoding="utf-8"?>
+<ds:datastoreItem xmlns:ds="http://schemas.openxmlformats.org/officeDocument/2006/customXml" ds:itemID="{41E57539-CBB0-4D24-915F-FFDCF601D1CE}">
+  <ds:schemaRefs>
+    <ds:schemaRef ds:uri="http://schemas.microsoft.com/sharepoint/v3/contenttype/forms"/>
+  </ds:schemaRefs>
+</ds:datastoreItem>
+</file>
+
 <file path=customXml/itemProps3.xml><?xml version="1.0" encoding="utf-8"?>
+<ds:datastoreItem xmlns:ds="http://schemas.openxmlformats.org/officeDocument/2006/customXml" ds:itemID="{B8DA2F8E-902B-4DD1-BF8B-63DA3CAA81D9}">
+  <ds:schemaRefs>
+    <ds:schemaRef ds:uri="http://schemas.openxmlformats.org/officeDocument/2006/bibliography"/>
+  </ds:schemaRefs>
+</ds:datastoreItem>
+</file>
+
+<file path=customXml/itemProps4.xml><?xml version="1.0" encoding="utf-8"?>
 <ds:datastoreItem xmlns:ds="http://schemas.openxmlformats.org/officeDocument/2006/customXml" ds:itemID="{E560D3D9-9571-4332-94D0-D942FD9805B1}">
   <ds:schemaRefs>
     <ds:schemaRef ds:uri="http://schemas.microsoft.com/office/2006/metadata/contentType"/>
@@ -35241,12 +35251,4 @@
     <ds:schemaRef ds:uri="http://schemas.microsoft.com/internal/obd"/>
   </ds:schemaRefs>
 </ds:datastoreItem>
-</file>
-
-<file path=customXml/itemProps4.xml><?xml version="1.0" encoding="utf-8"?>
-<ds:datastoreItem xmlns:ds="http://schemas.openxmlformats.org/officeDocument/2006/customXml" ds:itemID="{B8DA2F8E-902B-4DD1-BF8B-63DA3CAA81D9}">
-  <ds:schemaRefs>
-    <ds:schemaRef ds:uri="http://schemas.openxmlformats.org/officeDocument/2006/bibliography"/>
-  </ds:schemaRefs>
-</ds:datastoreItem>
 </file>